--- a/Computer Architecture/06-11-25/Contents.docx
+++ b/Computer Architecture/06-11-25/Contents.docx
@@ -1,6 +1,6 @@
 
 <file path=word/document.xml><?xml version="1.0" encoding="utf-8"?>
-<w:document xmlns:wpc="http://schemas.microsoft.com/office/word/2010/wordprocessingCanvas" xmlns:cx="http://schemas.microsoft.com/office/drawing/2014/chartex" xmlns:cx1="http://schemas.microsoft.com/office/drawing/2015/9/8/chartex" xmlns:cx2="http://schemas.microsoft.com/office/drawing/2015/10/21/chartex" xmlns:cx3="http://schemas.microsoft.com/office/drawing/2016/5/9/chartex" xmlns:cx4="http://schemas.microsoft.com/office/drawing/2016/5/10/chartex" xmlns:cx5="http://schemas.microsoft.com/office/drawing/2016/5/11/chartex" xmlns:cx6="http://schemas.microsoft.com/office/drawing/2016/5/12/chartex" xmlns:cx7="http://schemas.microsoft.com/office/drawing/2016/5/13/chartex" xmlns:cx8="http://schemas.microsoft.com/office/drawing/2016/5/14/chartex" xmlns:mc="http://schemas.openxmlformats.org/markup-compatibility/2006" xmlns:aink="http://schemas.microsoft.com/office/drawing/2016/ink" xmlns:am3d="http://schemas.microsoft.com/office/drawing/2017/model3d" xmlns:o="urn:schemas-microsoft-com:office:office" xmlns:oel="http://schemas.microsoft.com/office/2019/extlst" xmlns:r="http://schemas.openxmlformats.org/officeDocument/2006/relationships" xmlns:m="http://schemas.openxmlformats.org/officeDocument/2006/math" xmlns:v="urn:schemas-microsoft-com:vml" xmlns:wp14="http://schemas.microsoft.com/office/word/2010/wordprocessingDrawing" xmlns:wp="http://schemas.openxmlformats.org/drawingml/2006/wordprocessingDrawing" xmlns:w10="urn:schemas-microsoft-com:office:word" xmlns:w="http://schemas.openxmlformats.org/wordprocessingml/2006/main" xmlns:w14="http://schemas.microsoft.com/office/word/2010/wordml" xmlns:w15="http://schemas.microsoft.com/office/word/2012/wordml" xmlns:w16cex="http://schemas.microsoft.com/office/word/2018/wordml/cex" xmlns:w16cid="http://schemas.microsoft.com/office/word/2016/wordml/cid" xmlns:w16="http://schemas.microsoft.com/office/word/2018/wordml" xmlns:w16du="http://schemas.microsoft.com/office/word/2023/wordml/word16du" xmlns:w16sdtdh="http://schemas.microsoft.com/office/word/2020/wordml/sdtdatahash" xmlns:w16sdtfl="http://schemas.microsoft.com/office/word/2024/wordml/sdtformatlock" xmlns:w16se="http://schemas.microsoft.com/office/word/2015/wordml/symex" xmlns:wpg="http://schemas.microsoft.com/office/word/2010/wordprocessingGroup" xmlns:wpi="http://schemas.microsoft.com/office/word/2010/wordprocessingInk" xmlns:wne="http://schemas.microsoft.com/office/word/2006/wordml" xmlns:wps="http://schemas.microsoft.com/office/word/2010/wordprocessingShape" mc:Ignorable="w14 w15 w16se w16cid w16 w16cex w16sdtdh w16sdtfl w16du wp14">
+<w:document xmlns:wpc="http://schemas.microsoft.com/office/word/2010/wordprocessingCanvas" xmlns:cx="http://schemas.microsoft.com/office/drawing/2014/chartex" xmlns:cx1="http://schemas.microsoft.com/office/drawing/2015/9/8/chartex" xmlns:cx2="http://schemas.microsoft.com/office/drawing/2015/10/21/chartex" xmlns:cx3="http://schemas.microsoft.com/office/drawing/2016/5/9/chartex" xmlns:cx4="http://schemas.microsoft.com/office/drawing/2016/5/10/chartex" xmlns:cx5="http://schemas.microsoft.com/office/drawing/2016/5/11/chartex" xmlns:cx6="http://schemas.microsoft.com/office/drawing/2016/5/12/chartex" xmlns:cx7="http://schemas.microsoft.com/office/drawing/2016/5/13/chartex" xmlns:cx8="http://schemas.microsoft.com/office/drawing/2016/5/14/chartex" xmlns:mc="http://schemas.openxmlformats.org/markup-compatibility/2006" xmlns:aink="http://schemas.microsoft.com/office/drawing/2016/ink" xmlns:am3d="http://schemas.microsoft.com/office/drawing/2017/model3d" xmlns:o="urn:schemas-microsoft-com:office:office" xmlns:oel="http://schemas.microsoft.com/office/2019/extlst" xmlns:r="http://schemas.openxmlformats.org/officeDocument/2006/relationships" xmlns:m="http://schemas.openxmlformats.org/officeDocument/2006/math" xmlns:v="urn:schemas-microsoft-com:vml" xmlns:wp14="http://schemas.microsoft.com/office/word/2010/wordprocessingDrawing" xmlns:wp="http://schemas.openxmlformats.org/drawingml/2006/wordprocessingDrawing" xmlns:w10="urn:schemas-microsoft-com:office:word" xmlns:w="http://schemas.openxmlformats.org/wordprocessingml/2006/main" xmlns:w14="http://schemas.microsoft.com/office/word/2010/wordml" xmlns:w15="http://schemas.microsoft.com/office/word/2012/wordml" xmlns:w16cex="http://schemas.microsoft.com/office/word/2018/wordml/cex" xmlns:w16cid="http://schemas.microsoft.com/office/word/2016/wordml/cid" xmlns:w16="http://schemas.microsoft.com/office/word/2018/wordml" xmlns:w16du="http://schemas.microsoft.com/office/word/2023/wordml/word16du" xmlns:w16sdtdh="http://schemas.microsoft.com/office/word/2020/wordml/sdtdatahash" xmlns:w16se="http://schemas.microsoft.com/office/word/2015/wordml/symex" xmlns:wpg="http://schemas.microsoft.com/office/word/2010/wordprocessingGroup" xmlns:wpi="http://schemas.microsoft.com/office/word/2010/wordprocessingInk" xmlns:wne="http://schemas.microsoft.com/office/word/2006/wordml" xmlns:wps="http://schemas.microsoft.com/office/word/2010/wordprocessingShape" mc:Ignorable="w14 w15 w16se w16cid w16 w16cex w16sdtdh w16du wp14">
   <w:body>
     <w:sdt>
       <w:sdtPr>
@@ -10,6 +10,7 @@
           <w:docPartUnique/>
         </w:docPartObj>
       </w:sdtPr>
+      <w:sdtEndPr/>
       <w:sdtContent>
         <w:p/>
         <w:p>
@@ -115,7 +116,7 @@
                                         <w:sz w:val="72"/>
                                         <w:szCs w:val="72"/>
                                       </w:rPr>
-                                      <w:t>Report</w:t>
+                                      <w:t>Gales Lab</w:t>
                                     </w:r>
                                   </w:sdtContent>
                                 </w:sdt>
@@ -184,7 +185,7 @@
                     <v:stroke joinstyle="miter"/>
                     <v:path gradientshapeok="t" o:connecttype="rect"/>
                   </v:shapetype>
-                  <v:shape id="Text Box 32" o:spid="_x0000_s1026" type="#_x0000_t202" style="position:absolute;margin-left:0;margin-top:0;width:369pt;height:529.2pt;z-index:251660288;visibility:visible;mso-wrap-style:square;mso-width-percent:790;mso-height-percent:350;mso-left-percent:77;mso-top-percent:540;mso-wrap-distance-left:14.4pt;mso-wrap-distance-top:0;mso-wrap-distance-right:14.4pt;mso-wrap-distance-bottom:0;mso-position-horizontal-relative:margin;mso-position-vertical-relative:page;mso-width-percent:790;mso-height-percent:350;mso-left-percent:77;mso-top-percent:540;mso-width-relative:margin;mso-height-relative:page;v-text-anchor:top" o:gfxdata="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" filled="f" stroked="f" strokeweight=".5pt">
+                  <v:shape id="Text Box 32" o:spid="_x0000_s1026" type="#_x0000_t202" style="position:absolute;margin-left:0;margin-top:0;width:369pt;height:529.2pt;z-index:251660288;visibility:visible;mso-wrap-style:square;mso-width-percent:790;mso-height-percent:350;mso-left-percent:77;mso-top-percent:540;mso-wrap-distance-left:14.4pt;mso-wrap-distance-top:0;mso-wrap-distance-right:14.4pt;mso-wrap-distance-bottom:0;mso-position-horizontal-relative:margin;mso-position-vertical-relative:page;mso-width-percent:790;mso-height-percent:350;mso-left-percent:77;mso-top-percent:540;mso-width-relative:margin;mso-height-relative:page;v-text-anchor:top" o:gfxdata="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" filled="f" stroked="f" strokeweight=".5pt">
                     <v:textbox style="mso-fit-shape-to-text:t" inset="0,0,0,0">
                       <w:txbxContent>
                         <w:p>
@@ -217,7 +218,7 @@
                                   <w:sz w:val="72"/>
                                   <w:szCs w:val="72"/>
                                 </w:rPr>
-                                <w:t>Report</w:t>
+                                <w:t>Gales Lab</w:t>
                               </w:r>
                             </w:sdtContent>
                           </w:sdt>
@@ -398,7 +399,7 @@
               </mc:Choice>
               <mc:Fallback>
                 <w:pict>
-                  <v:rect w14:anchorId="616A13C8" id="Rectangle 33" o:spid="_x0000_s1027" style="position:absolute;margin-left:-4.4pt;margin-top:0;width:46.8pt;height:77.75pt;z-index:251659264;visibility:visible;mso-wrap-style:square;mso-width-percent:76;mso-height-percent:98;mso-top-percent:23;mso-wrap-distance-left:9pt;mso-wrap-distance-top:0;mso-wrap-distance-right:9pt;mso-wrap-distance-bottom:0;mso-position-horizontal:right;mso-position-horizontal-relative:margin;mso-position-vertical-relative:page;mso-width-percent:76;mso-height-percent:98;mso-top-percent:23;mso-width-relative:page;mso-height-relative:page;v-text-anchor:bottom" o:gfxdata="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" fillcolor="#156082 [3204]" stroked="f" strokeweight="1.5pt">
+                  <v:rect w14:anchorId="616A13C8" id="Rectangle 33" o:spid="_x0000_s1027" style="position:absolute;margin-left:-4.4pt;margin-top:0;width:46.8pt;height:77.75pt;z-index:251659264;visibility:visible;mso-wrap-style:square;mso-width-percent:76;mso-height-percent:98;mso-top-percent:23;mso-wrap-distance-left:9pt;mso-wrap-distance-top:0;mso-wrap-distance-right:9pt;mso-wrap-distance-bottom:0;mso-position-horizontal:right;mso-position-horizontal-relative:margin;mso-position-vertical-relative:page;mso-width-percent:76;mso-height-percent:98;mso-top-percent:23;mso-width-relative:page;mso-height-relative:page;v-text-anchor:bottom" o:gfxdata="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" fillcolor="#156082 [3204]" stroked="f" strokeweight="1.5pt">
                     <o:lock v:ext="edit" aspectratio="t"/>
                     <v:textbox inset="3.6pt,,3.6pt">
                       <w:txbxContent>
@@ -457,6 +458,15 @@
         </w:p>
         <w:sdt>
           <w:sdtPr>
+            <w:rPr>
+              <w:rFonts w:asciiTheme="minorHAnsi" w:eastAsiaTheme="minorHAnsi" w:hAnsiTheme="minorHAnsi" w:cstheme="minorBidi"/>
+              <w:color w:val="auto"/>
+              <w:kern w:val="2"/>
+              <w:sz w:val="24"/>
+              <w:szCs w:val="24"/>
+              <w:lang w:val="en-IE"/>
+              <w14:ligatures w14:val="standardContextual"/>
+            </w:rPr>
             <w:id w:val="-1038972639"/>
             <w:docPartObj>
               <w:docPartGallery w:val="Table of Contents"/>
@@ -465,16 +475,9 @@
           </w:sdtPr>
           <w:sdtEndPr>
             <w:rPr>
-              <w:rFonts w:asciiTheme="minorHAnsi" w:eastAsiaTheme="minorHAnsi" w:hAnsiTheme="minorHAnsi" w:cstheme="minorBidi"/>
               <w:b/>
               <w:bCs/>
               <w:noProof/>
-              <w:color w:val="auto"/>
-              <w:kern w:val="2"/>
-              <w:sz w:val="24"/>
-              <w:szCs w:val="24"/>
-              <w:lang w:val="en-IE"/>
-              <w14:ligatures w14:val="standardContextual"/>
             </w:rPr>
           </w:sdtEndPr>
           <w:sdtContent>
@@ -487,6 +490,15 @@
               </w:r>
             </w:p>
             <w:p>
+              <w:pPr>
+                <w:pStyle w:val="TOC1"/>
+                <w:tabs>
+                  <w:tab w:val="right" w:leader="dot" w:pos="9016"/>
+                </w:tabs>
+                <w:rPr>
+                  <w:noProof/>
+                </w:rPr>
+              </w:pPr>
               <w:r>
                 <w:fldChar w:fldCharType="begin"/>
               </w:r>
@@ -496,16 +508,2338 @@
               <w:r>
                 <w:fldChar w:fldCharType="separate"/>
               </w:r>
-              <w:r>
+              <w:hyperlink w:anchor="_Toc213576248" w:history="1">
+                <w:r>
+                  <w:rPr>
+                    <w:rStyle w:val="Hyperlink"/>
+                    <w:noProof/>
+                  </w:rPr>
+                  <w:t>AND</w:t>
+                </w:r>
+                <w:r>
+                  <w:rPr>
+                    <w:noProof/>
+                    <w:webHidden/>
+                  </w:rPr>
+                  <w:tab/>
+                </w:r>
+                <w:r>
+                  <w:rPr>
+                    <w:noProof/>
+                    <w:webHidden/>
+                  </w:rPr>
+                  <w:fldChar w:fldCharType="begin"/>
+                </w:r>
+                <w:r>
+                  <w:rPr>
+                    <w:noProof/>
+                    <w:webHidden/>
+                  </w:rPr>
+                  <w:instrText xml:space="preserve"> PAGEREF _Toc213576248 \h </w:instrText>
+                </w:r>
+                <w:r>
+                  <w:rPr>
+                    <w:noProof/>
+                    <w:webHidden/>
+                  </w:rPr>
+                </w:r>
+                <w:r>
+                  <w:rPr>
+                    <w:noProof/>
+                    <w:webHidden/>
+                  </w:rPr>
+                  <w:fldChar w:fldCharType="separate"/>
+                </w:r>
+                <w:r>
+                  <w:rPr>
+                    <w:noProof/>
+                    <w:webHidden/>
+                  </w:rPr>
+                  <w:t>3</w:t>
+                </w:r>
+                <w:r>
+                  <w:rPr>
+                    <w:noProof/>
+                    <w:webHidden/>
+                  </w:rPr>
+                  <w:fldChar w:fldCharType="end"/>
+                </w:r>
+              </w:hyperlink>
+            </w:p>
+            <w:p>
+              <w:pPr>
+                <w:pStyle w:val="TOC2"/>
+                <w:tabs>
+                  <w:tab w:val="right" w:leader="dot" w:pos="9016"/>
+                </w:tabs>
                 <w:rPr>
-                  <w:rFonts w:ascii="Times New Roman" w:hAnsi="Times New Roman"/>
+                  <w:noProof/>
+                </w:rPr>
+              </w:pPr>
+              <w:hyperlink w:anchor="_Toc213576249" w:history="1">
+                <w:r>
+                  <w:rPr>
+                    <w:rStyle w:val="Hyperlink"/>
+                    <w:noProof/>
+                    <w:lang w:val="en-US"/>
+                  </w:rPr>
+                  <w:t>Diagram:</w:t>
+                </w:r>
+                <w:r>
+                  <w:rPr>
+                    <w:noProof/>
+                    <w:webHidden/>
+                  </w:rPr>
+                  <w:tab/>
+                </w:r>
+                <w:r>
+                  <w:rPr>
+                    <w:noProof/>
+                    <w:webHidden/>
+                  </w:rPr>
+                  <w:fldChar w:fldCharType="begin"/>
+                </w:r>
+                <w:r>
+                  <w:rPr>
+                    <w:noProof/>
+                    <w:webHidden/>
+                  </w:rPr>
+                  <w:instrText xml:space="preserve"> PAGEREF _Toc213576249 \h </w:instrText>
+                </w:r>
+                <w:r>
+                  <w:rPr>
+                    <w:noProof/>
+                    <w:webHidden/>
+                  </w:rPr>
+                </w:r>
+                <w:r>
+                  <w:rPr>
+                    <w:noProof/>
+                    <w:webHidden/>
+                  </w:rPr>
+                  <w:fldChar w:fldCharType="separate"/>
+                </w:r>
+                <w:r>
+                  <w:rPr>
+                    <w:noProof/>
+                    <w:webHidden/>
+                  </w:rPr>
+                  <w:t>3</w:t>
+                </w:r>
+                <w:r>
+                  <w:rPr>
+                    <w:noProof/>
+                    <w:webHidden/>
+                  </w:rPr>
+                  <w:fldChar w:fldCharType="end"/>
+                </w:r>
+              </w:hyperlink>
+            </w:p>
+            <w:p>
+              <w:pPr>
+                <w:pStyle w:val="TOC2"/>
+                <w:tabs>
+                  <w:tab w:val="right" w:leader="dot" w:pos="9016"/>
+                </w:tabs>
+                <w:rPr>
+                  <w:noProof/>
+                </w:rPr>
+              </w:pPr>
+              <w:hyperlink w:anchor="_Toc213576250" w:history="1">
+                <w:r>
+                  <w:rPr>
+                    <w:rStyle w:val="Hyperlink"/>
+                    <w:noProof/>
+                    <w:lang w:val="en-US"/>
+                  </w:rPr>
+                  <w:t>True Table:</w:t>
+                </w:r>
+                <w:r>
+                  <w:rPr>
+                    <w:noProof/>
+                    <w:webHidden/>
+                  </w:rPr>
+                  <w:tab/>
+                </w:r>
+                <w:r>
+                  <w:rPr>
+                    <w:noProof/>
+                    <w:webHidden/>
+                  </w:rPr>
+                  <w:fldChar w:fldCharType="begin"/>
+                </w:r>
+                <w:r>
+                  <w:rPr>
+                    <w:noProof/>
+                    <w:webHidden/>
+                  </w:rPr>
+                  <w:instrText xml:space="preserve"> PAGEREF _Toc213576250 \h </w:instrText>
+                </w:r>
+                <w:r>
+                  <w:rPr>
+                    <w:noProof/>
+                    <w:webHidden/>
+                  </w:rPr>
+                </w:r>
+                <w:r>
+                  <w:rPr>
+                    <w:noProof/>
+                    <w:webHidden/>
+                  </w:rPr>
+                  <w:fldChar w:fldCharType="separate"/>
+                </w:r>
+                <w:r>
+                  <w:rPr>
+                    <w:noProof/>
+                    <w:webHidden/>
+                  </w:rPr>
+                  <w:t>3</w:t>
+                </w:r>
+                <w:r>
+                  <w:rPr>
+                    <w:noProof/>
+                    <w:webHidden/>
+                  </w:rPr>
+                  <w:fldChar w:fldCharType="end"/>
+                </w:r>
+              </w:hyperlink>
+            </w:p>
+            <w:p>
+              <w:pPr>
+                <w:pStyle w:val="TOC2"/>
+                <w:tabs>
+                  <w:tab w:val="right" w:leader="dot" w:pos="9016"/>
+                </w:tabs>
+                <w:rPr>
+                  <w:noProof/>
+                </w:rPr>
+              </w:pPr>
+              <w:hyperlink w:anchor="_Toc213576251" w:history="1">
+                <w:r>
+                  <w:rPr>
+                    <w:rStyle w:val="Hyperlink"/>
+                    <w:noProof/>
+                  </w:rPr>
+                  <w:t>Conclusion:</w:t>
+                </w:r>
+                <w:r>
+                  <w:rPr>
+                    <w:noProof/>
+                    <w:webHidden/>
+                  </w:rPr>
+                  <w:tab/>
+                </w:r>
+                <w:r>
+                  <w:rPr>
+                    <w:noProof/>
+                    <w:webHidden/>
+                  </w:rPr>
+                  <w:fldChar w:fldCharType="begin"/>
+                </w:r>
+                <w:r>
+                  <w:rPr>
+                    <w:noProof/>
+                    <w:webHidden/>
+                  </w:rPr>
+                  <w:instrText xml:space="preserve"> PAGEREF _Toc213576251 \h </w:instrText>
+                </w:r>
+                <w:r>
+                  <w:rPr>
+                    <w:noProof/>
+                    <w:webHidden/>
+                  </w:rPr>
+                </w:r>
+                <w:r>
+                  <w:rPr>
+                    <w:noProof/>
+                    <w:webHidden/>
+                  </w:rPr>
+                  <w:fldChar w:fldCharType="separate"/>
+                </w:r>
+                <w:r>
+                  <w:rPr>
+                    <w:noProof/>
+                    <w:webHidden/>
+                  </w:rPr>
+                  <w:t>3</w:t>
+                </w:r>
+                <w:r>
+                  <w:rPr>
+                    <w:noProof/>
+                    <w:webHidden/>
+                  </w:rPr>
+                  <w:fldChar w:fldCharType="end"/>
+                </w:r>
+              </w:hyperlink>
+            </w:p>
+            <w:p>
+              <w:pPr>
+                <w:pStyle w:val="TOC1"/>
+                <w:tabs>
+                  <w:tab w:val="right" w:leader="dot" w:pos="9016"/>
+                </w:tabs>
+                <w:rPr>
+                  <w:noProof/>
+                </w:rPr>
+              </w:pPr>
+              <w:hyperlink w:anchor="_Toc213576252" w:history="1">
+                <w:r>
+                  <w:rPr>
+                    <w:rStyle w:val="Hyperlink"/>
+                    <w:noProof/>
+                  </w:rPr>
+                  <w:t>NAND</w:t>
+                </w:r>
+                <w:r>
+                  <w:rPr>
+                    <w:noProof/>
+                    <w:webHidden/>
+                  </w:rPr>
+                  <w:tab/>
+                </w:r>
+                <w:r>
+                  <w:rPr>
+                    <w:noProof/>
+                    <w:webHidden/>
+                  </w:rPr>
+                  <w:fldChar w:fldCharType="begin"/>
+                </w:r>
+                <w:r>
+                  <w:rPr>
+                    <w:noProof/>
+                    <w:webHidden/>
+                  </w:rPr>
+                  <w:instrText xml:space="preserve"> PAGEREF _Toc213576252 \h </w:instrText>
+                </w:r>
+                <w:r>
+                  <w:rPr>
+                    <w:noProof/>
+                    <w:webHidden/>
+                  </w:rPr>
+                </w:r>
+                <w:r>
+                  <w:rPr>
+                    <w:noProof/>
+                    <w:webHidden/>
+                  </w:rPr>
+                  <w:fldChar w:fldCharType="separate"/>
+                </w:r>
+                <w:r>
+                  <w:rPr>
+                    <w:noProof/>
+                    <w:webHidden/>
+                  </w:rPr>
+                  <w:t>4</w:t>
+                </w:r>
+                <w:r>
+                  <w:rPr>
+                    <w:noProof/>
+                    <w:webHidden/>
+                  </w:rPr>
+                  <w:fldChar w:fldCharType="end"/>
+                </w:r>
+              </w:hyperlink>
+            </w:p>
+            <w:p>
+              <w:pPr>
+                <w:pStyle w:val="TOC2"/>
+                <w:tabs>
+                  <w:tab w:val="right" w:leader="dot" w:pos="9016"/>
+                </w:tabs>
+                <w:rPr>
+                  <w:noProof/>
+                </w:rPr>
+              </w:pPr>
+              <w:hyperlink w:anchor="_Toc213576253" w:history="1">
+                <w:r>
+                  <w:rPr>
+                    <w:rStyle w:val="Hyperlink"/>
+                    <w:noProof/>
+                    <w:lang w:val="en-US"/>
+                  </w:rPr>
+                  <w:t>Diagram:</w:t>
+                </w:r>
+                <w:r>
+                  <w:rPr>
+                    <w:noProof/>
+                    <w:webHidden/>
+                  </w:rPr>
+                  <w:tab/>
+                </w:r>
+                <w:r>
+                  <w:rPr>
+                    <w:noProof/>
+                    <w:webHidden/>
+                  </w:rPr>
+                  <w:fldChar w:fldCharType="begin"/>
+                </w:r>
+                <w:r>
+                  <w:rPr>
+                    <w:noProof/>
+                    <w:webHidden/>
+                  </w:rPr>
+                  <w:instrText xml:space="preserve"> PAGEREF _Toc213576253 \h </w:instrText>
+                </w:r>
+                <w:r>
+                  <w:rPr>
+                    <w:noProof/>
+                    <w:webHidden/>
+                  </w:rPr>
+                </w:r>
+                <w:r>
+                  <w:rPr>
+                    <w:noProof/>
+                    <w:webHidden/>
+                  </w:rPr>
+                  <w:fldChar w:fldCharType="separate"/>
+                </w:r>
+                <w:r>
+                  <w:rPr>
+                    <w:noProof/>
+                    <w:webHidden/>
+                  </w:rPr>
+                  <w:t>4</w:t>
+                </w:r>
+                <w:r>
+                  <w:rPr>
+                    <w:noProof/>
+                    <w:webHidden/>
+                  </w:rPr>
+                  <w:fldChar w:fldCharType="end"/>
+                </w:r>
+              </w:hyperlink>
+            </w:p>
+            <w:p>
+              <w:pPr>
+                <w:pStyle w:val="TOC2"/>
+                <w:tabs>
+                  <w:tab w:val="right" w:leader="dot" w:pos="9016"/>
+                </w:tabs>
+                <w:rPr>
+                  <w:noProof/>
+                </w:rPr>
+              </w:pPr>
+              <w:hyperlink w:anchor="_Toc213576254" w:history="1">
+                <w:r>
+                  <w:rPr>
+                    <w:rStyle w:val="Hyperlink"/>
+                    <w:noProof/>
+                    <w:lang w:val="en-US"/>
+                  </w:rPr>
+                  <w:t>True Table:</w:t>
+                </w:r>
+                <w:r>
+                  <w:rPr>
+                    <w:noProof/>
+                    <w:webHidden/>
+                  </w:rPr>
+                  <w:tab/>
+                </w:r>
+                <w:r>
+                  <w:rPr>
+                    <w:noProof/>
+                    <w:webHidden/>
+                  </w:rPr>
+                  <w:fldChar w:fldCharType="begin"/>
+                </w:r>
+                <w:r>
+                  <w:rPr>
+                    <w:noProof/>
+                    <w:webHidden/>
+                  </w:rPr>
+                  <w:instrText xml:space="preserve"> PAGEREF _Toc213576254 \h </w:instrText>
+                </w:r>
+                <w:r>
+                  <w:rPr>
+                    <w:noProof/>
+                    <w:webHidden/>
+                  </w:rPr>
+                </w:r>
+                <w:r>
+                  <w:rPr>
+                    <w:noProof/>
+                    <w:webHidden/>
+                  </w:rPr>
+                  <w:fldChar w:fldCharType="separate"/>
+                </w:r>
+                <w:r>
+                  <w:rPr>
+                    <w:noProof/>
+                    <w:webHidden/>
+                  </w:rPr>
+                  <w:t>4</w:t>
+                </w:r>
+                <w:r>
+                  <w:rPr>
+                    <w:noProof/>
+                    <w:webHidden/>
+                  </w:rPr>
+                  <w:fldChar w:fldCharType="end"/>
+                </w:r>
+              </w:hyperlink>
+            </w:p>
+            <w:p>
+              <w:pPr>
+                <w:pStyle w:val="TOC2"/>
+                <w:tabs>
+                  <w:tab w:val="right" w:leader="dot" w:pos="9016"/>
+                </w:tabs>
+                <w:rPr>
+                  <w:noProof/>
+                </w:rPr>
+              </w:pPr>
+              <w:hyperlink w:anchor="_Toc213576255" w:history="1">
+                <w:r>
+                  <w:rPr>
+                    <w:rStyle w:val="Hyperlink"/>
+                    <w:noProof/>
+                  </w:rPr>
+                  <w:t>Conclusion:</w:t>
+                </w:r>
+                <w:r>
+                  <w:rPr>
+                    <w:noProof/>
+                    <w:webHidden/>
+                  </w:rPr>
+                  <w:tab/>
+                </w:r>
+                <w:r>
+                  <w:rPr>
+                    <w:noProof/>
+                    <w:webHidden/>
+                  </w:rPr>
+                  <w:fldChar w:fldCharType="begin"/>
+                </w:r>
+                <w:r>
+                  <w:rPr>
+                    <w:noProof/>
+                    <w:webHidden/>
+                  </w:rPr>
+                  <w:instrText xml:space="preserve"> PAGEREF _Toc213576255 \h </w:instrText>
+                </w:r>
+                <w:r>
+                  <w:rPr>
+                    <w:noProof/>
+                    <w:webHidden/>
+                  </w:rPr>
+                </w:r>
+                <w:r>
+                  <w:rPr>
+                    <w:noProof/>
+                    <w:webHidden/>
+                  </w:rPr>
+                  <w:fldChar w:fldCharType="separate"/>
+                </w:r>
+                <w:r>
+                  <w:rPr>
+                    <w:noProof/>
+                    <w:webHidden/>
+                  </w:rPr>
+                  <w:t>4</w:t>
+                </w:r>
+                <w:r>
+                  <w:rPr>
+                    <w:noProof/>
+                    <w:webHidden/>
+                  </w:rPr>
+                  <w:fldChar w:fldCharType="end"/>
+                </w:r>
+              </w:hyperlink>
+            </w:p>
+            <w:p>
+              <w:pPr>
+                <w:pStyle w:val="TOC1"/>
+                <w:tabs>
+                  <w:tab w:val="right" w:leader="dot" w:pos="9016"/>
+                </w:tabs>
+                <w:rPr>
+                  <w:noProof/>
+                </w:rPr>
+              </w:pPr>
+              <w:hyperlink w:anchor="_Toc213576256" w:history="1">
+                <w:r>
+                  <w:rPr>
+                    <w:rStyle w:val="Hyperlink"/>
+                    <w:noProof/>
+                    <w:lang w:val="en-US"/>
+                  </w:rPr>
+                  <w:t>OR</w:t>
+                </w:r>
+                <w:r>
+                  <w:rPr>
+                    <w:noProof/>
+                    <w:webHidden/>
+                  </w:rPr>
+                  <w:tab/>
+                </w:r>
+                <w:r>
+                  <w:rPr>
+                    <w:noProof/>
+                    <w:webHidden/>
+                  </w:rPr>
+                  <w:fldChar w:fldCharType="begin"/>
+                </w:r>
+                <w:r>
+                  <w:rPr>
+                    <w:noProof/>
+                    <w:webHidden/>
+                  </w:rPr>
+                  <w:instrText xml:space="preserve"> PAGEREF _Toc213576256 \h </w:instrText>
+                </w:r>
+                <w:r>
+                  <w:rPr>
+                    <w:noProof/>
+                    <w:webHidden/>
+                  </w:rPr>
+                </w:r>
+                <w:r>
+                  <w:rPr>
+                    <w:noProof/>
+                    <w:webHidden/>
+                  </w:rPr>
+                  <w:fldChar w:fldCharType="separate"/>
+                </w:r>
+                <w:r>
+                  <w:rPr>
+                    <w:noProof/>
+                    <w:webHidden/>
+                  </w:rPr>
+                  <w:t>5</w:t>
+                </w:r>
+                <w:r>
+                  <w:rPr>
+                    <w:noProof/>
+                    <w:webHidden/>
+                  </w:rPr>
+                  <w:fldChar w:fldCharType="end"/>
+                </w:r>
+              </w:hyperlink>
+            </w:p>
+            <w:p>
+              <w:pPr>
+                <w:pStyle w:val="TOC2"/>
+                <w:tabs>
+                  <w:tab w:val="right" w:leader="dot" w:pos="9016"/>
+                </w:tabs>
+                <w:rPr>
+                  <w:noProof/>
+                </w:rPr>
+              </w:pPr>
+              <w:hyperlink w:anchor="_Toc213576257" w:history="1">
+                <w:r>
+                  <w:rPr>
+                    <w:rStyle w:val="Hyperlink"/>
+                    <w:noProof/>
+                    <w:lang w:val="en-US"/>
+                  </w:rPr>
+                  <w:t>Diagram:</w:t>
+                </w:r>
+                <w:r>
+                  <w:rPr>
+                    <w:noProof/>
+                    <w:webHidden/>
+                  </w:rPr>
+                  <w:tab/>
+                </w:r>
+                <w:r>
+                  <w:rPr>
+                    <w:noProof/>
+                    <w:webHidden/>
+                  </w:rPr>
+                  <w:fldChar w:fldCharType="begin"/>
+                </w:r>
+                <w:r>
+                  <w:rPr>
+                    <w:noProof/>
+                    <w:webHidden/>
+                  </w:rPr>
+                  <w:instrText xml:space="preserve"> PAGEREF _Toc213576257 \h </w:instrText>
+                </w:r>
+                <w:r>
+                  <w:rPr>
+                    <w:noProof/>
+                    <w:webHidden/>
+                  </w:rPr>
+                </w:r>
+                <w:r>
+                  <w:rPr>
+                    <w:noProof/>
+                    <w:webHidden/>
+                  </w:rPr>
+                  <w:fldChar w:fldCharType="separate"/>
+                </w:r>
+                <w:r>
+                  <w:rPr>
+                    <w:noProof/>
+                    <w:webHidden/>
+                  </w:rPr>
+                  <w:t>5</w:t>
+                </w:r>
+                <w:r>
+                  <w:rPr>
+                    <w:noProof/>
+                    <w:webHidden/>
+                  </w:rPr>
+                  <w:fldChar w:fldCharType="end"/>
+                </w:r>
+              </w:hyperlink>
+            </w:p>
+            <w:p>
+              <w:pPr>
+                <w:pStyle w:val="TOC2"/>
+                <w:tabs>
+                  <w:tab w:val="right" w:leader="dot" w:pos="9016"/>
+                </w:tabs>
+                <w:rPr>
+                  <w:noProof/>
+                </w:rPr>
+              </w:pPr>
+              <w:hyperlink w:anchor="_Toc213576258" w:history="1">
+                <w:r>
+                  <w:rPr>
+                    <w:rStyle w:val="Hyperlink"/>
+                    <w:noProof/>
+                    <w:lang w:val="en-US"/>
+                  </w:rPr>
+                  <w:t>True Table:</w:t>
+                </w:r>
+                <w:r>
+                  <w:rPr>
+                    <w:noProof/>
+                    <w:webHidden/>
+                  </w:rPr>
+                  <w:tab/>
+                </w:r>
+                <w:r>
+                  <w:rPr>
+                    <w:noProof/>
+                    <w:webHidden/>
+                  </w:rPr>
+                  <w:fldChar w:fldCharType="begin"/>
+                </w:r>
+                <w:r>
+                  <w:rPr>
+                    <w:noProof/>
+                    <w:webHidden/>
+                  </w:rPr>
+                  <w:instrText xml:space="preserve"> PAGEREF _Toc213576258 \h </w:instrText>
+                </w:r>
+                <w:r>
+                  <w:rPr>
+                    <w:noProof/>
+                    <w:webHidden/>
+                  </w:rPr>
+                </w:r>
+                <w:r>
+                  <w:rPr>
+                    <w:noProof/>
+                    <w:webHidden/>
+                  </w:rPr>
+                  <w:fldChar w:fldCharType="separate"/>
+                </w:r>
+                <w:r>
+                  <w:rPr>
+                    <w:noProof/>
+                    <w:webHidden/>
+                  </w:rPr>
+                  <w:t>5</w:t>
+                </w:r>
+                <w:r>
+                  <w:rPr>
+                    <w:noProof/>
+                    <w:webHidden/>
+                  </w:rPr>
+                  <w:fldChar w:fldCharType="end"/>
+                </w:r>
+              </w:hyperlink>
+            </w:p>
+            <w:p>
+              <w:pPr>
+                <w:pStyle w:val="TOC2"/>
+                <w:tabs>
+                  <w:tab w:val="right" w:leader="dot" w:pos="9016"/>
+                </w:tabs>
+                <w:rPr>
+                  <w:noProof/>
+                </w:rPr>
+              </w:pPr>
+              <w:hyperlink w:anchor="_Toc213576259" w:history="1">
+                <w:r>
+                  <w:rPr>
+                    <w:rStyle w:val="Hyperlink"/>
+                    <w:noProof/>
+                  </w:rPr>
+                  <w:t>Conclusion:</w:t>
+                </w:r>
+                <w:r>
+                  <w:rPr>
+                    <w:noProof/>
+                    <w:webHidden/>
+                  </w:rPr>
+                  <w:tab/>
+                </w:r>
+                <w:r>
+                  <w:rPr>
+                    <w:noProof/>
+                    <w:webHidden/>
+                  </w:rPr>
+                  <w:fldChar w:fldCharType="begin"/>
+                </w:r>
+                <w:r>
+                  <w:rPr>
+                    <w:noProof/>
+                    <w:webHidden/>
+                  </w:rPr>
+                  <w:instrText xml:space="preserve"> PAGEREF _Toc213576259 \h </w:instrText>
+                </w:r>
+                <w:r>
+                  <w:rPr>
+                    <w:noProof/>
+                    <w:webHidden/>
+                  </w:rPr>
+                </w:r>
+                <w:r>
+                  <w:rPr>
+                    <w:noProof/>
+                    <w:webHidden/>
+                  </w:rPr>
+                  <w:fldChar w:fldCharType="separate"/>
+                </w:r>
+                <w:r>
+                  <w:rPr>
+                    <w:noProof/>
+                    <w:webHidden/>
+                  </w:rPr>
+                  <w:t>5</w:t>
+                </w:r>
+                <w:r>
+                  <w:rPr>
+                    <w:noProof/>
+                    <w:webHidden/>
+                  </w:rPr>
+                  <w:fldChar w:fldCharType="end"/>
+                </w:r>
+              </w:hyperlink>
+            </w:p>
+            <w:p>
+              <w:pPr>
+                <w:pStyle w:val="TOC1"/>
+                <w:tabs>
+                  <w:tab w:val="right" w:leader="dot" w:pos="9016"/>
+                </w:tabs>
+                <w:rPr>
+                  <w:noProof/>
+                </w:rPr>
+              </w:pPr>
+              <w:hyperlink w:anchor="_Toc213576260" w:history="1">
+                <w:r>
+                  <w:rPr>
+                    <w:rStyle w:val="Hyperlink"/>
+                    <w:noProof/>
+                    <w:lang w:val="en-US"/>
+                  </w:rPr>
+                  <w:t>NOR</w:t>
+                </w:r>
+                <w:r>
+                  <w:rPr>
+                    <w:noProof/>
+                    <w:webHidden/>
+                  </w:rPr>
+                  <w:tab/>
+                </w:r>
+                <w:r>
+                  <w:rPr>
+                    <w:noProof/>
+                    <w:webHidden/>
+                  </w:rPr>
+                  <w:fldChar w:fldCharType="begin"/>
+                </w:r>
+                <w:r>
+                  <w:rPr>
+                    <w:noProof/>
+                    <w:webHidden/>
+                  </w:rPr>
+                  <w:instrText xml:space="preserve"> PAGEREF _Toc213576260 \h </w:instrText>
+                </w:r>
+                <w:r>
+                  <w:rPr>
+                    <w:noProof/>
+                    <w:webHidden/>
+                  </w:rPr>
+                </w:r>
+                <w:r>
+                  <w:rPr>
+                    <w:noProof/>
+                    <w:webHidden/>
+                  </w:rPr>
+                  <w:fldChar w:fldCharType="separate"/>
+                </w:r>
+                <w:r>
+                  <w:rPr>
+                    <w:noProof/>
+                    <w:webHidden/>
+                  </w:rPr>
+                  <w:t>6</w:t>
+                </w:r>
+                <w:r>
+                  <w:rPr>
+                    <w:noProof/>
+                    <w:webHidden/>
+                  </w:rPr>
+                  <w:fldChar w:fldCharType="end"/>
+                </w:r>
+              </w:hyperlink>
+            </w:p>
+            <w:p>
+              <w:pPr>
+                <w:pStyle w:val="TOC2"/>
+                <w:tabs>
+                  <w:tab w:val="right" w:leader="dot" w:pos="9016"/>
+                </w:tabs>
+                <w:rPr>
+                  <w:noProof/>
+                </w:rPr>
+              </w:pPr>
+              <w:hyperlink w:anchor="_Toc213576261" w:history="1">
+                <w:r>
+                  <w:rPr>
+                    <w:rStyle w:val="Hyperlink"/>
+                    <w:noProof/>
+                    <w:lang w:val="en-US"/>
+                  </w:rPr>
+                  <w:t>Diagram:</w:t>
+                </w:r>
+                <w:r>
+                  <w:rPr>
+                    <w:noProof/>
+                    <w:webHidden/>
+                  </w:rPr>
+                  <w:tab/>
+                </w:r>
+                <w:r>
+                  <w:rPr>
+                    <w:noProof/>
+                    <w:webHidden/>
+                  </w:rPr>
+                  <w:fldChar w:fldCharType="begin"/>
+                </w:r>
+                <w:r>
+                  <w:rPr>
+                    <w:noProof/>
+                    <w:webHidden/>
+                  </w:rPr>
+                  <w:instrText xml:space="preserve"> PAGEREF _Toc213576261 \h </w:instrText>
+                </w:r>
+                <w:r>
+                  <w:rPr>
+                    <w:noProof/>
+                    <w:webHidden/>
+                  </w:rPr>
+                </w:r>
+                <w:r>
+                  <w:rPr>
+                    <w:noProof/>
+                    <w:webHidden/>
+                  </w:rPr>
+                  <w:fldChar w:fldCharType="separate"/>
+                </w:r>
+                <w:r>
+                  <w:rPr>
+                    <w:noProof/>
+                    <w:webHidden/>
+                  </w:rPr>
+                  <w:t>6</w:t>
+                </w:r>
+                <w:r>
+                  <w:rPr>
+                    <w:noProof/>
+                    <w:webHidden/>
+                  </w:rPr>
+                  <w:fldChar w:fldCharType="end"/>
+                </w:r>
+              </w:hyperlink>
+            </w:p>
+            <w:p>
+              <w:pPr>
+                <w:pStyle w:val="TOC2"/>
+                <w:tabs>
+                  <w:tab w:val="right" w:leader="dot" w:pos="9016"/>
+                </w:tabs>
+                <w:rPr>
+                  <w:noProof/>
+                </w:rPr>
+              </w:pPr>
+              <w:hyperlink w:anchor="_Toc213576262" w:history="1">
+                <w:r>
+                  <w:rPr>
+                    <w:rStyle w:val="Hyperlink"/>
+                    <w:noProof/>
+                    <w:lang w:val="en-US"/>
+                  </w:rPr>
+                  <w:t>True Table:</w:t>
+                </w:r>
+                <w:r>
+                  <w:rPr>
+                    <w:noProof/>
+                    <w:webHidden/>
+                  </w:rPr>
+                  <w:tab/>
+                </w:r>
+                <w:r>
+                  <w:rPr>
+                    <w:noProof/>
+                    <w:webHidden/>
+                  </w:rPr>
+                  <w:fldChar w:fldCharType="begin"/>
+                </w:r>
+                <w:r>
+                  <w:rPr>
+                    <w:noProof/>
+                    <w:webHidden/>
+                  </w:rPr>
+                  <w:instrText xml:space="preserve"> PAGEREF _Toc213576262 \h </w:instrText>
+                </w:r>
+                <w:r>
+                  <w:rPr>
+                    <w:noProof/>
+                    <w:webHidden/>
+                  </w:rPr>
+                </w:r>
+                <w:r>
+                  <w:rPr>
+                    <w:noProof/>
+                    <w:webHidden/>
+                  </w:rPr>
+                  <w:fldChar w:fldCharType="separate"/>
+                </w:r>
+                <w:r>
+                  <w:rPr>
+                    <w:noProof/>
+                    <w:webHidden/>
+                  </w:rPr>
+                  <w:t>6</w:t>
+                </w:r>
+                <w:r>
+                  <w:rPr>
+                    <w:noProof/>
+                    <w:webHidden/>
+                  </w:rPr>
+                  <w:fldChar w:fldCharType="end"/>
+                </w:r>
+              </w:hyperlink>
+            </w:p>
+            <w:p>
+              <w:pPr>
+                <w:pStyle w:val="TOC2"/>
+                <w:tabs>
+                  <w:tab w:val="right" w:leader="dot" w:pos="9016"/>
+                </w:tabs>
+                <w:rPr>
+                  <w:noProof/>
+                </w:rPr>
+              </w:pPr>
+              <w:hyperlink w:anchor="_Toc213576263" w:history="1">
+                <w:r>
+                  <w:rPr>
+                    <w:rStyle w:val="Hyperlink"/>
+                    <w:noProof/>
+                  </w:rPr>
+                  <w:t>Conclusion:</w:t>
+                </w:r>
+                <w:r>
+                  <w:rPr>
+                    <w:noProof/>
+                    <w:webHidden/>
+                  </w:rPr>
+                  <w:tab/>
+                </w:r>
+                <w:r>
+                  <w:rPr>
+                    <w:noProof/>
+                    <w:webHidden/>
+                  </w:rPr>
+                  <w:fldChar w:fldCharType="begin"/>
+                </w:r>
+                <w:r>
+                  <w:rPr>
+                    <w:noProof/>
+                    <w:webHidden/>
+                  </w:rPr>
+                  <w:instrText xml:space="preserve"> PAGEREF _Toc213576263 \h </w:instrText>
+                </w:r>
+                <w:r>
+                  <w:rPr>
+                    <w:noProof/>
+                    <w:webHidden/>
+                  </w:rPr>
+                </w:r>
+                <w:r>
+                  <w:rPr>
+                    <w:noProof/>
+                    <w:webHidden/>
+                  </w:rPr>
+                  <w:fldChar w:fldCharType="separate"/>
+                </w:r>
+                <w:r>
+                  <w:rPr>
+                    <w:noProof/>
+                    <w:webHidden/>
+                  </w:rPr>
+                  <w:t>6</w:t>
+                </w:r>
+                <w:r>
+                  <w:rPr>
+                    <w:noProof/>
+                    <w:webHidden/>
+                  </w:rPr>
+                  <w:fldChar w:fldCharType="end"/>
+                </w:r>
+              </w:hyperlink>
+            </w:p>
+            <w:p>
+              <w:pPr>
+                <w:pStyle w:val="TOC1"/>
+                <w:tabs>
+                  <w:tab w:val="right" w:leader="dot" w:pos="9016"/>
+                </w:tabs>
+                <w:rPr>
+                  <w:noProof/>
+                </w:rPr>
+              </w:pPr>
+              <w:hyperlink w:anchor="_Toc213576264" w:history="1">
+                <w:r>
+                  <w:rPr>
+                    <w:rStyle w:val="Hyperlink"/>
+                    <w:noProof/>
+                    <w:lang w:val="en-US"/>
+                  </w:rPr>
+                  <w:t>Inverter</w:t>
+                </w:r>
+                <w:r>
+                  <w:rPr>
+                    <w:noProof/>
+                    <w:webHidden/>
+                  </w:rPr>
+                  <w:tab/>
+                </w:r>
+                <w:r>
+                  <w:rPr>
+                    <w:noProof/>
+                    <w:webHidden/>
+                  </w:rPr>
+                  <w:fldChar w:fldCharType="begin"/>
+                </w:r>
+                <w:r>
+                  <w:rPr>
+                    <w:noProof/>
+                    <w:webHidden/>
+                  </w:rPr>
+                  <w:instrText xml:space="preserve"> PAGEREF _Toc213576264 \h </w:instrText>
+                </w:r>
+                <w:r>
+                  <w:rPr>
+                    <w:noProof/>
+                    <w:webHidden/>
+                  </w:rPr>
+                </w:r>
+                <w:r>
+                  <w:rPr>
+                    <w:noProof/>
+                    <w:webHidden/>
+                  </w:rPr>
+                  <w:fldChar w:fldCharType="separate"/>
+                </w:r>
+                <w:r>
+                  <w:rPr>
+                    <w:noProof/>
+                    <w:webHidden/>
+                  </w:rPr>
+                  <w:t>7</w:t>
+                </w:r>
+                <w:r>
+                  <w:rPr>
+                    <w:noProof/>
+                    <w:webHidden/>
+                  </w:rPr>
+                  <w:fldChar w:fldCharType="end"/>
+                </w:r>
+              </w:hyperlink>
+            </w:p>
+            <w:p>
+              <w:pPr>
+                <w:pStyle w:val="TOC2"/>
+                <w:tabs>
+                  <w:tab w:val="right" w:leader="dot" w:pos="9016"/>
+                </w:tabs>
+                <w:rPr>
+                  <w:noProof/>
+                </w:rPr>
+              </w:pPr>
+              <w:hyperlink w:anchor="_Toc213576265" w:history="1">
+                <w:r>
+                  <w:rPr>
+                    <w:rStyle w:val="Hyperlink"/>
+                    <w:noProof/>
+                    <w:lang w:val="en-US"/>
+                  </w:rPr>
+                  <w:t>Diagram:</w:t>
+                </w:r>
+                <w:r>
+                  <w:rPr>
+                    <w:noProof/>
+                    <w:webHidden/>
+                  </w:rPr>
+                  <w:tab/>
+                </w:r>
+                <w:r>
+                  <w:rPr>
+                    <w:noProof/>
+                    <w:webHidden/>
+                  </w:rPr>
+                  <w:fldChar w:fldCharType="begin"/>
+                </w:r>
+                <w:r>
+                  <w:rPr>
+                    <w:noProof/>
+                    <w:webHidden/>
+                  </w:rPr>
+                  <w:instrText xml:space="preserve"> PAGEREF _Toc213576265 \h </w:instrText>
+                </w:r>
+                <w:r>
+                  <w:rPr>
+                    <w:noProof/>
+                    <w:webHidden/>
+                  </w:rPr>
+                </w:r>
+                <w:r>
+                  <w:rPr>
+                    <w:noProof/>
+                    <w:webHidden/>
+                  </w:rPr>
+                  <w:fldChar w:fldCharType="separate"/>
+                </w:r>
+                <w:r>
+                  <w:rPr>
+                    <w:noProof/>
+                    <w:webHidden/>
+                  </w:rPr>
+                  <w:t>7</w:t>
+                </w:r>
+                <w:r>
+                  <w:rPr>
+                    <w:noProof/>
+                    <w:webHidden/>
+                  </w:rPr>
+                  <w:fldChar w:fldCharType="end"/>
+                </w:r>
+              </w:hyperlink>
+            </w:p>
+            <w:p>
+              <w:pPr>
+                <w:pStyle w:val="TOC2"/>
+                <w:tabs>
+                  <w:tab w:val="right" w:leader="dot" w:pos="9016"/>
+                </w:tabs>
+                <w:rPr>
+                  <w:noProof/>
+                </w:rPr>
+              </w:pPr>
+              <w:hyperlink w:anchor="_Toc213576266" w:history="1">
+                <w:r>
+                  <w:rPr>
+                    <w:rStyle w:val="Hyperlink"/>
+                    <w:noProof/>
+                    <w:lang w:val="en-US"/>
+                  </w:rPr>
+                  <w:t>True Table:</w:t>
+                </w:r>
+                <w:r>
+                  <w:rPr>
+                    <w:noProof/>
+                    <w:webHidden/>
+                  </w:rPr>
+                  <w:tab/>
+                </w:r>
+                <w:r>
+                  <w:rPr>
+                    <w:noProof/>
+                    <w:webHidden/>
+                  </w:rPr>
+                  <w:fldChar w:fldCharType="begin"/>
+                </w:r>
+                <w:r>
+                  <w:rPr>
+                    <w:noProof/>
+                    <w:webHidden/>
+                  </w:rPr>
+                  <w:instrText xml:space="preserve"> PAGEREF _Toc213576266 \h </w:instrText>
+                </w:r>
+                <w:r>
+                  <w:rPr>
+                    <w:noProof/>
+                    <w:webHidden/>
+                  </w:rPr>
+                </w:r>
+                <w:r>
+                  <w:rPr>
+                    <w:noProof/>
+                    <w:webHidden/>
+                  </w:rPr>
+                  <w:fldChar w:fldCharType="separate"/>
+                </w:r>
+                <w:r>
+                  <w:rPr>
+                    <w:noProof/>
+                    <w:webHidden/>
+                  </w:rPr>
+                  <w:t>7</w:t>
+                </w:r>
+                <w:r>
+                  <w:rPr>
+                    <w:noProof/>
+                    <w:webHidden/>
+                  </w:rPr>
+                  <w:fldChar w:fldCharType="end"/>
+                </w:r>
+              </w:hyperlink>
+            </w:p>
+            <w:p>
+              <w:pPr>
+                <w:pStyle w:val="TOC2"/>
+                <w:tabs>
+                  <w:tab w:val="right" w:leader="dot" w:pos="9016"/>
+                </w:tabs>
+                <w:rPr>
+                  <w:noProof/>
+                </w:rPr>
+              </w:pPr>
+              <w:hyperlink w:anchor="_Toc213576267" w:history="1">
+                <w:r>
+                  <w:rPr>
+                    <w:rStyle w:val="Hyperlink"/>
+                    <w:noProof/>
+                  </w:rPr>
+                  <w:t>Conclusion:</w:t>
+                </w:r>
+                <w:r>
+                  <w:rPr>
+                    <w:noProof/>
+                    <w:webHidden/>
+                  </w:rPr>
+                  <w:tab/>
+                </w:r>
+                <w:r>
+                  <w:rPr>
+                    <w:noProof/>
+                    <w:webHidden/>
+                  </w:rPr>
+                  <w:fldChar w:fldCharType="begin"/>
+                </w:r>
+                <w:r>
+                  <w:rPr>
+                    <w:noProof/>
+                    <w:webHidden/>
+                  </w:rPr>
+                  <w:instrText xml:space="preserve"> PAGEREF _Toc213576267 \h </w:instrText>
+                </w:r>
+                <w:r>
+                  <w:rPr>
+                    <w:noProof/>
+                    <w:webHidden/>
+                  </w:rPr>
+                </w:r>
+                <w:r>
+                  <w:rPr>
+                    <w:noProof/>
+                    <w:webHidden/>
+                  </w:rPr>
+                  <w:fldChar w:fldCharType="separate"/>
+                </w:r>
+                <w:r>
+                  <w:rPr>
+                    <w:noProof/>
+                    <w:webHidden/>
+                  </w:rPr>
+                  <w:t>7</w:t>
+                </w:r>
+                <w:r>
+                  <w:rPr>
+                    <w:noProof/>
+                    <w:webHidden/>
+                  </w:rPr>
+                  <w:fldChar w:fldCharType="end"/>
+                </w:r>
+              </w:hyperlink>
+            </w:p>
+            <w:p>
+              <w:pPr>
+                <w:pStyle w:val="TOC1"/>
+                <w:tabs>
+                  <w:tab w:val="right" w:leader="dot" w:pos="9016"/>
+                </w:tabs>
+                <w:rPr>
+                  <w:noProof/>
+                </w:rPr>
+              </w:pPr>
+              <w:hyperlink w:anchor="_Toc213576268" w:history="1">
+                <w:r>
+                  <w:rPr>
+                    <w:rStyle w:val="Hyperlink"/>
+                    <w:noProof/>
+                    <w:lang w:val="en-US"/>
+                  </w:rPr>
+                  <w:t>Executive OR</w:t>
+                </w:r>
+                <w:r>
+                  <w:rPr>
+                    <w:noProof/>
+                    <w:webHidden/>
+                  </w:rPr>
+                  <w:tab/>
+                </w:r>
+                <w:r>
+                  <w:rPr>
+                    <w:noProof/>
+                    <w:webHidden/>
+                  </w:rPr>
+                  <w:fldChar w:fldCharType="begin"/>
+                </w:r>
+                <w:r>
+                  <w:rPr>
+                    <w:noProof/>
+                    <w:webHidden/>
+                  </w:rPr>
+                  <w:instrText xml:space="preserve"> PAGEREF _Toc213576268 \h </w:instrText>
+                </w:r>
+                <w:r>
+                  <w:rPr>
+                    <w:noProof/>
+                    <w:webHidden/>
+                  </w:rPr>
+                </w:r>
+                <w:r>
+                  <w:rPr>
+                    <w:noProof/>
+                    <w:webHidden/>
+                  </w:rPr>
+                  <w:fldChar w:fldCharType="separate"/>
+                </w:r>
+                <w:r>
+                  <w:rPr>
+                    <w:noProof/>
+                    <w:webHidden/>
+                  </w:rPr>
+                  <w:t>8</w:t>
+                </w:r>
+                <w:r>
+                  <w:rPr>
+                    <w:noProof/>
+                    <w:webHidden/>
+                  </w:rPr>
+                  <w:fldChar w:fldCharType="end"/>
+                </w:r>
+              </w:hyperlink>
+            </w:p>
+            <w:p>
+              <w:pPr>
+                <w:pStyle w:val="TOC2"/>
+                <w:tabs>
+                  <w:tab w:val="right" w:leader="dot" w:pos="9016"/>
+                </w:tabs>
+                <w:rPr>
+                  <w:noProof/>
+                </w:rPr>
+              </w:pPr>
+              <w:hyperlink w:anchor="_Toc213576269" w:history="1">
+                <w:r>
+                  <w:rPr>
+                    <w:rStyle w:val="Hyperlink"/>
+                    <w:noProof/>
+                    <w:lang w:val="en-US"/>
+                  </w:rPr>
+                  <w:t>Diagram:</w:t>
+                </w:r>
+                <w:r>
+                  <w:rPr>
+                    <w:noProof/>
+                    <w:webHidden/>
+                  </w:rPr>
+                  <w:tab/>
+                </w:r>
+                <w:r>
+                  <w:rPr>
+                    <w:noProof/>
+                    <w:webHidden/>
+                  </w:rPr>
+                  <w:fldChar w:fldCharType="begin"/>
+                </w:r>
+                <w:r>
+                  <w:rPr>
+                    <w:noProof/>
+                    <w:webHidden/>
+                  </w:rPr>
+                  <w:instrText xml:space="preserve"> PAGEREF _Toc213576269 \h </w:instrText>
+                </w:r>
+                <w:r>
+                  <w:rPr>
+                    <w:noProof/>
+                    <w:webHidden/>
+                  </w:rPr>
+                </w:r>
+                <w:r>
+                  <w:rPr>
+                    <w:noProof/>
+                    <w:webHidden/>
+                  </w:rPr>
+                  <w:fldChar w:fldCharType="separate"/>
+                </w:r>
+                <w:r>
+                  <w:rPr>
+                    <w:noProof/>
+                    <w:webHidden/>
+                  </w:rPr>
+                  <w:t>8</w:t>
+                </w:r>
+                <w:r>
+                  <w:rPr>
+                    <w:noProof/>
+                    <w:webHidden/>
+                  </w:rPr>
+                  <w:fldChar w:fldCharType="end"/>
+                </w:r>
+              </w:hyperlink>
+            </w:p>
+            <w:p>
+              <w:pPr>
+                <w:pStyle w:val="TOC2"/>
+                <w:tabs>
+                  <w:tab w:val="right" w:leader="dot" w:pos="9016"/>
+                </w:tabs>
+                <w:rPr>
+                  <w:noProof/>
+                </w:rPr>
+              </w:pPr>
+              <w:hyperlink w:anchor="_Toc213576270" w:history="1">
+                <w:r>
+                  <w:rPr>
+                    <w:rStyle w:val="Hyperlink"/>
+                    <w:noProof/>
+                    <w:lang w:val="en-US"/>
+                  </w:rPr>
+                  <w:t>True Table:</w:t>
+                </w:r>
+                <w:r>
+                  <w:rPr>
+                    <w:noProof/>
+                    <w:webHidden/>
+                  </w:rPr>
+                  <w:tab/>
+                </w:r>
+                <w:r>
+                  <w:rPr>
+                    <w:noProof/>
+                    <w:webHidden/>
+                  </w:rPr>
+                  <w:fldChar w:fldCharType="begin"/>
+                </w:r>
+                <w:r>
+                  <w:rPr>
+                    <w:noProof/>
+                    <w:webHidden/>
+                  </w:rPr>
+                  <w:instrText xml:space="preserve"> PAGEREF _Toc213576270 \h </w:instrText>
+                </w:r>
+                <w:r>
+                  <w:rPr>
+                    <w:noProof/>
+                    <w:webHidden/>
+                  </w:rPr>
+                </w:r>
+                <w:r>
+                  <w:rPr>
+                    <w:noProof/>
+                    <w:webHidden/>
+                  </w:rPr>
+                  <w:fldChar w:fldCharType="separate"/>
+                </w:r>
+                <w:r>
+                  <w:rPr>
+                    <w:noProof/>
+                    <w:webHidden/>
+                  </w:rPr>
+                  <w:t>8</w:t>
+                </w:r>
+                <w:r>
+                  <w:rPr>
+                    <w:noProof/>
+                    <w:webHidden/>
+                  </w:rPr>
+                  <w:fldChar w:fldCharType="end"/>
+                </w:r>
+              </w:hyperlink>
+            </w:p>
+            <w:p>
+              <w:pPr>
+                <w:pStyle w:val="TOC2"/>
+                <w:tabs>
+                  <w:tab w:val="right" w:leader="dot" w:pos="9016"/>
+                </w:tabs>
+                <w:rPr>
+                  <w:noProof/>
+                </w:rPr>
+              </w:pPr>
+              <w:hyperlink w:anchor="_Toc213576271" w:history="1">
+                <w:r>
+                  <w:rPr>
+                    <w:rStyle w:val="Hyperlink"/>
+                    <w:noProof/>
+                  </w:rPr>
+                  <w:t>Conclusion:</w:t>
+                </w:r>
+                <w:r>
+                  <w:rPr>
+                    <w:noProof/>
+                    <w:webHidden/>
+                  </w:rPr>
+                  <w:tab/>
+                </w:r>
+                <w:r>
+                  <w:rPr>
+                    <w:noProof/>
+                    <w:webHidden/>
+                  </w:rPr>
+                  <w:fldChar w:fldCharType="begin"/>
+                </w:r>
+                <w:r>
+                  <w:rPr>
+                    <w:noProof/>
+                    <w:webHidden/>
+                  </w:rPr>
+                  <w:instrText xml:space="preserve"> PAGEREF _Toc213576271 \h </w:instrText>
+                </w:r>
+                <w:r>
+                  <w:rPr>
+                    <w:noProof/>
+                    <w:webHidden/>
+                  </w:rPr>
+                </w:r>
+                <w:r>
+                  <w:rPr>
+                    <w:noProof/>
+                    <w:webHidden/>
+                  </w:rPr>
+                  <w:fldChar w:fldCharType="separate"/>
+                </w:r>
+                <w:r>
+                  <w:rPr>
+                    <w:noProof/>
+                    <w:webHidden/>
+                  </w:rPr>
+                  <w:t>8</w:t>
+                </w:r>
+                <w:r>
+                  <w:rPr>
+                    <w:noProof/>
+                    <w:webHidden/>
+                  </w:rPr>
+                  <w:fldChar w:fldCharType="end"/>
+                </w:r>
+              </w:hyperlink>
+            </w:p>
+            <w:p>
+              <w:pPr>
+                <w:pStyle w:val="TOC1"/>
+                <w:tabs>
+                  <w:tab w:val="right" w:leader="dot" w:pos="9016"/>
+                </w:tabs>
+                <w:rPr>
+                  <w:noProof/>
+                </w:rPr>
+              </w:pPr>
+              <w:hyperlink w:anchor="_Toc213576272" w:history="1">
+                <w:r>
+                  <w:rPr>
+                    <w:rStyle w:val="Hyperlink"/>
+                    <w:noProof/>
+                    <w:lang w:val="en-US"/>
+                  </w:rPr>
+                  <w:t>Executive NOR</w:t>
+                </w:r>
+                <w:r>
+                  <w:rPr>
+                    <w:noProof/>
+                    <w:webHidden/>
+                  </w:rPr>
+                  <w:tab/>
+                </w:r>
+                <w:r>
+                  <w:rPr>
+                    <w:noProof/>
+                    <w:webHidden/>
+                  </w:rPr>
+                  <w:fldChar w:fldCharType="begin"/>
+                </w:r>
+                <w:r>
+                  <w:rPr>
+                    <w:noProof/>
+                    <w:webHidden/>
+                  </w:rPr>
+                  <w:instrText xml:space="preserve"> PAGEREF _Toc213576272 \h </w:instrText>
+                </w:r>
+                <w:r>
+                  <w:rPr>
+                    <w:noProof/>
+                    <w:webHidden/>
+                  </w:rPr>
+                </w:r>
+                <w:r>
+                  <w:rPr>
+                    <w:noProof/>
+                    <w:webHidden/>
+                  </w:rPr>
+                  <w:fldChar w:fldCharType="separate"/>
+                </w:r>
+                <w:r>
+                  <w:rPr>
+                    <w:noProof/>
+                    <w:webHidden/>
+                  </w:rPr>
+                  <w:t>9</w:t>
+                </w:r>
+                <w:r>
+                  <w:rPr>
+                    <w:noProof/>
+                    <w:webHidden/>
+                  </w:rPr>
+                  <w:fldChar w:fldCharType="end"/>
+                </w:r>
+              </w:hyperlink>
+            </w:p>
+            <w:p>
+              <w:pPr>
+                <w:pStyle w:val="TOC2"/>
+                <w:tabs>
+                  <w:tab w:val="right" w:leader="dot" w:pos="9016"/>
+                </w:tabs>
+                <w:rPr>
+                  <w:noProof/>
+                </w:rPr>
+              </w:pPr>
+              <w:hyperlink w:anchor="_Toc213576273" w:history="1">
+                <w:r>
+                  <w:rPr>
+                    <w:rStyle w:val="Hyperlink"/>
+                    <w:noProof/>
+                    <w:lang w:val="en-US"/>
+                  </w:rPr>
+                  <w:t>Diagram:</w:t>
+                </w:r>
+                <w:r>
+                  <w:rPr>
+                    <w:noProof/>
+                    <w:webHidden/>
+                  </w:rPr>
+                  <w:tab/>
+                </w:r>
+                <w:r>
+                  <w:rPr>
+                    <w:noProof/>
+                    <w:webHidden/>
+                  </w:rPr>
+                  <w:fldChar w:fldCharType="begin"/>
+                </w:r>
+                <w:r>
+                  <w:rPr>
+                    <w:noProof/>
+                    <w:webHidden/>
+                  </w:rPr>
+                  <w:instrText xml:space="preserve"> PAGEREF _Toc213576273 \h </w:instrText>
+                </w:r>
+                <w:r>
+                  <w:rPr>
+                    <w:noProof/>
+                    <w:webHidden/>
+                  </w:rPr>
+                </w:r>
+                <w:r>
+                  <w:rPr>
+                    <w:noProof/>
+                    <w:webHidden/>
+                  </w:rPr>
+                  <w:fldChar w:fldCharType="separate"/>
+                </w:r>
+                <w:r>
+                  <w:rPr>
+                    <w:noProof/>
+                    <w:webHidden/>
+                  </w:rPr>
+                  <w:t>9</w:t>
+                </w:r>
+                <w:r>
+                  <w:rPr>
+                    <w:noProof/>
+                    <w:webHidden/>
+                  </w:rPr>
+                  <w:fldChar w:fldCharType="end"/>
+                </w:r>
+              </w:hyperlink>
+            </w:p>
+            <w:p>
+              <w:pPr>
+                <w:pStyle w:val="TOC2"/>
+                <w:tabs>
+                  <w:tab w:val="right" w:leader="dot" w:pos="9016"/>
+                </w:tabs>
+                <w:rPr>
+                  <w:noProof/>
+                </w:rPr>
+              </w:pPr>
+              <w:hyperlink w:anchor="_Toc213576274" w:history="1">
+                <w:r>
+                  <w:rPr>
+                    <w:rStyle w:val="Hyperlink"/>
+                    <w:noProof/>
+                    <w:lang w:val="en-US"/>
+                  </w:rPr>
+                  <w:t>True Table:</w:t>
+                </w:r>
+                <w:r>
+                  <w:rPr>
+                    <w:noProof/>
+                    <w:webHidden/>
+                  </w:rPr>
+                  <w:tab/>
+                </w:r>
+                <w:r>
+                  <w:rPr>
+                    <w:noProof/>
+                    <w:webHidden/>
+                  </w:rPr>
+                  <w:fldChar w:fldCharType="begin"/>
+                </w:r>
+                <w:r>
+                  <w:rPr>
+                    <w:noProof/>
+                    <w:webHidden/>
+                  </w:rPr>
+                  <w:instrText xml:space="preserve"> PAGEREF _Toc213576274 \h </w:instrText>
+                </w:r>
+                <w:r>
+                  <w:rPr>
+                    <w:noProof/>
+                    <w:webHidden/>
+                  </w:rPr>
+                </w:r>
+                <w:r>
+                  <w:rPr>
+                    <w:noProof/>
+                    <w:webHidden/>
+                  </w:rPr>
+                  <w:fldChar w:fldCharType="separate"/>
+                </w:r>
+                <w:r>
+                  <w:rPr>
+                    <w:noProof/>
+                    <w:webHidden/>
+                  </w:rPr>
+                  <w:t>9</w:t>
+                </w:r>
+                <w:r>
+                  <w:rPr>
+                    <w:noProof/>
+                    <w:webHidden/>
+                  </w:rPr>
+                  <w:fldChar w:fldCharType="end"/>
+                </w:r>
+              </w:hyperlink>
+            </w:p>
+            <w:p>
+              <w:pPr>
+                <w:pStyle w:val="TOC2"/>
+                <w:tabs>
+                  <w:tab w:val="right" w:leader="dot" w:pos="9016"/>
+                </w:tabs>
+                <w:rPr>
+                  <w:noProof/>
+                </w:rPr>
+              </w:pPr>
+              <w:hyperlink w:anchor="_Toc213576275" w:history="1">
+                <w:r>
+                  <w:rPr>
+                    <w:rStyle w:val="Hyperlink"/>
+                    <w:noProof/>
+                  </w:rPr>
+                  <w:t>Conclusion:</w:t>
+                </w:r>
+                <w:r>
+                  <w:rPr>
+                    <w:noProof/>
+                    <w:webHidden/>
+                  </w:rPr>
+                  <w:tab/>
+                </w:r>
+                <w:r>
+                  <w:rPr>
+                    <w:noProof/>
+                    <w:webHidden/>
+                  </w:rPr>
+                  <w:fldChar w:fldCharType="begin"/>
+                </w:r>
+                <w:r>
+                  <w:rPr>
+                    <w:noProof/>
+                    <w:webHidden/>
+                  </w:rPr>
+                  <w:instrText xml:space="preserve"> PAGEREF _Toc213576275 \h </w:instrText>
+                </w:r>
+                <w:r>
+                  <w:rPr>
+                    <w:noProof/>
+                    <w:webHidden/>
+                  </w:rPr>
+                </w:r>
+                <w:r>
+                  <w:rPr>
+                    <w:noProof/>
+                    <w:webHidden/>
+                  </w:rPr>
+                  <w:fldChar w:fldCharType="separate"/>
+                </w:r>
+                <w:r>
+                  <w:rPr>
+                    <w:noProof/>
+                    <w:webHidden/>
+                  </w:rPr>
+                  <w:t>9</w:t>
+                </w:r>
+                <w:r>
+                  <w:rPr>
+                    <w:noProof/>
+                    <w:webHidden/>
+                  </w:rPr>
+                  <w:fldChar w:fldCharType="end"/>
+                </w:r>
+              </w:hyperlink>
+            </w:p>
+            <w:p>
+              <w:pPr>
+                <w:pStyle w:val="TOC1"/>
+                <w:tabs>
+                  <w:tab w:val="right" w:leader="dot" w:pos="9016"/>
+                </w:tabs>
+                <w:rPr>
+                  <w:noProof/>
+                </w:rPr>
+              </w:pPr>
+              <w:hyperlink w:anchor="_Toc213576276" w:history="1">
+                <w:r>
+                  <w:rPr>
+                    <w:rStyle w:val="Hyperlink"/>
+                    <w:noProof/>
+                    <w:lang w:val="en-US"/>
+                  </w:rPr>
+                  <w:t>Wire</w:t>
+                </w:r>
+                <w:r>
+                  <w:rPr>
+                    <w:noProof/>
+                    <w:webHidden/>
+                  </w:rPr>
+                  <w:tab/>
+                </w:r>
+                <w:r>
+                  <w:rPr>
+                    <w:noProof/>
+                    <w:webHidden/>
+                  </w:rPr>
+                  <w:fldChar w:fldCharType="begin"/>
+                </w:r>
+                <w:r>
+                  <w:rPr>
+                    <w:noProof/>
+                    <w:webHidden/>
+                  </w:rPr>
+                  <w:instrText xml:space="preserve"> PAGEREF _Toc213576276 \h </w:instrText>
+                </w:r>
+                <w:r>
+                  <w:rPr>
+                    <w:noProof/>
+                    <w:webHidden/>
+                  </w:rPr>
+                </w:r>
+                <w:r>
+                  <w:rPr>
+                    <w:noProof/>
+                    <w:webHidden/>
+                  </w:rPr>
+                  <w:fldChar w:fldCharType="separate"/>
+                </w:r>
+                <w:r>
+                  <w:rPr>
+                    <w:noProof/>
+                    <w:webHidden/>
+                  </w:rPr>
+                  <w:t>10</w:t>
+                </w:r>
+                <w:r>
+                  <w:rPr>
+                    <w:noProof/>
+                    <w:webHidden/>
+                  </w:rPr>
+                  <w:fldChar w:fldCharType="end"/>
+                </w:r>
+              </w:hyperlink>
+            </w:p>
+            <w:p>
+              <w:pPr>
+                <w:pStyle w:val="TOC2"/>
+                <w:tabs>
+                  <w:tab w:val="right" w:leader="dot" w:pos="9016"/>
+                </w:tabs>
+                <w:rPr>
+                  <w:noProof/>
+                </w:rPr>
+              </w:pPr>
+              <w:hyperlink w:anchor="_Toc213576277" w:history="1">
+                <w:r>
+                  <w:rPr>
+                    <w:rStyle w:val="Hyperlink"/>
+                    <w:noProof/>
+                    <w:lang w:val="en-US"/>
+                  </w:rPr>
+                  <w:t>Diagram:</w:t>
+                </w:r>
+                <w:r>
+                  <w:rPr>
+                    <w:noProof/>
+                    <w:webHidden/>
+                  </w:rPr>
+                  <w:tab/>
+                </w:r>
+                <w:r>
+                  <w:rPr>
+                    <w:noProof/>
+                    <w:webHidden/>
+                  </w:rPr>
+                  <w:fldChar w:fldCharType="begin"/>
+                </w:r>
+                <w:r>
+                  <w:rPr>
+                    <w:noProof/>
+                    <w:webHidden/>
+                  </w:rPr>
+                  <w:instrText xml:space="preserve"> PAGEREF _Toc213576277 \h </w:instrText>
+                </w:r>
+                <w:r>
+                  <w:rPr>
+                    <w:noProof/>
+                    <w:webHidden/>
+                  </w:rPr>
+                </w:r>
+                <w:r>
+                  <w:rPr>
+                    <w:noProof/>
+                    <w:webHidden/>
+                  </w:rPr>
+                  <w:fldChar w:fldCharType="separate"/>
+                </w:r>
+                <w:r>
+                  <w:rPr>
+                    <w:noProof/>
+                    <w:webHidden/>
+                  </w:rPr>
+                  <w:t>10</w:t>
+                </w:r>
+                <w:r>
+                  <w:rPr>
+                    <w:noProof/>
+                    <w:webHidden/>
+                  </w:rPr>
+                  <w:fldChar w:fldCharType="end"/>
+                </w:r>
+              </w:hyperlink>
+            </w:p>
+            <w:p>
+              <w:pPr>
+                <w:pStyle w:val="TOC2"/>
+                <w:tabs>
+                  <w:tab w:val="right" w:leader="dot" w:pos="9016"/>
+                </w:tabs>
+                <w:rPr>
+                  <w:noProof/>
+                </w:rPr>
+              </w:pPr>
+              <w:hyperlink w:anchor="_Toc213576278" w:history="1">
+                <w:r>
+                  <w:rPr>
+                    <w:rStyle w:val="Hyperlink"/>
+                    <w:noProof/>
+                    <w:lang w:val="en-US"/>
+                  </w:rPr>
+                  <w:t>True Table:</w:t>
+                </w:r>
+                <w:r>
+                  <w:rPr>
+                    <w:noProof/>
+                    <w:webHidden/>
+                  </w:rPr>
+                  <w:tab/>
+                </w:r>
+                <w:r>
+                  <w:rPr>
+                    <w:noProof/>
+                    <w:webHidden/>
+                  </w:rPr>
+                  <w:fldChar w:fldCharType="begin"/>
+                </w:r>
+                <w:r>
+                  <w:rPr>
+                    <w:noProof/>
+                    <w:webHidden/>
+                  </w:rPr>
+                  <w:instrText xml:space="preserve"> PAGEREF _Toc213576278 \h </w:instrText>
+                </w:r>
+                <w:r>
+                  <w:rPr>
+                    <w:noProof/>
+                    <w:webHidden/>
+                  </w:rPr>
+                </w:r>
+                <w:r>
+                  <w:rPr>
+                    <w:noProof/>
+                    <w:webHidden/>
+                  </w:rPr>
+                  <w:fldChar w:fldCharType="separate"/>
+                </w:r>
+                <w:r>
+                  <w:rPr>
+                    <w:noProof/>
+                    <w:webHidden/>
+                  </w:rPr>
+                  <w:t>10</w:t>
+                </w:r>
+                <w:r>
+                  <w:rPr>
+                    <w:noProof/>
+                    <w:webHidden/>
+                  </w:rPr>
+                  <w:fldChar w:fldCharType="end"/>
+                </w:r>
+              </w:hyperlink>
+            </w:p>
+            <w:p>
+              <w:pPr>
+                <w:pStyle w:val="TOC2"/>
+                <w:tabs>
+                  <w:tab w:val="right" w:leader="dot" w:pos="9016"/>
+                </w:tabs>
+                <w:rPr>
+                  <w:noProof/>
+                </w:rPr>
+              </w:pPr>
+              <w:hyperlink w:anchor="_Toc213576279" w:history="1">
+                <w:r>
+                  <w:rPr>
+                    <w:rStyle w:val="Hyperlink"/>
+                    <w:noProof/>
+                  </w:rPr>
+                  <w:t>Conclusion:</w:t>
+                </w:r>
+                <w:r>
+                  <w:rPr>
+                    <w:noProof/>
+                    <w:webHidden/>
+                  </w:rPr>
+                  <w:tab/>
+                </w:r>
+                <w:r>
+                  <w:rPr>
+                    <w:noProof/>
+                    <w:webHidden/>
+                  </w:rPr>
+                  <w:fldChar w:fldCharType="begin"/>
+                </w:r>
+                <w:r>
+                  <w:rPr>
+                    <w:noProof/>
+                    <w:webHidden/>
+                  </w:rPr>
+                  <w:instrText xml:space="preserve"> PAGEREF _Toc213576279 \h </w:instrText>
+                </w:r>
+                <w:r>
+                  <w:rPr>
+                    <w:noProof/>
+                    <w:webHidden/>
+                  </w:rPr>
+                </w:r>
+                <w:r>
+                  <w:rPr>
+                    <w:noProof/>
+                    <w:webHidden/>
+                  </w:rPr>
+                  <w:fldChar w:fldCharType="separate"/>
+                </w:r>
+                <w:r>
+                  <w:rPr>
+                    <w:noProof/>
+                    <w:webHidden/>
+                  </w:rPr>
+                  <w:t>10</w:t>
+                </w:r>
+                <w:r>
+                  <w:rPr>
+                    <w:noProof/>
+                    <w:webHidden/>
+                  </w:rPr>
+                  <w:fldChar w:fldCharType="end"/>
+                </w:r>
+              </w:hyperlink>
+            </w:p>
+            <w:p>
+              <w:pPr>
+                <w:pStyle w:val="TOC1"/>
+                <w:tabs>
+                  <w:tab w:val="right" w:leader="dot" w:pos="9016"/>
+                </w:tabs>
+                <w:rPr>
+                  <w:noProof/>
+                </w:rPr>
+              </w:pPr>
+              <w:hyperlink w:anchor="_Toc213576280" w:history="1">
+                <w:r>
+                  <w:rPr>
+                    <w:rStyle w:val="Hyperlink"/>
+                    <w:noProof/>
+                  </w:rPr>
+                  <w:t>Compare the results to theory. Are they the same?</w:t>
+                </w:r>
+                <w:r>
+                  <w:rPr>
+                    <w:noProof/>
+                    <w:webHidden/>
+                  </w:rPr>
+                  <w:tab/>
+                </w:r>
+                <w:r>
+                  <w:rPr>
+                    <w:noProof/>
+                    <w:webHidden/>
+                  </w:rPr>
+                  <w:fldChar w:fldCharType="begin"/>
+                </w:r>
+                <w:r>
+                  <w:rPr>
+                    <w:noProof/>
+                    <w:webHidden/>
+                  </w:rPr>
+                  <w:instrText xml:space="preserve"> PAGEREF _Toc213576280 \h </w:instrText>
+                </w:r>
+                <w:r>
+                  <w:rPr>
+                    <w:noProof/>
+                    <w:webHidden/>
+                  </w:rPr>
+                </w:r>
+                <w:r>
+                  <w:rPr>
+                    <w:noProof/>
+                    <w:webHidden/>
+                  </w:rPr>
+                  <w:fldChar w:fldCharType="separate"/>
+                </w:r>
+                <w:r>
+                  <w:rPr>
+                    <w:noProof/>
+                    <w:webHidden/>
+                  </w:rPr>
+                  <w:t>11</w:t>
+                </w:r>
+                <w:r>
+                  <w:rPr>
+                    <w:noProof/>
+                    <w:webHidden/>
+                  </w:rPr>
+                  <w:fldChar w:fldCharType="end"/>
+                </w:r>
+              </w:hyperlink>
+            </w:p>
+            <w:p>
+              <w:pPr>
+                <w:pStyle w:val="TOC1"/>
+                <w:tabs>
+                  <w:tab w:val="right" w:leader="dot" w:pos="9016"/>
+                </w:tabs>
+                <w:rPr>
+                  <w:noProof/>
+                </w:rPr>
+              </w:pPr>
+              <w:hyperlink w:anchor="_Toc213576281" w:history="1">
+                <w:r>
+                  <w:rPr>
+                    <w:rStyle w:val="Hyperlink"/>
+                    <w:noProof/>
+                  </w:rPr>
+                  <w:t>Summary</w:t>
+                </w:r>
+                <w:r>
+                  <w:rPr>
+                    <w:noProof/>
+                    <w:webHidden/>
+                  </w:rPr>
+                  <w:tab/>
+                </w:r>
+                <w:r>
+                  <w:rPr>
+                    <w:noProof/>
+                    <w:webHidden/>
+                  </w:rPr>
+                  <w:fldChar w:fldCharType="begin"/>
+                </w:r>
+                <w:r>
+                  <w:rPr>
+                    <w:noProof/>
+                    <w:webHidden/>
+                  </w:rPr>
+                  <w:instrText xml:space="preserve"> PAGEREF _Toc213576281 \h </w:instrText>
+                </w:r>
+                <w:r>
+                  <w:rPr>
+                    <w:noProof/>
+                    <w:webHidden/>
+                  </w:rPr>
+                </w:r>
+                <w:r>
+                  <w:rPr>
+                    <w:noProof/>
+                    <w:webHidden/>
+                  </w:rPr>
+                  <w:fldChar w:fldCharType="separate"/>
+                </w:r>
+                <w:r>
+                  <w:rPr>
+                    <w:noProof/>
+                    <w:webHidden/>
+                  </w:rPr>
+                  <w:t>12</w:t>
+                </w:r>
+                <w:r>
+                  <w:rPr>
+                    <w:noProof/>
+                    <w:webHidden/>
+                  </w:rPr>
+                  <w:fldChar w:fldCharType="end"/>
+                </w:r>
+              </w:hyperlink>
+            </w:p>
+            <w:p>
+              <w:pPr>
+                <w:rPr>
                   <w:b/>
                   <w:bCs/>
                   <w:noProof/>
-                  <w:lang w:val="en-US"/>
                 </w:rPr>
-                <w:t>No table of contents entries found.</w:t>
-              </w:r>
+              </w:pPr>
               <w:r>
                 <w:rPr>
                   <w:b/>
@@ -518,135 +2852,3053 @@
           </w:sdtContent>
         </w:sdt>
         <w:p>
+          <w:pPr>
+            <w:rPr>
+              <w:b/>
+              <w:bCs/>
+              <w:noProof/>
+            </w:rPr>
+          </w:pPr>
           <w:r>
             <w:br w:type="page"/>
           </w:r>
         </w:p>
         <w:p>
-          <w:r>
-            <w:rPr>
-              <w:noProof/>
-            </w:rPr>
+          <w:pPr>
+            <w:pStyle w:val="Heading1"/>
+          </w:pPr>
+          <w:bookmarkStart w:id="0" w:name="_Toc213576248"/>
+          <w:r>
             <w:lastRenderedPageBreak/>
-            <w:drawing>
-              <wp:inline distT="0" distB="0" distL="0" distR="0" wp14:anchorId="2AECEBAE" wp14:editId="32DB9A88">
-                <wp:extent cx="5731510" cy="2149475"/>
-                <wp:effectExtent l="0" t="0" r="2540" b="3175"/>
-                <wp:docPr id="1674020469" name="Picture 1"/>
-                <wp:cNvGraphicFramePr>
-                  <a:graphicFrameLocks xmlns:a="http://schemas.openxmlformats.org/drawingml/2006/main" noChangeAspect="1"/>
-                </wp:cNvGraphicFramePr>
-                <a:graphic xmlns:a="http://schemas.openxmlformats.org/drawingml/2006/main">
-                  <a:graphicData uri="http://schemas.openxmlformats.org/drawingml/2006/picture">
-                    <pic:pic xmlns:pic="http://schemas.openxmlformats.org/drawingml/2006/picture">
-                      <pic:nvPicPr>
-                        <pic:cNvPr id="0" name="Picture 1"/>
-                        <pic:cNvPicPr>
-                          <a:picLocks noChangeAspect="1" noChangeArrowheads="1"/>
-                        </pic:cNvPicPr>
-                      </pic:nvPicPr>
-                      <pic:blipFill>
-                        <a:blip r:embed="rId6">
-                          <a:extLst>
-                            <a:ext uri="{28A0092B-C50C-407E-A947-70E740481C1C}">
-                              <a14:useLocalDpi xmlns:a14="http://schemas.microsoft.com/office/drawing/2010/main" val="0"/>
-                            </a:ext>
-                          </a:extLst>
-                        </a:blip>
-                        <a:srcRect/>
-                        <a:stretch>
-                          <a:fillRect/>
-                        </a:stretch>
-                      </pic:blipFill>
-                      <pic:spPr bwMode="auto">
-                        <a:xfrm>
-                          <a:off x="0" y="0"/>
-                          <a:ext cx="5731510" cy="2149475"/>
-                        </a:xfrm>
-                        <a:prstGeom prst="rect">
-                          <a:avLst/>
-                        </a:prstGeom>
-                        <a:noFill/>
-                        <a:ln>
-                          <a:noFill/>
-                        </a:ln>
-                      </pic:spPr>
-                    </pic:pic>
-                  </a:graphicData>
-                </a:graphic>
-              </wp:inline>
-            </w:drawing>
-          </w:r>
+            <w:t>AND</w:t>
+          </w:r>
+          <w:bookmarkEnd w:id="0"/>
         </w:p>
+        <w:p>
+          <w:pPr>
+            <w:pStyle w:val="Heading2"/>
+            <w:rPr>
+              <w:lang w:val="en-US"/>
+            </w:rPr>
+          </w:pPr>
+          <w:bookmarkStart w:id="1" w:name="_Toc213576249"/>
+          <w:r>
+            <w:rPr>
+              <w:lang w:val="en-US"/>
+            </w:rPr>
+            <w:t>Diagram:</w:t>
+          </w:r>
+          <w:bookmarkEnd w:id="1"/>
+          <w:r>
+            <w:rPr>
+              <w:lang w:val="en-US"/>
+            </w:rPr>
+            <w:t xml:space="preserve">  </w:t>
+          </w:r>
+        </w:p>
+        <w:p>
+          <w:pPr>
+            <w:pStyle w:val="Heading2"/>
+            <w:rPr>
+              <w:lang w:val="en-US"/>
+            </w:rPr>
+          </w:pPr>
+          <w:bookmarkStart w:id="2" w:name="_Toc213576250"/>
+          <w:r>
+            <w:rPr>
+              <w:lang w:val="en-US"/>
+            </w:rPr>
+            <w:t>True Table:</w:t>
+          </w:r>
+          <w:bookmarkEnd w:id="2"/>
+          <w:r>
+            <w:rPr>
+              <w:lang w:val="en-US"/>
+            </w:rPr>
+            <w:t xml:space="preserve"> </w:t>
+          </w:r>
+        </w:p>
+        <w:tbl>
+          <w:tblPr>
+            <w:tblStyle w:val="TableGrid"/>
+            <w:tblW w:w="0" w:type="auto"/>
+            <w:tblLook w:val="04A0" w:firstRow="1" w:lastRow="0" w:firstColumn="1" w:lastColumn="0" w:noHBand="0" w:noVBand="1"/>
+          </w:tblPr>
+          <w:tblGrid>
+            <w:gridCol w:w="3006"/>
+            <w:gridCol w:w="3005"/>
+            <w:gridCol w:w="3005"/>
+          </w:tblGrid>
+          <w:tr>
+            <w:tc>
+              <w:tcPr>
+                <w:tcW w:w="3006" w:type="dxa"/>
+              </w:tcPr>
+              <w:p>
+                <w:pPr>
+                  <w:rPr>
+                    <w:lang w:val="en-US"/>
+                  </w:rPr>
+                </w:pPr>
+                <w:r>
+                  <w:rPr>
+                    <w:lang w:val="en-US"/>
+                  </w:rPr>
+                  <w:t>S0</w:t>
+                </w:r>
+              </w:p>
+            </w:tc>
+            <w:tc>
+              <w:tcPr>
+                <w:tcW w:w="3005" w:type="dxa"/>
+              </w:tcPr>
+              <w:p>
+                <w:pPr>
+                  <w:rPr>
+                    <w:lang w:val="en-US"/>
+                  </w:rPr>
+                </w:pPr>
+                <w:r>
+                  <w:rPr>
+                    <w:lang w:val="en-US"/>
+                  </w:rPr>
+                  <w:t>S1</w:t>
+                </w:r>
+              </w:p>
+            </w:tc>
+            <w:tc>
+              <w:tcPr>
+                <w:tcW w:w="3005" w:type="dxa"/>
+              </w:tcPr>
+              <w:p>
+                <w:pPr>
+                  <w:rPr>
+                    <w:lang w:val="en-US"/>
+                  </w:rPr>
+                </w:pPr>
+                <w:r>
+                  <w:rPr>
+                    <w:lang w:val="en-US"/>
+                  </w:rPr>
+                  <w:t>Z=A.B</w:t>
+                </w:r>
+              </w:p>
+            </w:tc>
+          </w:tr>
+          <w:tr>
+            <w:tc>
+              <w:tcPr>
+                <w:tcW w:w="3006" w:type="dxa"/>
+              </w:tcPr>
+              <w:p>
+                <w:pPr>
+                  <w:rPr>
+                    <w:lang w:val="en-US"/>
+                  </w:rPr>
+                </w:pPr>
+                <w:r>
+                  <w:rPr>
+                    <w:lang w:val="en-US"/>
+                  </w:rPr>
+                  <w:t>0</w:t>
+                </w:r>
+              </w:p>
+            </w:tc>
+            <w:tc>
+              <w:tcPr>
+                <w:tcW w:w="3005" w:type="dxa"/>
+              </w:tcPr>
+              <w:p>
+                <w:pPr>
+                  <w:rPr>
+                    <w:lang w:val="en-US"/>
+                  </w:rPr>
+                </w:pPr>
+                <w:r>
+                  <w:rPr>
+                    <w:lang w:val="en-US"/>
+                  </w:rPr>
+                  <w:t>0</w:t>
+                </w:r>
+              </w:p>
+            </w:tc>
+            <w:tc>
+              <w:tcPr>
+                <w:tcW w:w="3005" w:type="dxa"/>
+              </w:tcPr>
+              <w:p>
+                <w:pPr>
+                  <w:rPr>
+                    <w:lang w:val="en-US"/>
+                  </w:rPr>
+                </w:pPr>
+                <w:r>
+                  <w:rPr>
+                    <w:lang w:val="en-US"/>
+                  </w:rPr>
+                  <w:t>0</w:t>
+                </w:r>
+              </w:p>
+            </w:tc>
+          </w:tr>
+          <w:tr>
+            <w:tc>
+              <w:tcPr>
+                <w:tcW w:w="3006" w:type="dxa"/>
+              </w:tcPr>
+              <w:p>
+                <w:pPr>
+                  <w:rPr>
+                    <w:lang w:val="en-US"/>
+                  </w:rPr>
+                </w:pPr>
+                <w:r>
+                  <w:rPr>
+                    <w:lang w:val="en-US"/>
+                  </w:rPr>
+                  <w:t>0</w:t>
+                </w:r>
+              </w:p>
+            </w:tc>
+            <w:tc>
+              <w:tcPr>
+                <w:tcW w:w="3005" w:type="dxa"/>
+              </w:tcPr>
+              <w:p>
+                <w:pPr>
+                  <w:rPr>
+                    <w:lang w:val="en-US"/>
+                  </w:rPr>
+                </w:pPr>
+                <w:r>
+                  <w:rPr>
+                    <w:lang w:val="en-US"/>
+                  </w:rPr>
+                  <w:t>1</w:t>
+                </w:r>
+              </w:p>
+            </w:tc>
+            <w:tc>
+              <w:tcPr>
+                <w:tcW w:w="3005" w:type="dxa"/>
+              </w:tcPr>
+              <w:p>
+                <w:pPr>
+                  <w:rPr>
+                    <w:lang w:val="en-US"/>
+                  </w:rPr>
+                </w:pPr>
+                <w:r>
+                  <w:rPr>
+                    <w:lang w:val="en-US"/>
+                  </w:rPr>
+                  <w:t>0</w:t>
+                </w:r>
+              </w:p>
+            </w:tc>
+          </w:tr>
+          <w:tr>
+            <w:tc>
+              <w:tcPr>
+                <w:tcW w:w="3006" w:type="dxa"/>
+              </w:tcPr>
+              <w:p>
+                <w:pPr>
+                  <w:rPr>
+                    <w:lang w:val="en-US"/>
+                  </w:rPr>
+                </w:pPr>
+                <w:r>
+                  <w:rPr>
+                    <w:lang w:val="en-US"/>
+                  </w:rPr>
+                  <w:t>1</w:t>
+                </w:r>
+              </w:p>
+            </w:tc>
+            <w:tc>
+              <w:tcPr>
+                <w:tcW w:w="3005" w:type="dxa"/>
+              </w:tcPr>
+              <w:p>
+                <w:pPr>
+                  <w:rPr>
+                    <w:lang w:val="en-US"/>
+                  </w:rPr>
+                </w:pPr>
+                <w:r>
+                  <w:rPr>
+                    <w:lang w:val="en-US"/>
+                  </w:rPr>
+                  <w:t>0</w:t>
+                </w:r>
+              </w:p>
+            </w:tc>
+            <w:tc>
+              <w:tcPr>
+                <w:tcW w:w="3005" w:type="dxa"/>
+              </w:tcPr>
+              <w:p>
+                <w:pPr>
+                  <w:rPr>
+                    <w:lang w:val="en-US"/>
+                  </w:rPr>
+                </w:pPr>
+                <w:r>
+                  <w:rPr>
+                    <w:lang w:val="en-US"/>
+                  </w:rPr>
+                  <w:t>0</w:t>
+                </w:r>
+              </w:p>
+            </w:tc>
+          </w:tr>
+          <w:tr>
+            <w:tc>
+              <w:tcPr>
+                <w:tcW w:w="3006" w:type="dxa"/>
+              </w:tcPr>
+              <w:p>
+                <w:pPr>
+                  <w:rPr>
+                    <w:lang w:val="en-US"/>
+                  </w:rPr>
+                </w:pPr>
+                <w:r>
+                  <w:rPr>
+                    <w:lang w:val="en-US"/>
+                  </w:rPr>
+                  <w:t>1</w:t>
+                </w:r>
+              </w:p>
+            </w:tc>
+            <w:tc>
+              <w:tcPr>
+                <w:tcW w:w="3005" w:type="dxa"/>
+              </w:tcPr>
+              <w:p>
+                <w:pPr>
+                  <w:rPr>
+                    <w:lang w:val="en-US"/>
+                  </w:rPr>
+                </w:pPr>
+                <w:r>
+                  <w:rPr>
+                    <w:lang w:val="en-US"/>
+                  </w:rPr>
+                  <w:t>1</w:t>
+                </w:r>
+              </w:p>
+            </w:tc>
+            <w:tc>
+              <w:tcPr>
+                <w:tcW w:w="3005" w:type="dxa"/>
+              </w:tcPr>
+              <w:p>
+                <w:pPr>
+                  <w:rPr>
+                    <w:lang w:val="en-US"/>
+                  </w:rPr>
+                </w:pPr>
+                <w:r>
+                  <w:rPr>
+                    <w:lang w:val="en-US"/>
+                  </w:rPr>
+                  <w:t>1</w:t>
+                </w:r>
+              </w:p>
+            </w:tc>
+          </w:tr>
+        </w:tbl>
+        <w:p>
+          <w:pPr>
+            <w:rPr>
+              <w:lang w:val="en-US"/>
+            </w:rPr>
+          </w:pPr>
+        </w:p>
+        <w:p>
+          <w:pPr>
+            <w:pStyle w:val="Heading2"/>
+          </w:pPr>
+          <w:bookmarkStart w:id="3" w:name="_Toc213576251"/>
+          <w:r>
+            <w:t>Conclusion</w:t>
+          </w:r>
+          <w:r>
+            <w:t>:</w:t>
+          </w:r>
+          <w:bookmarkEnd w:id="3"/>
+          <w:r>
+            <w:t xml:space="preserve"> </w:t>
+          </w:r>
+        </w:p>
+        <w:p>
+          <w:r>
+            <w:t>The AND gate outputs 1 only when all of its inputs are 1.</w:t>
+          </w:r>
+          <w:r>
+            <w:t xml:space="preserve"> </w:t>
+          </w:r>
+          <w:r>
+            <w:t xml:space="preserve">It represents logical multiplication </w:t>
+          </w:r>
+          <w:r>
+            <w:t>-</w:t>
+          </w:r>
+          <w:r>
+            <w:t xml:space="preserve"> if any input is 0, the output becomes 0.</w:t>
+          </w:r>
+        </w:p>
+        <w:p>
+          <w:r>
+            <w:br w:type="page"/>
+          </w:r>
+        </w:p>
+        <w:p>
+          <w:pPr>
+            <w:pStyle w:val="Heading1"/>
+          </w:pPr>
+          <w:bookmarkStart w:id="4" w:name="_Toc213576252"/>
+          <w:r>
+            <w:lastRenderedPageBreak/>
+            <w:t>NAND</w:t>
+          </w:r>
+          <w:bookmarkEnd w:id="4"/>
+        </w:p>
+        <w:p>
+          <w:pPr>
+            <w:pStyle w:val="Heading2"/>
+            <w:rPr>
+              <w:lang w:val="en-US"/>
+            </w:rPr>
+          </w:pPr>
+          <w:bookmarkStart w:id="5" w:name="_Toc213576253"/>
+          <w:r>
+            <w:rPr>
+              <w:lang w:val="en-US"/>
+            </w:rPr>
+            <w:t>Diagram:</w:t>
+          </w:r>
+          <w:bookmarkEnd w:id="5"/>
+          <w:r>
+            <w:rPr>
+              <w:lang w:val="en-US"/>
+            </w:rPr>
+            <w:t xml:space="preserve">  </w:t>
+          </w:r>
+        </w:p>
+        <w:p>
+          <w:pPr>
+            <w:pStyle w:val="Heading2"/>
+            <w:rPr>
+              <w:lang w:val="en-US"/>
+            </w:rPr>
+          </w:pPr>
+          <w:bookmarkStart w:id="6" w:name="_Toc213576254"/>
+          <w:r>
+            <w:rPr>
+              <w:lang w:val="en-US"/>
+            </w:rPr>
+            <w:t>True Table:</w:t>
+          </w:r>
+          <w:bookmarkEnd w:id="6"/>
+          <w:r>
+            <w:rPr>
+              <w:lang w:val="en-US"/>
+            </w:rPr>
+            <w:t xml:space="preserve"> </w:t>
+          </w:r>
+        </w:p>
+        <w:tbl>
+          <w:tblPr>
+            <w:tblStyle w:val="TableGrid"/>
+            <w:tblW w:w="0" w:type="auto"/>
+            <w:tblLook w:val="04A0" w:firstRow="1" w:lastRow="0" w:firstColumn="1" w:lastColumn="0" w:noHBand="0" w:noVBand="1"/>
+          </w:tblPr>
+          <w:tblGrid>
+            <w:gridCol w:w="3006"/>
+            <w:gridCol w:w="3005"/>
+            <w:gridCol w:w="3005"/>
+          </w:tblGrid>
+          <w:tr>
+            <w:tc>
+              <w:tcPr>
+                <w:tcW w:w="3006" w:type="dxa"/>
+              </w:tcPr>
+              <w:p>
+                <w:pPr>
+                  <w:rPr>
+                    <w:lang w:val="en-US"/>
+                  </w:rPr>
+                </w:pPr>
+                <w:r>
+                  <w:rPr>
+                    <w:lang w:val="en-US"/>
+                  </w:rPr>
+                  <w:t>S0</w:t>
+                </w:r>
+              </w:p>
+            </w:tc>
+            <w:tc>
+              <w:tcPr>
+                <w:tcW w:w="3005" w:type="dxa"/>
+              </w:tcPr>
+              <w:p>
+                <w:pPr>
+                  <w:rPr>
+                    <w:lang w:val="en-US"/>
+                  </w:rPr>
+                </w:pPr>
+                <w:r>
+                  <w:rPr>
+                    <w:lang w:val="en-US"/>
+                  </w:rPr>
+                  <w:t>S1</w:t>
+                </w:r>
+              </w:p>
+            </w:tc>
+            <w:tc>
+              <w:tcPr>
+                <w:tcW w:w="3005" w:type="dxa"/>
+              </w:tcPr>
+              <w:p>
+                <w:pPr>
+                  <w:rPr>
+                    <w:i/>
+                    <w:lang w:val="en-US"/>
+                  </w:rPr>
+                </w:pPr>
+                <w:r>
+                  <w:rPr>
+                    <w:lang w:val="en-US"/>
+                  </w:rPr>
+                  <w:t>Z=</w:t>
+                </w:r>
+                <m:oMath>
+                  <m:acc>
+                    <m:accPr>
+                      <m:chr m:val="̅"/>
+                      <m:ctrlPr>
+                        <w:rPr>
+                          <w:rFonts w:ascii="Cambria Math" w:hAnsi="Cambria Math"/>
+                          <w:i/>
+                          <w:lang w:val="en-US"/>
+                        </w:rPr>
+                      </m:ctrlPr>
+                    </m:accPr>
+                    <m:e>
+                      <m:r>
+                        <w:rPr>
+                          <w:rFonts w:ascii="Cambria Math" w:hAnsi="Cambria Math"/>
+                          <w:lang w:val="en-US"/>
+                        </w:rPr>
+                        <m:t>A.B</m:t>
+                      </m:r>
+                    </m:e>
+                  </m:acc>
+                </m:oMath>
+              </w:p>
+            </w:tc>
+          </w:tr>
+          <w:tr>
+            <w:tc>
+              <w:tcPr>
+                <w:tcW w:w="3006" w:type="dxa"/>
+              </w:tcPr>
+              <w:p>
+                <w:pPr>
+                  <w:rPr>
+                    <w:lang w:val="en-US"/>
+                  </w:rPr>
+                </w:pPr>
+                <w:r>
+                  <w:rPr>
+                    <w:lang w:val="en-US"/>
+                  </w:rPr>
+                  <w:t>0</w:t>
+                </w:r>
+              </w:p>
+            </w:tc>
+            <w:tc>
+              <w:tcPr>
+                <w:tcW w:w="3005" w:type="dxa"/>
+              </w:tcPr>
+              <w:p>
+                <w:pPr>
+                  <w:rPr>
+                    <w:lang w:val="en-US"/>
+                  </w:rPr>
+                </w:pPr>
+                <w:r>
+                  <w:rPr>
+                    <w:lang w:val="en-US"/>
+                  </w:rPr>
+                  <w:t>0</w:t>
+                </w:r>
+              </w:p>
+            </w:tc>
+            <w:tc>
+              <w:tcPr>
+                <w:tcW w:w="3005" w:type="dxa"/>
+              </w:tcPr>
+              <w:p>
+                <w:pPr>
+                  <w:rPr>
+                    <w:lang w:val="en-US"/>
+                  </w:rPr>
+                </w:pPr>
+                <w:r>
+                  <w:rPr>
+                    <w:lang w:val="en-US"/>
+                  </w:rPr>
+                  <w:t>1</w:t>
+                </w:r>
+              </w:p>
+            </w:tc>
+          </w:tr>
+          <w:tr>
+            <w:tc>
+              <w:tcPr>
+                <w:tcW w:w="3006" w:type="dxa"/>
+              </w:tcPr>
+              <w:p>
+                <w:pPr>
+                  <w:rPr>
+                    <w:lang w:val="en-US"/>
+                  </w:rPr>
+                </w:pPr>
+                <w:r>
+                  <w:rPr>
+                    <w:lang w:val="en-US"/>
+                  </w:rPr>
+                  <w:t>0</w:t>
+                </w:r>
+              </w:p>
+            </w:tc>
+            <w:tc>
+              <w:tcPr>
+                <w:tcW w:w="3005" w:type="dxa"/>
+              </w:tcPr>
+              <w:p>
+                <w:pPr>
+                  <w:rPr>
+                    <w:lang w:val="en-US"/>
+                  </w:rPr>
+                </w:pPr>
+                <w:r>
+                  <w:rPr>
+                    <w:lang w:val="en-US"/>
+                  </w:rPr>
+                  <w:t>1</w:t>
+                </w:r>
+              </w:p>
+            </w:tc>
+            <w:tc>
+              <w:tcPr>
+                <w:tcW w:w="3005" w:type="dxa"/>
+              </w:tcPr>
+              <w:p>
+                <w:pPr>
+                  <w:rPr>
+                    <w:lang w:val="en-US"/>
+                  </w:rPr>
+                </w:pPr>
+                <w:r>
+                  <w:rPr>
+                    <w:lang w:val="en-US"/>
+                  </w:rPr>
+                  <w:t>1</w:t>
+                </w:r>
+              </w:p>
+            </w:tc>
+          </w:tr>
+          <w:tr>
+            <w:tc>
+              <w:tcPr>
+                <w:tcW w:w="3006" w:type="dxa"/>
+              </w:tcPr>
+              <w:p>
+                <w:pPr>
+                  <w:rPr>
+                    <w:lang w:val="en-US"/>
+                  </w:rPr>
+                </w:pPr>
+                <w:r>
+                  <w:rPr>
+                    <w:lang w:val="en-US"/>
+                  </w:rPr>
+                  <w:t>1</w:t>
+                </w:r>
+              </w:p>
+            </w:tc>
+            <w:tc>
+              <w:tcPr>
+                <w:tcW w:w="3005" w:type="dxa"/>
+              </w:tcPr>
+              <w:p>
+                <w:pPr>
+                  <w:rPr>
+                    <w:lang w:val="en-US"/>
+                  </w:rPr>
+                </w:pPr>
+                <w:r>
+                  <w:rPr>
+                    <w:lang w:val="en-US"/>
+                  </w:rPr>
+                  <w:t>0</w:t>
+                </w:r>
+              </w:p>
+            </w:tc>
+            <w:tc>
+              <w:tcPr>
+                <w:tcW w:w="3005" w:type="dxa"/>
+              </w:tcPr>
+              <w:p>
+                <w:pPr>
+                  <w:rPr>
+                    <w:lang w:val="en-US"/>
+                  </w:rPr>
+                </w:pPr>
+                <w:r>
+                  <w:rPr>
+                    <w:lang w:val="en-US"/>
+                  </w:rPr>
+                  <w:t>1</w:t>
+                </w:r>
+              </w:p>
+            </w:tc>
+          </w:tr>
+          <w:tr>
+            <w:tc>
+              <w:tcPr>
+                <w:tcW w:w="3006" w:type="dxa"/>
+              </w:tcPr>
+              <w:p>
+                <w:pPr>
+                  <w:rPr>
+                    <w:lang w:val="en-US"/>
+                  </w:rPr>
+                </w:pPr>
+                <w:r>
+                  <w:rPr>
+                    <w:lang w:val="en-US"/>
+                  </w:rPr>
+                  <w:t>1</w:t>
+                </w:r>
+              </w:p>
+            </w:tc>
+            <w:tc>
+              <w:tcPr>
+                <w:tcW w:w="3005" w:type="dxa"/>
+              </w:tcPr>
+              <w:p>
+                <w:pPr>
+                  <w:rPr>
+                    <w:lang w:val="en-US"/>
+                  </w:rPr>
+                </w:pPr>
+                <w:r>
+                  <w:rPr>
+                    <w:lang w:val="en-US"/>
+                  </w:rPr>
+                  <w:t>1</w:t>
+                </w:r>
+              </w:p>
+            </w:tc>
+            <w:tc>
+              <w:tcPr>
+                <w:tcW w:w="3005" w:type="dxa"/>
+              </w:tcPr>
+              <w:p>
+                <w:pPr>
+                  <w:rPr>
+                    <w:lang w:val="en-US"/>
+                  </w:rPr>
+                </w:pPr>
+                <w:r>
+                  <w:rPr>
+                    <w:lang w:val="en-US"/>
+                  </w:rPr>
+                  <w:t>0</w:t>
+                </w:r>
+              </w:p>
+            </w:tc>
+          </w:tr>
+        </w:tbl>
+        <w:p>
+          <w:pPr>
+            <w:rPr>
+              <w:lang w:val="en-US"/>
+            </w:rPr>
+          </w:pPr>
+        </w:p>
+        <w:p>
+          <w:pPr>
+            <w:pStyle w:val="Heading2"/>
+          </w:pPr>
+          <w:bookmarkStart w:id="7" w:name="_Toc213576255"/>
+          <w:r>
+            <w:t>Conclusion</w:t>
+          </w:r>
+          <w:r>
+            <w:t>:</w:t>
+          </w:r>
+          <w:bookmarkEnd w:id="7"/>
+          <w:r>
+            <w:t xml:space="preserve"> </w:t>
+          </w:r>
+        </w:p>
+        <w:p>
+          <w:pPr>
+            <w:rPr>
+              <w:lang w:val="en-US"/>
+            </w:rPr>
+          </w:pPr>
+          <w:r>
+            <w:t>The NAND gate outputs 0 only when all of its inputs are 1. In every other case, the output is 1. It is the inverted form of the AND gate</w:t>
+          </w:r>
+          <w:r>
+            <w:rPr>
+              <w:lang w:val="en-US"/>
+            </w:rPr>
+            <w:t>.</w:t>
+          </w:r>
+        </w:p>
+        <w:p>
+          <w:pPr>
+            <w:rPr>
+              <w:lang w:val="en-US"/>
+            </w:rPr>
+          </w:pPr>
+          <w:r>
+            <w:rPr>
+              <w:lang w:val="en-US"/>
+            </w:rPr>
+            <w:br w:type="page"/>
+          </w:r>
+        </w:p>
+        <w:p>
+          <w:pPr>
+            <w:pStyle w:val="Heading1"/>
+            <w:rPr>
+              <w:lang w:val="en-US"/>
+            </w:rPr>
+          </w:pPr>
+          <w:bookmarkStart w:id="8" w:name="_Toc213576256"/>
+          <w:r>
+            <w:rPr>
+              <w:lang w:val="en-US"/>
+            </w:rPr>
+            <w:lastRenderedPageBreak/>
+            <w:t>OR</w:t>
+          </w:r>
+          <w:bookmarkEnd w:id="8"/>
+        </w:p>
+        <w:p>
+          <w:pPr>
+            <w:pStyle w:val="Heading2"/>
+            <w:rPr>
+              <w:lang w:val="en-US"/>
+            </w:rPr>
+          </w:pPr>
+          <w:bookmarkStart w:id="9" w:name="_Toc213576257"/>
+          <w:r>
+            <w:rPr>
+              <w:lang w:val="en-US"/>
+            </w:rPr>
+            <w:t>Diagram:</w:t>
+          </w:r>
+          <w:bookmarkEnd w:id="9"/>
+          <w:r>
+            <w:rPr>
+              <w:lang w:val="en-US"/>
+            </w:rPr>
+            <w:t xml:space="preserve">  </w:t>
+          </w:r>
+        </w:p>
+        <w:p>
+          <w:pPr>
+            <w:pStyle w:val="Heading2"/>
+            <w:rPr>
+              <w:lang w:val="en-US"/>
+            </w:rPr>
+          </w:pPr>
+          <w:bookmarkStart w:id="10" w:name="_Toc213576258"/>
+          <w:r>
+            <w:rPr>
+              <w:lang w:val="en-US"/>
+            </w:rPr>
+            <w:t>True Table:</w:t>
+          </w:r>
+          <w:bookmarkEnd w:id="10"/>
+          <w:r>
+            <w:rPr>
+              <w:lang w:val="en-US"/>
+            </w:rPr>
+            <w:t xml:space="preserve"> </w:t>
+          </w:r>
+        </w:p>
+        <w:tbl>
+          <w:tblPr>
+            <w:tblStyle w:val="TableGrid"/>
+            <w:tblW w:w="0" w:type="auto"/>
+            <w:tblLook w:val="04A0" w:firstRow="1" w:lastRow="0" w:firstColumn="1" w:lastColumn="0" w:noHBand="0" w:noVBand="1"/>
+          </w:tblPr>
+          <w:tblGrid>
+            <w:gridCol w:w="3006"/>
+            <w:gridCol w:w="3005"/>
+            <w:gridCol w:w="3005"/>
+          </w:tblGrid>
+          <w:tr>
+            <w:tc>
+              <w:tcPr>
+                <w:tcW w:w="3006" w:type="dxa"/>
+              </w:tcPr>
+              <w:p>
+                <w:pPr>
+                  <w:rPr>
+                    <w:lang w:val="en-US"/>
+                  </w:rPr>
+                </w:pPr>
+                <w:r>
+                  <w:rPr>
+                    <w:lang w:val="en-US"/>
+                  </w:rPr>
+                  <w:t>S0</w:t>
+                </w:r>
+              </w:p>
+            </w:tc>
+            <w:tc>
+              <w:tcPr>
+                <w:tcW w:w="3005" w:type="dxa"/>
+              </w:tcPr>
+              <w:p>
+                <w:pPr>
+                  <w:rPr>
+                    <w:lang w:val="en-US"/>
+                  </w:rPr>
+                </w:pPr>
+                <w:r>
+                  <w:rPr>
+                    <w:lang w:val="en-US"/>
+                  </w:rPr>
+                  <w:t>S1</w:t>
+                </w:r>
+              </w:p>
+            </w:tc>
+            <w:tc>
+              <w:tcPr>
+                <w:tcW w:w="3005" w:type="dxa"/>
+              </w:tcPr>
+              <w:p>
+                <w:pPr>
+                  <w:rPr>
+                    <w:i/>
+                    <w:lang w:val="ru-RU"/>
+                  </w:rPr>
+                </w:pPr>
+                <w:r>
+                  <w:rPr>
+                    <w:lang w:val="en-US"/>
+                  </w:rPr>
+                  <w:t>Z=</w:t>
+                </w:r>
+                <w:r>
+                  <w:rPr>
+                    <w:lang w:val="en-US"/>
+                  </w:rPr>
+                  <w:t>A+B</w:t>
+                </w:r>
+              </w:p>
+            </w:tc>
+          </w:tr>
+          <w:tr>
+            <w:tc>
+              <w:tcPr>
+                <w:tcW w:w="3006" w:type="dxa"/>
+              </w:tcPr>
+              <w:p>
+                <w:pPr>
+                  <w:rPr>
+                    <w:lang w:val="en-US"/>
+                  </w:rPr>
+                </w:pPr>
+                <w:r>
+                  <w:rPr>
+                    <w:lang w:val="en-US"/>
+                  </w:rPr>
+                  <w:t>0</w:t>
+                </w:r>
+              </w:p>
+            </w:tc>
+            <w:tc>
+              <w:tcPr>
+                <w:tcW w:w="3005" w:type="dxa"/>
+              </w:tcPr>
+              <w:p>
+                <w:pPr>
+                  <w:rPr>
+                    <w:lang w:val="en-US"/>
+                  </w:rPr>
+                </w:pPr>
+                <w:r>
+                  <w:rPr>
+                    <w:lang w:val="en-US"/>
+                  </w:rPr>
+                  <w:t>0</w:t>
+                </w:r>
+              </w:p>
+            </w:tc>
+            <w:tc>
+              <w:tcPr>
+                <w:tcW w:w="3005" w:type="dxa"/>
+              </w:tcPr>
+              <w:p>
+                <w:pPr>
+                  <w:rPr>
+                    <w:lang w:val="en-US"/>
+                  </w:rPr>
+                </w:pPr>
+                <w:r>
+                  <w:rPr>
+                    <w:lang w:val="en-US"/>
+                  </w:rPr>
+                  <w:t>0</w:t>
+                </w:r>
+              </w:p>
+            </w:tc>
+          </w:tr>
+          <w:tr>
+            <w:tc>
+              <w:tcPr>
+                <w:tcW w:w="3006" w:type="dxa"/>
+              </w:tcPr>
+              <w:p>
+                <w:pPr>
+                  <w:rPr>
+                    <w:lang w:val="en-US"/>
+                  </w:rPr>
+                </w:pPr>
+                <w:r>
+                  <w:rPr>
+                    <w:lang w:val="en-US"/>
+                  </w:rPr>
+                  <w:t>0</w:t>
+                </w:r>
+              </w:p>
+            </w:tc>
+            <w:tc>
+              <w:tcPr>
+                <w:tcW w:w="3005" w:type="dxa"/>
+              </w:tcPr>
+              <w:p>
+                <w:pPr>
+                  <w:rPr>
+                    <w:lang w:val="en-US"/>
+                  </w:rPr>
+                </w:pPr>
+                <w:r>
+                  <w:rPr>
+                    <w:lang w:val="en-US"/>
+                  </w:rPr>
+                  <w:t>1</w:t>
+                </w:r>
+              </w:p>
+            </w:tc>
+            <w:tc>
+              <w:tcPr>
+                <w:tcW w:w="3005" w:type="dxa"/>
+              </w:tcPr>
+              <w:p>
+                <w:pPr>
+                  <w:rPr>
+                    <w:lang w:val="en-US"/>
+                  </w:rPr>
+                </w:pPr>
+                <w:r>
+                  <w:rPr>
+                    <w:lang w:val="en-US"/>
+                  </w:rPr>
+                  <w:t>1</w:t>
+                </w:r>
+              </w:p>
+            </w:tc>
+          </w:tr>
+          <w:tr>
+            <w:tc>
+              <w:tcPr>
+                <w:tcW w:w="3006" w:type="dxa"/>
+              </w:tcPr>
+              <w:p>
+                <w:pPr>
+                  <w:rPr>
+                    <w:lang w:val="en-US"/>
+                  </w:rPr>
+                </w:pPr>
+                <w:r>
+                  <w:rPr>
+                    <w:lang w:val="en-US"/>
+                  </w:rPr>
+                  <w:t>1</w:t>
+                </w:r>
+              </w:p>
+            </w:tc>
+            <w:tc>
+              <w:tcPr>
+                <w:tcW w:w="3005" w:type="dxa"/>
+              </w:tcPr>
+              <w:p>
+                <w:pPr>
+                  <w:rPr>
+                    <w:lang w:val="en-US"/>
+                  </w:rPr>
+                </w:pPr>
+                <w:r>
+                  <w:rPr>
+                    <w:lang w:val="en-US"/>
+                  </w:rPr>
+                  <w:t>0</w:t>
+                </w:r>
+              </w:p>
+            </w:tc>
+            <w:tc>
+              <w:tcPr>
+                <w:tcW w:w="3005" w:type="dxa"/>
+              </w:tcPr>
+              <w:p>
+                <w:pPr>
+                  <w:rPr>
+                    <w:lang w:val="en-US"/>
+                  </w:rPr>
+                </w:pPr>
+                <w:r>
+                  <w:rPr>
+                    <w:lang w:val="en-US"/>
+                  </w:rPr>
+                  <w:t>1</w:t>
+                </w:r>
+              </w:p>
+            </w:tc>
+          </w:tr>
+          <w:tr>
+            <w:tc>
+              <w:tcPr>
+                <w:tcW w:w="3006" w:type="dxa"/>
+              </w:tcPr>
+              <w:p>
+                <w:pPr>
+                  <w:rPr>
+                    <w:lang w:val="en-US"/>
+                  </w:rPr>
+                </w:pPr>
+                <w:r>
+                  <w:rPr>
+                    <w:lang w:val="en-US"/>
+                  </w:rPr>
+                  <w:t>1</w:t>
+                </w:r>
+              </w:p>
+            </w:tc>
+            <w:tc>
+              <w:tcPr>
+                <w:tcW w:w="3005" w:type="dxa"/>
+              </w:tcPr>
+              <w:p>
+                <w:pPr>
+                  <w:rPr>
+                    <w:lang w:val="en-US"/>
+                  </w:rPr>
+                </w:pPr>
+                <w:r>
+                  <w:rPr>
+                    <w:lang w:val="en-US"/>
+                  </w:rPr>
+                  <w:t>1</w:t>
+                </w:r>
+              </w:p>
+            </w:tc>
+            <w:tc>
+              <w:tcPr>
+                <w:tcW w:w="3005" w:type="dxa"/>
+              </w:tcPr>
+              <w:p>
+                <w:pPr>
+                  <w:rPr>
+                    <w:lang w:val="en-US"/>
+                  </w:rPr>
+                </w:pPr>
+                <w:r>
+                  <w:rPr>
+                    <w:lang w:val="en-US"/>
+                  </w:rPr>
+                  <w:t>1</w:t>
+                </w:r>
+              </w:p>
+            </w:tc>
+          </w:tr>
+        </w:tbl>
+        <w:p>
+          <w:pPr>
+            <w:pStyle w:val="Heading2"/>
+            <w:rPr>
+              <w:lang w:val="ru-RU"/>
+            </w:rPr>
+          </w:pPr>
+        </w:p>
+        <w:p>
+          <w:pPr>
+            <w:pStyle w:val="Heading2"/>
+          </w:pPr>
+          <w:bookmarkStart w:id="11" w:name="_Toc213576259"/>
+          <w:r>
+            <w:t>Conclusion</w:t>
+          </w:r>
+          <w:r>
+            <w:t>:</w:t>
+          </w:r>
+          <w:bookmarkEnd w:id="11"/>
+          <w:r>
+            <w:t xml:space="preserve"> </w:t>
+          </w:r>
+        </w:p>
+        <w:p>
+          <w:r>
+            <w:t>The OR gate outputs 1 when at least one input is 1. It represents logical addition - the output is 0 only when all inputs are 0.</w:t>
+          </w:r>
+        </w:p>
+        <w:p>
+          <w:r>
+            <w:br w:type="page"/>
+          </w:r>
+        </w:p>
+        <w:p>
+          <w:pPr>
+            <w:pStyle w:val="Heading1"/>
+            <w:rPr>
+              <w:lang w:val="en-US"/>
+            </w:rPr>
+          </w:pPr>
+          <w:bookmarkStart w:id="12" w:name="_Toc213576260"/>
+          <w:r>
+            <w:rPr>
+              <w:lang w:val="en-US"/>
+            </w:rPr>
+            <w:lastRenderedPageBreak/>
+            <w:t>NOR</w:t>
+          </w:r>
+          <w:bookmarkEnd w:id="12"/>
+        </w:p>
+        <w:p>
+          <w:pPr>
+            <w:pStyle w:val="Heading2"/>
+            <w:rPr>
+              <w:lang w:val="en-US"/>
+            </w:rPr>
+          </w:pPr>
+          <w:bookmarkStart w:id="13" w:name="_Toc213576261"/>
+          <w:r>
+            <w:rPr>
+              <w:lang w:val="en-US"/>
+            </w:rPr>
+            <w:t>Diagram:</w:t>
+          </w:r>
+          <w:bookmarkEnd w:id="13"/>
+          <w:r>
+            <w:rPr>
+              <w:lang w:val="en-US"/>
+            </w:rPr>
+            <w:t xml:space="preserve">  </w:t>
+          </w:r>
+        </w:p>
+        <w:p>
+          <w:pPr>
+            <w:pStyle w:val="Heading2"/>
+            <w:rPr>
+              <w:lang w:val="en-US"/>
+            </w:rPr>
+          </w:pPr>
+          <w:bookmarkStart w:id="14" w:name="_Toc213576262"/>
+          <w:r>
+            <w:rPr>
+              <w:lang w:val="en-US"/>
+            </w:rPr>
+            <w:t>True Table:</w:t>
+          </w:r>
+          <w:bookmarkEnd w:id="14"/>
+          <w:r>
+            <w:rPr>
+              <w:lang w:val="en-US"/>
+            </w:rPr>
+            <w:t xml:space="preserve"> </w:t>
+          </w:r>
+        </w:p>
+        <w:tbl>
+          <w:tblPr>
+            <w:tblStyle w:val="TableGrid"/>
+            <w:tblW w:w="0" w:type="auto"/>
+            <w:tblLook w:val="04A0" w:firstRow="1" w:lastRow="0" w:firstColumn="1" w:lastColumn="0" w:noHBand="0" w:noVBand="1"/>
+          </w:tblPr>
+          <w:tblGrid>
+            <w:gridCol w:w="3006"/>
+            <w:gridCol w:w="3005"/>
+            <w:gridCol w:w="3005"/>
+          </w:tblGrid>
+          <w:tr>
+            <w:tc>
+              <w:tcPr>
+                <w:tcW w:w="3006" w:type="dxa"/>
+              </w:tcPr>
+              <w:p>
+                <w:pPr>
+                  <w:rPr>
+                    <w:lang w:val="en-US"/>
+                  </w:rPr>
+                </w:pPr>
+                <w:r>
+                  <w:rPr>
+                    <w:lang w:val="en-US"/>
+                  </w:rPr>
+                  <w:t>S0</w:t>
+                </w:r>
+              </w:p>
+            </w:tc>
+            <w:tc>
+              <w:tcPr>
+                <w:tcW w:w="3005" w:type="dxa"/>
+              </w:tcPr>
+              <w:p>
+                <w:pPr>
+                  <w:rPr>
+                    <w:lang w:val="en-US"/>
+                  </w:rPr>
+                </w:pPr>
+                <w:r>
+                  <w:rPr>
+                    <w:lang w:val="en-US"/>
+                  </w:rPr>
+                  <w:t>S1</w:t>
+                </w:r>
+              </w:p>
+            </w:tc>
+            <w:tc>
+              <w:tcPr>
+                <w:tcW w:w="3005" w:type="dxa"/>
+              </w:tcPr>
+              <w:p>
+                <w:pPr>
+                  <w:rPr>
+                    <w:i/>
+                    <w:lang w:val="ru-RU"/>
+                  </w:rPr>
+                </w:pPr>
+                <w:r>
+                  <w:rPr>
+                    <w:lang w:val="en-US"/>
+                  </w:rPr>
+                  <w:t>Z=</w:t>
+                </w:r>
+                <m:oMath>
+                  <m:acc>
+                    <m:accPr>
+                      <m:chr m:val="̅"/>
+                      <m:ctrlPr>
+                        <w:rPr>
+                          <w:rFonts w:ascii="Cambria Math" w:hAnsi="Cambria Math"/>
+                          <w:i/>
+                          <w:lang w:val="en-US"/>
+                        </w:rPr>
+                      </m:ctrlPr>
+                    </m:accPr>
+                    <m:e>
+                      <m:r>
+                        <w:rPr>
+                          <w:rFonts w:ascii="Cambria Math" w:hAnsi="Cambria Math"/>
+                          <w:lang w:val="en-US"/>
+                        </w:rPr>
+                        <m:t>A+B</m:t>
+                      </m:r>
+                    </m:e>
+                  </m:acc>
+                </m:oMath>
+              </w:p>
+            </w:tc>
+          </w:tr>
+          <w:tr>
+            <w:tc>
+              <w:tcPr>
+                <w:tcW w:w="3006" w:type="dxa"/>
+              </w:tcPr>
+              <w:p>
+                <w:pPr>
+                  <w:rPr>
+                    <w:lang w:val="en-US"/>
+                  </w:rPr>
+                </w:pPr>
+                <w:r>
+                  <w:rPr>
+                    <w:lang w:val="en-US"/>
+                  </w:rPr>
+                  <w:t>0</w:t>
+                </w:r>
+              </w:p>
+            </w:tc>
+            <w:tc>
+              <w:tcPr>
+                <w:tcW w:w="3005" w:type="dxa"/>
+              </w:tcPr>
+              <w:p>
+                <w:pPr>
+                  <w:rPr>
+                    <w:lang w:val="en-US"/>
+                  </w:rPr>
+                </w:pPr>
+                <w:r>
+                  <w:rPr>
+                    <w:lang w:val="en-US"/>
+                  </w:rPr>
+                  <w:t>0</w:t>
+                </w:r>
+              </w:p>
+            </w:tc>
+            <w:tc>
+              <w:tcPr>
+                <w:tcW w:w="3005" w:type="dxa"/>
+              </w:tcPr>
+              <w:p>
+                <w:pPr>
+                  <w:rPr>
+                    <w:lang w:val="en-US"/>
+                  </w:rPr>
+                </w:pPr>
+                <w:r>
+                  <w:rPr>
+                    <w:lang w:val="en-US"/>
+                  </w:rPr>
+                  <w:t>1</w:t>
+                </w:r>
+              </w:p>
+            </w:tc>
+          </w:tr>
+          <w:tr>
+            <w:tc>
+              <w:tcPr>
+                <w:tcW w:w="3006" w:type="dxa"/>
+              </w:tcPr>
+              <w:p>
+                <w:pPr>
+                  <w:rPr>
+                    <w:lang w:val="en-US"/>
+                  </w:rPr>
+                </w:pPr>
+                <w:r>
+                  <w:rPr>
+                    <w:lang w:val="en-US"/>
+                  </w:rPr>
+                  <w:t>0</w:t>
+                </w:r>
+              </w:p>
+            </w:tc>
+            <w:tc>
+              <w:tcPr>
+                <w:tcW w:w="3005" w:type="dxa"/>
+              </w:tcPr>
+              <w:p>
+                <w:pPr>
+                  <w:rPr>
+                    <w:lang w:val="en-US"/>
+                  </w:rPr>
+                </w:pPr>
+                <w:r>
+                  <w:rPr>
+                    <w:lang w:val="en-US"/>
+                  </w:rPr>
+                  <w:t>1</w:t>
+                </w:r>
+              </w:p>
+            </w:tc>
+            <w:tc>
+              <w:tcPr>
+                <w:tcW w:w="3005" w:type="dxa"/>
+              </w:tcPr>
+              <w:p>
+                <w:pPr>
+                  <w:rPr>
+                    <w:lang w:val="en-US"/>
+                  </w:rPr>
+                </w:pPr>
+                <w:r>
+                  <w:rPr>
+                    <w:lang w:val="en-US"/>
+                  </w:rPr>
+                  <w:t>0</w:t>
+                </w:r>
+              </w:p>
+            </w:tc>
+          </w:tr>
+          <w:tr>
+            <w:tc>
+              <w:tcPr>
+                <w:tcW w:w="3006" w:type="dxa"/>
+              </w:tcPr>
+              <w:p>
+                <w:pPr>
+                  <w:rPr>
+                    <w:lang w:val="en-US"/>
+                  </w:rPr>
+                </w:pPr>
+                <w:r>
+                  <w:rPr>
+                    <w:lang w:val="en-US"/>
+                  </w:rPr>
+                  <w:t>1</w:t>
+                </w:r>
+              </w:p>
+            </w:tc>
+            <w:tc>
+              <w:tcPr>
+                <w:tcW w:w="3005" w:type="dxa"/>
+              </w:tcPr>
+              <w:p>
+                <w:pPr>
+                  <w:rPr>
+                    <w:lang w:val="en-US"/>
+                  </w:rPr>
+                </w:pPr>
+                <w:r>
+                  <w:rPr>
+                    <w:lang w:val="en-US"/>
+                  </w:rPr>
+                  <w:t>0</w:t>
+                </w:r>
+              </w:p>
+            </w:tc>
+            <w:tc>
+              <w:tcPr>
+                <w:tcW w:w="3005" w:type="dxa"/>
+              </w:tcPr>
+              <w:p>
+                <w:pPr>
+                  <w:rPr>
+                    <w:lang w:val="en-US"/>
+                  </w:rPr>
+                </w:pPr>
+                <w:r>
+                  <w:rPr>
+                    <w:lang w:val="en-US"/>
+                  </w:rPr>
+                  <w:t>0</w:t>
+                </w:r>
+              </w:p>
+            </w:tc>
+          </w:tr>
+          <w:tr>
+            <w:tc>
+              <w:tcPr>
+                <w:tcW w:w="3006" w:type="dxa"/>
+              </w:tcPr>
+              <w:p>
+                <w:pPr>
+                  <w:rPr>
+                    <w:lang w:val="en-US"/>
+                  </w:rPr>
+                </w:pPr>
+                <w:r>
+                  <w:rPr>
+                    <w:lang w:val="en-US"/>
+                  </w:rPr>
+                  <w:t>1</w:t>
+                </w:r>
+              </w:p>
+            </w:tc>
+            <w:tc>
+              <w:tcPr>
+                <w:tcW w:w="3005" w:type="dxa"/>
+              </w:tcPr>
+              <w:p>
+                <w:pPr>
+                  <w:rPr>
+                    <w:lang w:val="en-US"/>
+                  </w:rPr>
+                </w:pPr>
+                <w:r>
+                  <w:rPr>
+                    <w:lang w:val="en-US"/>
+                  </w:rPr>
+                  <w:t>1</w:t>
+                </w:r>
+              </w:p>
+            </w:tc>
+            <w:tc>
+              <w:tcPr>
+                <w:tcW w:w="3005" w:type="dxa"/>
+              </w:tcPr>
+              <w:p>
+                <w:pPr>
+                  <w:rPr>
+                    <w:lang w:val="en-US"/>
+                  </w:rPr>
+                </w:pPr>
+                <w:r>
+                  <w:rPr>
+                    <w:lang w:val="en-US"/>
+                  </w:rPr>
+                  <w:t>0</w:t>
+                </w:r>
+              </w:p>
+            </w:tc>
+          </w:tr>
+        </w:tbl>
+        <w:p>
+          <w:pPr>
+            <w:pStyle w:val="Heading2"/>
+            <w:rPr>
+              <w:lang w:val="ru-RU"/>
+            </w:rPr>
+          </w:pPr>
+        </w:p>
+        <w:p>
+          <w:pPr>
+            <w:pStyle w:val="Heading2"/>
+            <w:rPr>
+              <w:lang w:val="ru-RU"/>
+            </w:rPr>
+          </w:pPr>
+          <w:bookmarkStart w:id="15" w:name="_Toc213576263"/>
+          <w:r>
+            <w:t>Conclusion</w:t>
+          </w:r>
+          <w:r>
+            <w:t>:</w:t>
+          </w:r>
+          <w:bookmarkEnd w:id="15"/>
+          <w:r>
+            <w:t xml:space="preserve"> </w:t>
+          </w:r>
+        </w:p>
+        <w:p>
+          <w:r>
+            <w:t>The NOR gate outputs 1 only when all inputs are 0. It is the inverted form of the OR gate - if any input is 1, the output becomes 0.</w:t>
+          </w:r>
+        </w:p>
+        <w:p>
+          <w:r>
+            <w:br w:type="page"/>
+          </w:r>
+        </w:p>
+        <w:p>
+          <w:pPr>
+            <w:pStyle w:val="Heading1"/>
+            <w:rPr>
+              <w:lang w:val="en-US"/>
+            </w:rPr>
+          </w:pPr>
+          <w:bookmarkStart w:id="16" w:name="_Toc213576264"/>
+          <w:r>
+            <w:rPr>
+              <w:lang w:val="en-US"/>
+            </w:rPr>
+            <w:lastRenderedPageBreak/>
+            <w:t>Inverter</w:t>
+          </w:r>
+          <w:bookmarkEnd w:id="16"/>
+        </w:p>
+        <w:p>
+          <w:pPr>
+            <w:rPr>
+              <w:lang w:val="en-US"/>
+            </w:rPr>
+          </w:pPr>
+        </w:p>
+        <w:p>
+          <w:pPr>
+            <w:pStyle w:val="Heading2"/>
+            <w:rPr>
+              <w:lang w:val="en-US"/>
+            </w:rPr>
+          </w:pPr>
+          <w:bookmarkStart w:id="17" w:name="_Toc213576265"/>
+          <w:r>
+            <w:rPr>
+              <w:lang w:val="en-US"/>
+            </w:rPr>
+            <w:t>Diagram:</w:t>
+          </w:r>
+          <w:bookmarkEnd w:id="17"/>
+          <w:r>
+            <w:rPr>
+              <w:lang w:val="en-US"/>
+            </w:rPr>
+            <w:t xml:space="preserve">  </w:t>
+          </w:r>
+        </w:p>
+        <w:p>
+          <w:pPr>
+            <w:pStyle w:val="Heading2"/>
+            <w:rPr>
+              <w:lang w:val="en-US"/>
+            </w:rPr>
+          </w:pPr>
+          <w:bookmarkStart w:id="18" w:name="_Toc213576266"/>
+          <w:r>
+            <w:rPr>
+              <w:lang w:val="en-US"/>
+            </w:rPr>
+            <w:t>True Table:</w:t>
+          </w:r>
+          <w:bookmarkEnd w:id="18"/>
+          <w:r>
+            <w:rPr>
+              <w:lang w:val="en-US"/>
+            </w:rPr>
+            <w:t xml:space="preserve"> </w:t>
+          </w:r>
+        </w:p>
+        <w:tbl>
+          <w:tblPr>
+            <w:tblStyle w:val="TableGrid"/>
+            <w:tblW w:w="0" w:type="auto"/>
+            <w:tblLook w:val="04A0" w:firstRow="1" w:lastRow="0" w:firstColumn="1" w:lastColumn="0" w:noHBand="0" w:noVBand="1"/>
+          </w:tblPr>
+          <w:tblGrid>
+            <w:gridCol w:w="3006"/>
+            <w:gridCol w:w="3005"/>
+          </w:tblGrid>
+          <w:tr>
+            <w:tc>
+              <w:tcPr>
+                <w:tcW w:w="3006" w:type="dxa"/>
+              </w:tcPr>
+              <w:p>
+                <w:pPr>
+                  <w:rPr>
+                    <w:lang w:val="en-US"/>
+                  </w:rPr>
+                </w:pPr>
+                <w:r>
+                  <w:rPr>
+                    <w:lang w:val="en-US"/>
+                  </w:rPr>
+                  <w:t>S0</w:t>
+                </w:r>
+              </w:p>
+            </w:tc>
+            <w:tc>
+              <w:tcPr>
+                <w:tcW w:w="3005" w:type="dxa"/>
+              </w:tcPr>
+              <w:p>
+                <w:pPr>
+                  <w:rPr>
+                    <w:i/>
+                    <w:lang w:val="ru-RU"/>
+                  </w:rPr>
+                </w:pPr>
+                <w:r>
+                  <w:rPr>
+                    <w:lang w:val="en-US"/>
+                  </w:rPr>
+                  <w:t>Z=</w:t>
+                </w:r>
+                <m:oMath>
+                  <m:acc>
+                    <m:accPr>
+                      <m:chr m:val="̅"/>
+                      <m:ctrlPr>
+                        <w:rPr>
+                          <w:rFonts w:ascii="Cambria Math" w:hAnsi="Cambria Math"/>
+                          <w:i/>
+                          <w:lang w:val="en-US"/>
+                        </w:rPr>
+                      </m:ctrlPr>
+                    </m:accPr>
+                    <m:e>
+                      <m:r>
+                        <w:rPr>
+                          <w:rFonts w:ascii="Cambria Math" w:hAnsi="Cambria Math"/>
+                          <w:lang w:val="en-US"/>
+                        </w:rPr>
+                        <m:t>A</m:t>
+                      </m:r>
+                    </m:e>
+                  </m:acc>
+                </m:oMath>
+              </w:p>
+            </w:tc>
+          </w:tr>
+          <w:tr>
+            <w:tc>
+              <w:tcPr>
+                <w:tcW w:w="3006" w:type="dxa"/>
+              </w:tcPr>
+              <w:p>
+                <w:pPr>
+                  <w:rPr>
+                    <w:lang w:val="en-US"/>
+                  </w:rPr>
+                </w:pPr>
+                <w:r>
+                  <w:rPr>
+                    <w:lang w:val="en-US"/>
+                  </w:rPr>
+                  <w:t>0</w:t>
+                </w:r>
+              </w:p>
+            </w:tc>
+            <w:tc>
+              <w:tcPr>
+                <w:tcW w:w="3005" w:type="dxa"/>
+              </w:tcPr>
+              <w:p>
+                <w:pPr>
+                  <w:rPr>
+                    <w:lang w:val="en-US"/>
+                  </w:rPr>
+                </w:pPr>
+                <w:r>
+                  <w:rPr>
+                    <w:lang w:val="en-US"/>
+                  </w:rPr>
+                  <w:t>1</w:t>
+                </w:r>
+              </w:p>
+            </w:tc>
+          </w:tr>
+          <w:tr>
+            <w:tc>
+              <w:tcPr>
+                <w:tcW w:w="3006" w:type="dxa"/>
+              </w:tcPr>
+              <w:p>
+                <w:pPr>
+                  <w:rPr>
+                    <w:lang w:val="en-US"/>
+                  </w:rPr>
+                </w:pPr>
+                <w:r>
+                  <w:rPr>
+                    <w:lang w:val="en-US"/>
+                  </w:rPr>
+                  <w:t>1</w:t>
+                </w:r>
+              </w:p>
+            </w:tc>
+            <w:tc>
+              <w:tcPr>
+                <w:tcW w:w="3005" w:type="dxa"/>
+              </w:tcPr>
+              <w:p>
+                <w:pPr>
+                  <w:rPr>
+                    <w:lang w:val="en-US"/>
+                  </w:rPr>
+                </w:pPr>
+                <w:r>
+                  <w:rPr>
+                    <w:lang w:val="en-US"/>
+                  </w:rPr>
+                  <w:t>0</w:t>
+                </w:r>
+              </w:p>
+            </w:tc>
+          </w:tr>
+        </w:tbl>
+        <w:p>
+          <w:pPr>
+            <w:pStyle w:val="Heading2"/>
+            <w:rPr>
+              <w:lang w:val="ru-RU"/>
+            </w:rPr>
+          </w:pPr>
+        </w:p>
+        <w:p>
+          <w:pPr>
+            <w:pStyle w:val="Heading2"/>
+            <w:rPr>
+              <w:lang w:val="ru-RU"/>
+            </w:rPr>
+          </w:pPr>
+          <w:bookmarkStart w:id="19" w:name="_Toc213576267"/>
+          <w:r>
+            <w:t>Conclusion</w:t>
+          </w:r>
+          <w:r>
+            <w:t>:</w:t>
+          </w:r>
+          <w:bookmarkEnd w:id="19"/>
+          <w:r>
+            <w:t xml:space="preserve"> </w:t>
+          </w:r>
+        </w:p>
+        <w:p>
+          <w:r>
+            <w:t>The Inverter (or NOT gate) outputs the opposite logic value of its input. If the input is 1, the output is 0, and vice versa.</w:t>
+          </w:r>
+        </w:p>
+        <w:p>
+          <w:r>
+            <w:br w:type="page"/>
+          </w:r>
+        </w:p>
+        <w:p>
+          <w:pPr>
+            <w:pStyle w:val="Heading1"/>
+            <w:rPr>
+              <w:lang w:val="en-US"/>
+            </w:rPr>
+          </w:pPr>
+          <w:bookmarkStart w:id="20" w:name="_Toc213576268"/>
+          <w:r>
+            <w:rPr>
+              <w:lang w:val="en-US"/>
+            </w:rPr>
+            <w:lastRenderedPageBreak/>
+            <w:t>Executive OR</w:t>
+          </w:r>
+          <w:bookmarkEnd w:id="20"/>
+        </w:p>
+        <w:p/>
+        <w:p>
+          <w:pPr>
+            <w:rPr>
+              <w:lang w:val="en-US"/>
+            </w:rPr>
+          </w:pPr>
+        </w:p>
+        <w:p>
+          <w:pPr>
+            <w:pStyle w:val="Heading2"/>
+            <w:rPr>
+              <w:lang w:val="en-US"/>
+            </w:rPr>
+          </w:pPr>
+          <w:bookmarkStart w:id="21" w:name="_Toc213576269"/>
+          <w:r>
+            <w:rPr>
+              <w:lang w:val="en-US"/>
+            </w:rPr>
+            <w:t>Diagram:</w:t>
+          </w:r>
+          <w:bookmarkEnd w:id="21"/>
+          <w:r>
+            <w:rPr>
+              <w:lang w:val="en-US"/>
+            </w:rPr>
+            <w:t xml:space="preserve">  </w:t>
+          </w:r>
+        </w:p>
+        <w:p>
+          <w:pPr>
+            <w:pStyle w:val="Heading2"/>
+            <w:rPr>
+              <w:lang w:val="en-US"/>
+            </w:rPr>
+          </w:pPr>
+          <w:bookmarkStart w:id="22" w:name="_Toc213576270"/>
+          <w:r>
+            <w:rPr>
+              <w:lang w:val="en-US"/>
+            </w:rPr>
+            <w:t>True Table:</w:t>
+          </w:r>
+          <w:bookmarkEnd w:id="22"/>
+          <w:r>
+            <w:rPr>
+              <w:lang w:val="en-US"/>
+            </w:rPr>
+            <w:t xml:space="preserve"> </w:t>
+          </w:r>
+        </w:p>
+        <w:tbl>
+          <w:tblPr>
+            <w:tblStyle w:val="TableGrid"/>
+            <w:tblW w:w="0" w:type="auto"/>
+            <w:tblLook w:val="04A0" w:firstRow="1" w:lastRow="0" w:firstColumn="1" w:lastColumn="0" w:noHBand="0" w:noVBand="1"/>
+          </w:tblPr>
+          <w:tblGrid>
+            <w:gridCol w:w="3006"/>
+            <w:gridCol w:w="3005"/>
+            <w:gridCol w:w="3005"/>
+          </w:tblGrid>
+          <w:tr>
+            <w:tc>
+              <w:tcPr>
+                <w:tcW w:w="3006" w:type="dxa"/>
+              </w:tcPr>
+              <w:p>
+                <w:pPr>
+                  <w:rPr>
+                    <w:lang w:val="en-US"/>
+                  </w:rPr>
+                </w:pPr>
+                <w:r>
+                  <w:rPr>
+                    <w:lang w:val="en-US"/>
+                  </w:rPr>
+                  <w:t>S0</w:t>
+                </w:r>
+              </w:p>
+            </w:tc>
+            <w:tc>
+              <w:tcPr>
+                <w:tcW w:w="3005" w:type="dxa"/>
+              </w:tcPr>
+              <w:p>
+                <w:pPr>
+                  <w:rPr>
+                    <w:lang w:val="en-US"/>
+                  </w:rPr>
+                </w:pPr>
+                <w:r>
+                  <w:rPr>
+                    <w:lang w:val="en-US"/>
+                  </w:rPr>
+                  <w:t>S1</w:t>
+                </w:r>
+              </w:p>
+            </w:tc>
+            <w:tc>
+              <w:tcPr>
+                <w:tcW w:w="3005" w:type="dxa"/>
+              </w:tcPr>
+              <w:p>
+                <w:pPr>
+                  <w:rPr>
+                    <w:i/>
+                    <w:lang w:val="ru-RU"/>
+                  </w:rPr>
+                </w:pPr>
+                <w:r>
+                  <w:rPr>
+                    <w:lang w:val="en-US"/>
+                  </w:rPr>
+                  <w:t>Z=</w:t>
+                </w:r>
+                <m:oMath>
+                  <m:r>
+                    <w:rPr>
+                      <w:rFonts w:ascii="Cambria Math" w:hAnsi="Cambria Math"/>
+                      <w:lang w:val="en-US"/>
+                    </w:rPr>
+                    <m:t>A⊕B</m:t>
+                  </m:r>
+                </m:oMath>
+              </w:p>
+            </w:tc>
+          </w:tr>
+          <w:tr>
+            <w:tc>
+              <w:tcPr>
+                <w:tcW w:w="3006" w:type="dxa"/>
+              </w:tcPr>
+              <w:p>
+                <w:pPr>
+                  <w:rPr>
+                    <w:lang w:val="en-US"/>
+                  </w:rPr>
+                </w:pPr>
+                <w:r>
+                  <w:rPr>
+                    <w:lang w:val="en-US"/>
+                  </w:rPr>
+                  <w:t>0</w:t>
+                </w:r>
+              </w:p>
+            </w:tc>
+            <w:tc>
+              <w:tcPr>
+                <w:tcW w:w="3005" w:type="dxa"/>
+              </w:tcPr>
+              <w:p>
+                <w:pPr>
+                  <w:rPr>
+                    <w:lang w:val="en-US"/>
+                  </w:rPr>
+                </w:pPr>
+                <w:r>
+                  <w:rPr>
+                    <w:lang w:val="en-US"/>
+                  </w:rPr>
+                  <w:t>0</w:t>
+                </w:r>
+              </w:p>
+            </w:tc>
+            <w:tc>
+              <w:tcPr>
+                <w:tcW w:w="3005" w:type="dxa"/>
+              </w:tcPr>
+              <w:p>
+                <w:pPr>
+                  <w:rPr>
+                    <w:lang w:val="en-US"/>
+                  </w:rPr>
+                </w:pPr>
+                <w:r>
+                  <w:rPr>
+                    <w:lang w:val="en-US"/>
+                  </w:rPr>
+                  <w:t>0</w:t>
+                </w:r>
+              </w:p>
+            </w:tc>
+          </w:tr>
+          <w:tr>
+            <w:tc>
+              <w:tcPr>
+                <w:tcW w:w="3006" w:type="dxa"/>
+              </w:tcPr>
+              <w:p>
+                <w:pPr>
+                  <w:rPr>
+                    <w:lang w:val="en-US"/>
+                  </w:rPr>
+                </w:pPr>
+                <w:r>
+                  <w:rPr>
+                    <w:lang w:val="en-US"/>
+                  </w:rPr>
+                  <w:t>0</w:t>
+                </w:r>
+              </w:p>
+            </w:tc>
+            <w:tc>
+              <w:tcPr>
+                <w:tcW w:w="3005" w:type="dxa"/>
+              </w:tcPr>
+              <w:p>
+                <w:pPr>
+                  <w:rPr>
+                    <w:lang w:val="en-US"/>
+                  </w:rPr>
+                </w:pPr>
+                <w:r>
+                  <w:rPr>
+                    <w:lang w:val="en-US"/>
+                  </w:rPr>
+                  <w:t>1</w:t>
+                </w:r>
+              </w:p>
+            </w:tc>
+            <w:tc>
+              <w:tcPr>
+                <w:tcW w:w="3005" w:type="dxa"/>
+              </w:tcPr>
+              <w:p>
+                <w:pPr>
+                  <w:rPr>
+                    <w:lang w:val="en-US"/>
+                  </w:rPr>
+                </w:pPr>
+                <w:r>
+                  <w:rPr>
+                    <w:lang w:val="en-US"/>
+                  </w:rPr>
+                  <w:t>1</w:t>
+                </w:r>
+              </w:p>
+            </w:tc>
+          </w:tr>
+          <w:tr>
+            <w:tc>
+              <w:tcPr>
+                <w:tcW w:w="3006" w:type="dxa"/>
+              </w:tcPr>
+              <w:p>
+                <w:pPr>
+                  <w:rPr>
+                    <w:lang w:val="en-US"/>
+                  </w:rPr>
+                </w:pPr>
+                <w:r>
+                  <w:rPr>
+                    <w:lang w:val="en-US"/>
+                  </w:rPr>
+                  <w:t>1</w:t>
+                </w:r>
+              </w:p>
+            </w:tc>
+            <w:tc>
+              <w:tcPr>
+                <w:tcW w:w="3005" w:type="dxa"/>
+              </w:tcPr>
+              <w:p>
+                <w:pPr>
+                  <w:rPr>
+                    <w:lang w:val="en-US"/>
+                  </w:rPr>
+                </w:pPr>
+                <w:r>
+                  <w:rPr>
+                    <w:lang w:val="en-US"/>
+                  </w:rPr>
+                  <w:t>0</w:t>
+                </w:r>
+              </w:p>
+            </w:tc>
+            <w:tc>
+              <w:tcPr>
+                <w:tcW w:w="3005" w:type="dxa"/>
+              </w:tcPr>
+              <w:p>
+                <w:pPr>
+                  <w:rPr>
+                    <w:lang w:val="en-US"/>
+                  </w:rPr>
+                </w:pPr>
+                <w:r>
+                  <w:rPr>
+                    <w:lang w:val="en-US"/>
+                  </w:rPr>
+                  <w:t>1</w:t>
+                </w:r>
+              </w:p>
+            </w:tc>
+          </w:tr>
+          <w:tr>
+            <w:tc>
+              <w:tcPr>
+                <w:tcW w:w="3006" w:type="dxa"/>
+              </w:tcPr>
+              <w:p>
+                <w:pPr>
+                  <w:rPr>
+                    <w:lang w:val="en-US"/>
+                  </w:rPr>
+                </w:pPr>
+                <w:r>
+                  <w:rPr>
+                    <w:lang w:val="en-US"/>
+                  </w:rPr>
+                  <w:t>1</w:t>
+                </w:r>
+              </w:p>
+            </w:tc>
+            <w:tc>
+              <w:tcPr>
+                <w:tcW w:w="3005" w:type="dxa"/>
+              </w:tcPr>
+              <w:p>
+                <w:pPr>
+                  <w:rPr>
+                    <w:lang w:val="en-US"/>
+                  </w:rPr>
+                </w:pPr>
+                <w:r>
+                  <w:rPr>
+                    <w:lang w:val="en-US"/>
+                  </w:rPr>
+                  <w:t>1</w:t>
+                </w:r>
+              </w:p>
+            </w:tc>
+            <w:tc>
+              <w:tcPr>
+                <w:tcW w:w="3005" w:type="dxa"/>
+              </w:tcPr>
+              <w:p>
+                <w:pPr>
+                  <w:rPr>
+                    <w:lang w:val="en-US"/>
+                  </w:rPr>
+                </w:pPr>
+                <w:r>
+                  <w:rPr>
+                    <w:lang w:val="en-US"/>
+                  </w:rPr>
+                  <w:t>0</w:t>
+                </w:r>
+              </w:p>
+            </w:tc>
+          </w:tr>
+        </w:tbl>
+        <w:p>
+          <w:pPr>
+            <w:pStyle w:val="Heading2"/>
+            <w:rPr>
+              <w:lang w:val="ru-RU"/>
+            </w:rPr>
+          </w:pPr>
+        </w:p>
+        <w:p>
+          <w:pPr>
+            <w:pStyle w:val="Heading2"/>
+            <w:rPr>
+              <w:lang w:val="ru-RU"/>
+            </w:rPr>
+          </w:pPr>
+          <w:bookmarkStart w:id="23" w:name="_Toc213576271"/>
+          <w:r>
+            <w:t>Conclusion</w:t>
+          </w:r>
+          <w:r>
+            <w:t>:</w:t>
+          </w:r>
+          <w:bookmarkEnd w:id="23"/>
+          <w:r>
+            <w:t xml:space="preserve"> </w:t>
+          </w:r>
+        </w:p>
+        <w:p>
+          <w:r>
+            <w:t>The Exclusive OR (XOR) gate outputs 1 only when the inputs are different - one is 1 and the other is 0.</w:t>
+          </w:r>
+          <w:r>
+            <w:t xml:space="preserve"> </w:t>
+          </w:r>
+          <w:r>
+            <w:t>If both inputs are the same (both 0 or both 1), the output is 0.</w:t>
+          </w:r>
+        </w:p>
+        <w:p>
+          <w:r>
+            <w:br w:type="page"/>
+          </w:r>
+        </w:p>
+        <w:p>
+          <w:pPr>
+            <w:pStyle w:val="Heading1"/>
+            <w:rPr>
+              <w:lang w:val="en-US"/>
+            </w:rPr>
+          </w:pPr>
+          <w:bookmarkStart w:id="24" w:name="_Toc213576272"/>
+          <w:r>
+            <w:rPr>
+              <w:lang w:val="en-US"/>
+            </w:rPr>
+            <w:lastRenderedPageBreak/>
+            <w:t xml:space="preserve">Executive </w:t>
+          </w:r>
+          <w:r>
+            <w:rPr>
+              <w:lang w:val="en-US"/>
+            </w:rPr>
+            <w:t>NOR</w:t>
+          </w:r>
+          <w:bookmarkEnd w:id="24"/>
+        </w:p>
+        <w:p>
+          <w:pPr>
+            <w:pStyle w:val="Heading2"/>
+            <w:rPr>
+              <w:lang w:val="en-US"/>
+            </w:rPr>
+          </w:pPr>
+          <w:bookmarkStart w:id="25" w:name="_Toc213576273"/>
+          <w:r>
+            <w:rPr>
+              <w:lang w:val="en-US"/>
+            </w:rPr>
+            <w:t>Diagram:</w:t>
+          </w:r>
+          <w:bookmarkEnd w:id="25"/>
+          <w:r>
+            <w:rPr>
+              <w:lang w:val="en-US"/>
+            </w:rPr>
+            <w:t xml:space="preserve">  </w:t>
+          </w:r>
+        </w:p>
+        <w:p>
+          <w:pPr>
+            <w:pStyle w:val="Heading2"/>
+            <w:rPr>
+              <w:lang w:val="en-US"/>
+            </w:rPr>
+          </w:pPr>
+          <w:bookmarkStart w:id="26" w:name="_Toc213576274"/>
+          <w:r>
+            <w:rPr>
+              <w:lang w:val="en-US"/>
+            </w:rPr>
+            <w:t>True Table:</w:t>
+          </w:r>
+          <w:bookmarkEnd w:id="26"/>
+          <w:r>
+            <w:rPr>
+              <w:lang w:val="en-US"/>
+            </w:rPr>
+            <w:t xml:space="preserve"> </w:t>
+          </w:r>
+        </w:p>
+        <w:tbl>
+          <w:tblPr>
+            <w:tblStyle w:val="TableGrid"/>
+            <w:tblW w:w="0" w:type="auto"/>
+            <w:tblLook w:val="04A0" w:firstRow="1" w:lastRow="0" w:firstColumn="1" w:lastColumn="0" w:noHBand="0" w:noVBand="1"/>
+          </w:tblPr>
+          <w:tblGrid>
+            <w:gridCol w:w="3006"/>
+            <w:gridCol w:w="3005"/>
+            <w:gridCol w:w="3005"/>
+          </w:tblGrid>
+          <w:tr>
+            <w:tc>
+              <w:tcPr>
+                <w:tcW w:w="3006" w:type="dxa"/>
+              </w:tcPr>
+              <w:p>
+                <w:pPr>
+                  <w:rPr>
+                    <w:lang w:val="en-US"/>
+                  </w:rPr>
+                </w:pPr>
+                <w:r>
+                  <w:rPr>
+                    <w:lang w:val="en-US"/>
+                  </w:rPr>
+                  <w:t>S0</w:t>
+                </w:r>
+              </w:p>
+            </w:tc>
+            <w:tc>
+              <w:tcPr>
+                <w:tcW w:w="3005" w:type="dxa"/>
+              </w:tcPr>
+              <w:p>
+                <w:pPr>
+                  <w:rPr>
+                    <w:lang w:val="en-US"/>
+                  </w:rPr>
+                </w:pPr>
+                <w:r>
+                  <w:rPr>
+                    <w:lang w:val="en-US"/>
+                  </w:rPr>
+                  <w:t>S1</w:t>
+                </w:r>
+              </w:p>
+            </w:tc>
+            <w:tc>
+              <w:tcPr>
+                <w:tcW w:w="3005" w:type="dxa"/>
+              </w:tcPr>
+              <w:p>
+                <w:pPr>
+                  <w:rPr>
+                    <w:i/>
+                    <w:lang w:val="ru-RU"/>
+                  </w:rPr>
+                </w:pPr>
+                <w:r>
+                  <w:rPr>
+                    <w:lang w:val="en-US"/>
+                  </w:rPr>
+                  <w:t>Z=</w:t>
+                </w:r>
+                <m:oMath>
+                  <m:acc>
+                    <m:accPr>
+                      <m:chr m:val="̅"/>
+                      <m:ctrlPr>
+                        <w:rPr>
+                          <w:rFonts w:ascii="Cambria Math" w:hAnsi="Cambria Math"/>
+                          <w:i/>
+                          <w:lang w:val="en-US"/>
+                        </w:rPr>
+                      </m:ctrlPr>
+                    </m:accPr>
+                    <m:e>
+                      <m:r>
+                        <w:rPr>
+                          <w:rFonts w:ascii="Cambria Math" w:hAnsi="Cambria Math"/>
+                          <w:lang w:val="en-US"/>
+                        </w:rPr>
+                        <m:t>A⊕B</m:t>
+                      </m:r>
+                    </m:e>
+                  </m:acc>
+                </m:oMath>
+              </w:p>
+            </w:tc>
+          </w:tr>
+          <w:tr>
+            <w:tc>
+              <w:tcPr>
+                <w:tcW w:w="3006" w:type="dxa"/>
+              </w:tcPr>
+              <w:p>
+                <w:pPr>
+                  <w:rPr>
+                    <w:lang w:val="en-US"/>
+                  </w:rPr>
+                </w:pPr>
+                <w:r>
+                  <w:rPr>
+                    <w:lang w:val="en-US"/>
+                  </w:rPr>
+                  <w:t>0</w:t>
+                </w:r>
+              </w:p>
+            </w:tc>
+            <w:tc>
+              <w:tcPr>
+                <w:tcW w:w="3005" w:type="dxa"/>
+              </w:tcPr>
+              <w:p>
+                <w:pPr>
+                  <w:rPr>
+                    <w:lang w:val="en-US"/>
+                  </w:rPr>
+                </w:pPr>
+                <w:r>
+                  <w:rPr>
+                    <w:lang w:val="en-US"/>
+                  </w:rPr>
+                  <w:t>0</w:t>
+                </w:r>
+              </w:p>
+            </w:tc>
+            <w:tc>
+              <w:tcPr>
+                <w:tcW w:w="3005" w:type="dxa"/>
+              </w:tcPr>
+              <w:p>
+                <w:pPr>
+                  <w:rPr>
+                    <w:lang w:val="ru-RU"/>
+                  </w:rPr>
+                </w:pPr>
+                <w:r>
+                  <w:rPr>
+                    <w:lang w:val="ru-RU"/>
+                  </w:rPr>
+                  <w:t>1</w:t>
+                </w:r>
+              </w:p>
+            </w:tc>
+          </w:tr>
+          <w:tr>
+            <w:tc>
+              <w:tcPr>
+                <w:tcW w:w="3006" w:type="dxa"/>
+              </w:tcPr>
+              <w:p>
+                <w:pPr>
+                  <w:rPr>
+                    <w:lang w:val="en-US"/>
+                  </w:rPr>
+                </w:pPr>
+                <w:r>
+                  <w:rPr>
+                    <w:lang w:val="en-US"/>
+                  </w:rPr>
+                  <w:t>0</w:t>
+                </w:r>
+              </w:p>
+            </w:tc>
+            <w:tc>
+              <w:tcPr>
+                <w:tcW w:w="3005" w:type="dxa"/>
+              </w:tcPr>
+              <w:p>
+                <w:pPr>
+                  <w:rPr>
+                    <w:lang w:val="en-US"/>
+                  </w:rPr>
+                </w:pPr>
+                <w:r>
+                  <w:rPr>
+                    <w:lang w:val="en-US"/>
+                  </w:rPr>
+                  <w:t>1</w:t>
+                </w:r>
+              </w:p>
+            </w:tc>
+            <w:tc>
+              <w:tcPr>
+                <w:tcW w:w="3005" w:type="dxa"/>
+              </w:tcPr>
+              <w:p>
+                <w:pPr>
+                  <w:rPr>
+                    <w:lang w:val="ru-RU"/>
+                  </w:rPr>
+                </w:pPr>
+                <w:r>
+                  <w:rPr>
+                    <w:lang w:val="ru-RU"/>
+                  </w:rPr>
+                  <w:t>0</w:t>
+                </w:r>
+              </w:p>
+            </w:tc>
+          </w:tr>
+          <w:tr>
+            <w:tc>
+              <w:tcPr>
+                <w:tcW w:w="3006" w:type="dxa"/>
+              </w:tcPr>
+              <w:p>
+                <w:pPr>
+                  <w:rPr>
+                    <w:lang w:val="en-US"/>
+                  </w:rPr>
+                </w:pPr>
+                <w:r>
+                  <w:rPr>
+                    <w:lang w:val="en-US"/>
+                  </w:rPr>
+                  <w:t>1</w:t>
+                </w:r>
+              </w:p>
+            </w:tc>
+            <w:tc>
+              <w:tcPr>
+                <w:tcW w:w="3005" w:type="dxa"/>
+              </w:tcPr>
+              <w:p>
+                <w:pPr>
+                  <w:rPr>
+                    <w:lang w:val="en-US"/>
+                  </w:rPr>
+                </w:pPr>
+                <w:r>
+                  <w:rPr>
+                    <w:lang w:val="en-US"/>
+                  </w:rPr>
+                  <w:t>0</w:t>
+                </w:r>
+              </w:p>
+            </w:tc>
+            <w:tc>
+              <w:tcPr>
+                <w:tcW w:w="3005" w:type="dxa"/>
+              </w:tcPr>
+              <w:p>
+                <w:pPr>
+                  <w:rPr>
+                    <w:lang w:val="ru-RU"/>
+                  </w:rPr>
+                </w:pPr>
+                <w:r>
+                  <w:rPr>
+                    <w:lang w:val="ru-RU"/>
+                  </w:rPr>
+                  <w:t>0</w:t>
+                </w:r>
+              </w:p>
+            </w:tc>
+          </w:tr>
+          <w:tr>
+            <w:tc>
+              <w:tcPr>
+                <w:tcW w:w="3006" w:type="dxa"/>
+              </w:tcPr>
+              <w:p>
+                <w:pPr>
+                  <w:rPr>
+                    <w:lang w:val="en-US"/>
+                  </w:rPr>
+                </w:pPr>
+                <w:r>
+                  <w:rPr>
+                    <w:lang w:val="en-US"/>
+                  </w:rPr>
+                  <w:t>1</w:t>
+                </w:r>
+              </w:p>
+            </w:tc>
+            <w:tc>
+              <w:tcPr>
+                <w:tcW w:w="3005" w:type="dxa"/>
+              </w:tcPr>
+              <w:p>
+                <w:pPr>
+                  <w:rPr>
+                    <w:lang w:val="en-US"/>
+                  </w:rPr>
+                </w:pPr>
+                <w:r>
+                  <w:rPr>
+                    <w:lang w:val="en-US"/>
+                  </w:rPr>
+                  <w:t>1</w:t>
+                </w:r>
+              </w:p>
+            </w:tc>
+            <w:tc>
+              <w:tcPr>
+                <w:tcW w:w="3005" w:type="dxa"/>
+              </w:tcPr>
+              <w:p>
+                <w:pPr>
+                  <w:rPr>
+                    <w:lang w:val="ru-RU"/>
+                  </w:rPr>
+                </w:pPr>
+                <w:r>
+                  <w:rPr>
+                    <w:lang w:val="ru-RU"/>
+                  </w:rPr>
+                  <w:t>1</w:t>
+                </w:r>
+              </w:p>
+            </w:tc>
+          </w:tr>
+        </w:tbl>
+        <w:p>
+          <w:pPr>
+            <w:pStyle w:val="Heading2"/>
+            <w:rPr>
+              <w:lang w:val="ru-RU"/>
+            </w:rPr>
+          </w:pPr>
+        </w:p>
+        <w:p>
+          <w:pPr>
+            <w:pStyle w:val="Heading2"/>
+            <w:rPr>
+              <w:lang w:val="ru-RU"/>
+            </w:rPr>
+          </w:pPr>
+          <w:bookmarkStart w:id="27" w:name="_Toc213576275"/>
+          <w:r>
+            <w:t>Conclusion</w:t>
+          </w:r>
+          <w:r>
+            <w:t>:</w:t>
+          </w:r>
+          <w:bookmarkEnd w:id="27"/>
+          <w:r>
+            <w:t xml:space="preserve"> </w:t>
+          </w:r>
+        </w:p>
+        <w:p>
+          <w:r>
+            <w:t xml:space="preserve">The Exclusive NOR (XNOR) gate outputs 1 when both inputs are the same </w:t>
+          </w:r>
+          <w:r>
+            <w:t>-</w:t>
+          </w:r>
+          <w:r>
+            <w:t xml:space="preserve"> either both 0 or both 1.It is the inverse of the XOR gate.</w:t>
+          </w:r>
+        </w:p>
+        <w:p>
+          <w:r>
+            <w:br w:type="page"/>
+          </w:r>
+        </w:p>
+        <w:p>
+          <w:pPr>
+            <w:pStyle w:val="Heading1"/>
+            <w:rPr>
+              <w:lang w:val="en-US"/>
+            </w:rPr>
+          </w:pPr>
+          <w:bookmarkStart w:id="28" w:name="_Toc213576276"/>
+          <w:r>
+            <w:rPr>
+              <w:lang w:val="en-US"/>
+            </w:rPr>
+            <w:lastRenderedPageBreak/>
+            <w:t>Wire</w:t>
+          </w:r>
+          <w:bookmarkEnd w:id="28"/>
+        </w:p>
+        <w:p/>
+        <w:p>
+          <w:pPr>
+            <w:pStyle w:val="Heading2"/>
+            <w:rPr>
+              <w:lang w:val="en-US"/>
+            </w:rPr>
+          </w:pPr>
+          <w:bookmarkStart w:id="29" w:name="_Toc213576277"/>
+          <w:r>
+            <w:rPr>
+              <w:lang w:val="en-US"/>
+            </w:rPr>
+            <w:t>Diagram:</w:t>
+          </w:r>
+          <w:bookmarkEnd w:id="29"/>
+          <w:r>
+            <w:rPr>
+              <w:lang w:val="en-US"/>
+            </w:rPr>
+            <w:t xml:space="preserve">  </w:t>
+          </w:r>
+        </w:p>
+        <w:p>
+          <w:pPr>
+            <w:pStyle w:val="Heading2"/>
+            <w:rPr>
+              <w:lang w:val="en-US"/>
+            </w:rPr>
+          </w:pPr>
+          <w:bookmarkStart w:id="30" w:name="_Toc213576278"/>
+          <w:r>
+            <w:rPr>
+              <w:lang w:val="en-US"/>
+            </w:rPr>
+            <w:t>True Table:</w:t>
+          </w:r>
+          <w:bookmarkEnd w:id="30"/>
+          <w:r>
+            <w:rPr>
+              <w:lang w:val="en-US"/>
+            </w:rPr>
+            <w:t xml:space="preserve"> </w:t>
+          </w:r>
+        </w:p>
+        <w:tbl>
+          <w:tblPr>
+            <w:tblStyle w:val="TableGrid"/>
+            <w:tblW w:w="0" w:type="auto"/>
+            <w:tblLook w:val="04A0" w:firstRow="1" w:lastRow="0" w:firstColumn="1" w:lastColumn="0" w:noHBand="0" w:noVBand="1"/>
+          </w:tblPr>
+          <w:tblGrid>
+            <w:gridCol w:w="3006"/>
+            <w:gridCol w:w="3005"/>
+          </w:tblGrid>
+          <w:tr>
+            <w:tc>
+              <w:tcPr>
+                <w:tcW w:w="3006" w:type="dxa"/>
+              </w:tcPr>
+              <w:p>
+                <w:pPr>
+                  <w:rPr>
+                    <w:lang w:val="en-US"/>
+                  </w:rPr>
+                </w:pPr>
+                <w:r>
+                  <w:rPr>
+                    <w:lang w:val="en-US"/>
+                  </w:rPr>
+                  <w:t>S0</w:t>
+                </w:r>
+              </w:p>
+            </w:tc>
+            <w:tc>
+              <w:tcPr>
+                <w:tcW w:w="3005" w:type="dxa"/>
+              </w:tcPr>
+              <w:p>
+                <w:pPr>
+                  <w:rPr>
+                    <w:i/>
+                    <w:lang w:val="ru-RU"/>
+                  </w:rPr>
+                </w:pPr>
+                <w:r>
+                  <w:rPr>
+                    <w:lang w:val="en-US"/>
+                  </w:rPr>
+                  <w:t>Z=</w:t>
+                </w:r>
+                <m:oMath>
+                  <m:acc>
+                    <m:accPr>
+                      <m:chr m:val="̅"/>
+                      <m:ctrlPr>
+                        <w:rPr>
+                          <w:rFonts w:ascii="Cambria Math" w:hAnsi="Cambria Math"/>
+                          <w:i/>
+                          <w:lang w:val="en-US"/>
+                        </w:rPr>
+                      </m:ctrlPr>
+                    </m:accPr>
+                    <m:e>
+                      <m:r>
+                        <w:rPr>
+                          <w:rFonts w:ascii="Cambria Math" w:hAnsi="Cambria Math"/>
+                          <w:lang w:val="en-US"/>
+                        </w:rPr>
+                        <m:t>A</m:t>
+                      </m:r>
+                    </m:e>
+                  </m:acc>
+                </m:oMath>
+              </w:p>
+            </w:tc>
+          </w:tr>
+          <w:tr>
+            <w:tc>
+              <w:tcPr>
+                <w:tcW w:w="3006" w:type="dxa"/>
+              </w:tcPr>
+              <w:p>
+                <w:pPr>
+                  <w:rPr>
+                    <w:lang w:val="en-US"/>
+                  </w:rPr>
+                </w:pPr>
+                <w:r>
+                  <w:rPr>
+                    <w:lang w:val="en-US"/>
+                  </w:rPr>
+                  <w:t>0</w:t>
+                </w:r>
+              </w:p>
+            </w:tc>
+            <w:tc>
+              <w:tcPr>
+                <w:tcW w:w="3005" w:type="dxa"/>
+              </w:tcPr>
+              <w:p>
+                <w:pPr>
+                  <w:rPr>
+                    <w:lang w:val="en-US"/>
+                  </w:rPr>
+                </w:pPr>
+                <w:r>
+                  <w:rPr>
+                    <w:lang w:val="en-US"/>
+                  </w:rPr>
+                  <w:t>0</w:t>
+                </w:r>
+              </w:p>
+            </w:tc>
+          </w:tr>
+          <w:tr>
+            <w:tc>
+              <w:tcPr>
+                <w:tcW w:w="3006" w:type="dxa"/>
+              </w:tcPr>
+              <w:p>
+                <w:pPr>
+                  <w:tabs>
+                    <w:tab w:val="center" w:pos="1395"/>
+                    <w:tab w:val="left" w:pos="1832"/>
+                  </w:tabs>
+                  <w:rPr>
+                    <w:lang w:val="en-US"/>
+                  </w:rPr>
+                </w:pPr>
+                <w:r>
+                  <w:rPr>
+                    <w:lang w:val="en-US"/>
+                  </w:rPr>
+                  <w:t>1</w:t>
+                </w:r>
+              </w:p>
+            </w:tc>
+            <w:tc>
+              <w:tcPr>
+                <w:tcW w:w="3005" w:type="dxa"/>
+              </w:tcPr>
+              <w:p>
+                <w:pPr>
+                  <w:rPr>
+                    <w:lang w:val="en-US"/>
+                  </w:rPr>
+                </w:pPr>
+                <w:r>
+                  <w:rPr>
+                    <w:lang w:val="en-US"/>
+                  </w:rPr>
+                  <w:t>1</w:t>
+                </w:r>
+              </w:p>
+            </w:tc>
+          </w:tr>
+        </w:tbl>
+        <w:p>
+          <w:pPr>
+            <w:pStyle w:val="Heading2"/>
+            <w:rPr>
+              <w:lang w:val="ru-RU"/>
+            </w:rPr>
+          </w:pPr>
+        </w:p>
+        <w:p>
+          <w:pPr>
+            <w:pStyle w:val="Heading2"/>
+            <w:rPr>
+              <w:lang w:val="ru-RU"/>
+            </w:rPr>
+          </w:pPr>
+          <w:bookmarkStart w:id="31" w:name="_Toc213576279"/>
+          <w:r>
+            <w:t>Conclusion</w:t>
+          </w:r>
+          <w:r>
+            <w:t>:</w:t>
+          </w:r>
+          <w:bookmarkEnd w:id="31"/>
+          <w:r>
+            <w:t xml:space="preserve"> </w:t>
+          </w:r>
+        </w:p>
+        <w:p>
+          <w:r>
+            <w:t>A Wire simply connects one point in a circuit to another without changing the signal.</w:t>
+          </w:r>
+          <w:r>
+            <w:t xml:space="preserve"> </w:t>
+          </w:r>
+          <w:r>
+            <w:t xml:space="preserve">It transmits the same logic value from input to output </w:t>
+          </w:r>
+          <w:r>
+            <w:t xml:space="preserve">- </w:t>
+          </w:r>
+          <w:r>
+            <w:t>if the input is 1, the output is 1; if the input is 0, the output is 0.</w:t>
+          </w:r>
+        </w:p>
+        <w:p>
+          <w:r>
+            <w:br w:type="page"/>
+          </w:r>
+        </w:p>
+        <w:p>
+          <w:pPr>
+            <w:pStyle w:val="Heading1"/>
+            <w:rPr>
+              <w:lang w:val="ru-RU"/>
+            </w:rPr>
+          </w:pPr>
+          <w:bookmarkStart w:id="32" w:name="_Toc213576280"/>
+          <w:r>
+            <w:lastRenderedPageBreak/>
+            <w:t>Compare the results to theory. Are they the same?</w:t>
+          </w:r>
+          <w:bookmarkEnd w:id="32"/>
+        </w:p>
+        <w:p>
+          <w:r>
+            <w:t>The measured results from the logic box were compared to the theoretical truth tables. All results matched the expected values, confirming the correct operation of each gate.</w:t>
+          </w:r>
+        </w:p>
+        <w:p>
+          <w:r>
+            <w:br w:type="page"/>
+          </w:r>
+        </w:p>
+        <w:p>
+          <w:pPr>
+            <w:pStyle w:val="Heading1"/>
+            <w:rPr>
+              <w:lang w:val="ru-RU"/>
+            </w:rPr>
+          </w:pPr>
+          <w:bookmarkStart w:id="33" w:name="_Toc213576281"/>
+          <w:r>
+            <w:lastRenderedPageBreak/>
+            <w:t>Summary</w:t>
+          </w:r>
+          <w:bookmarkEnd w:id="33"/>
+        </w:p>
+        <w:p>
+          <w:r>
+            <w:t>All gates behaved according to their theoretical truth tables. The logic box successfully demonstrated how each logic gate produces a HIGH or LOW output based on different input combinations.</w:t>
+          </w:r>
+        </w:p>
+        <w:p/>
+        <w:p/>
+        <w:p/>
+        <w:p>
+          <w:pPr>
+            <w:pStyle w:val="Heading1"/>
+          </w:pPr>
+        </w:p>
+        <w:p/>
       </w:sdtContent>
     </w:sdt>
-    <w:p>
-      <w:r>
-        <w:t>Here</w:t>
-      </w:r>
-    </w:p>
-    <w:p>
-      <w:r>
-        <w:rPr>
-          <w:noProof/>
-        </w:rPr>
-        <w:drawing>
-          <wp:inline distT="0" distB="0" distL="0" distR="0" wp14:anchorId="31FE7AA2" wp14:editId="288BDFCA">
-            <wp:extent cx="5731510" cy="1470660"/>
-            <wp:effectExtent l="0" t="0" r="2540" b="0"/>
-            <wp:docPr id="310349224" name="Picture 2"/>
-            <wp:cNvGraphicFramePr>
-              <a:graphicFrameLocks xmlns:a="http://schemas.openxmlformats.org/drawingml/2006/main" noChangeAspect="1"/>
-            </wp:cNvGraphicFramePr>
-            <a:graphic xmlns:a="http://schemas.openxmlformats.org/drawingml/2006/main">
-              <a:graphicData uri="http://schemas.openxmlformats.org/drawingml/2006/picture">
-                <pic:pic xmlns:pic="http://schemas.openxmlformats.org/drawingml/2006/picture">
-                  <pic:nvPicPr>
-                    <pic:cNvPr id="0" name="Picture 2"/>
-                    <pic:cNvPicPr>
-                      <a:picLocks noChangeAspect="1" noChangeArrowheads="1"/>
-                    </pic:cNvPicPr>
-                  </pic:nvPicPr>
-                  <pic:blipFill>
-                    <a:blip r:embed="rId7">
-                      <a:extLst>
-                        <a:ext uri="{28A0092B-C50C-407E-A947-70E740481C1C}">
-                          <a14:useLocalDpi xmlns:a14="http://schemas.microsoft.com/office/drawing/2010/main" val="0"/>
-                        </a:ext>
-                      </a:extLst>
-                    </a:blip>
-                    <a:srcRect/>
-                    <a:stretch>
-                      <a:fillRect/>
-                    </a:stretch>
-                  </pic:blipFill>
-                  <pic:spPr bwMode="auto">
-                    <a:xfrm>
-                      <a:off x="0" y="0"/>
-                      <a:ext cx="5731510" cy="1470660"/>
-                    </a:xfrm>
-                    <a:prstGeom prst="rect">
-                      <a:avLst/>
-                    </a:prstGeom>
-                    <a:noFill/>
-                    <a:ln>
-                      <a:noFill/>
-                    </a:ln>
-                  </pic:spPr>
-                </pic:pic>
-              </a:graphicData>
-            </a:graphic>
-          </wp:inline>
-        </w:drawing>
-      </w:r>
-    </w:p>
     <w:p/>
-    <w:p/>
-    <w:p>
-      <w:r>
-        <w:t>now</w:t>
-      </w:r>
-    </w:p>
     <w:sectPr>
       <w:pgSz w:w="11906" w:h="16838"/>
       <w:pgMar w:top="1440" w:right="1440" w:bottom="1440" w:left="1440" w:header="708" w:footer="708" w:gutter="0"/>
@@ -659,8 +5911,58 @@
 </w:document>
 </file>
 
+<file path=word/endnotes.xml><?xml version="1.0" encoding="utf-8"?>
+<w:endnotes xmlns:wpc="http://schemas.microsoft.com/office/word/2010/wordprocessingCanvas" xmlns:cx="http://schemas.microsoft.com/office/drawing/2014/chartex" xmlns:cx1="http://schemas.microsoft.com/office/drawing/2015/9/8/chartex" xmlns:cx2="http://schemas.microsoft.com/office/drawing/2015/10/21/chartex" xmlns:cx3="http://schemas.microsoft.com/office/drawing/2016/5/9/chartex" xmlns:cx4="http://schemas.microsoft.com/office/drawing/2016/5/10/chartex" xmlns:cx5="http://schemas.microsoft.com/office/drawing/2016/5/11/chartex" xmlns:cx6="http://schemas.microsoft.com/office/drawing/2016/5/12/chartex" xmlns:cx7="http://schemas.microsoft.com/office/drawing/2016/5/13/chartex" xmlns:cx8="http://schemas.microsoft.com/office/drawing/2016/5/14/chartex" xmlns:mc="http://schemas.openxmlformats.org/markup-compatibility/2006" xmlns:aink="http://schemas.microsoft.com/office/drawing/2016/ink" xmlns:am3d="http://schemas.microsoft.com/office/drawing/2017/model3d" xmlns:o="urn:schemas-microsoft-com:office:office" xmlns:oel="http://schemas.microsoft.com/office/2019/extlst" xmlns:r="http://schemas.openxmlformats.org/officeDocument/2006/relationships" xmlns:m="http://schemas.openxmlformats.org/officeDocument/2006/math" xmlns:v="urn:schemas-microsoft-com:vml" xmlns:wp14="http://schemas.microsoft.com/office/word/2010/wordprocessingDrawing" xmlns:wp="http://schemas.openxmlformats.org/drawingml/2006/wordprocessingDrawing" xmlns:w10="urn:schemas-microsoft-com:office:word" xmlns:w="http://schemas.openxmlformats.org/wordprocessingml/2006/main" xmlns:w14="http://schemas.microsoft.com/office/word/2010/wordml" xmlns:w15="http://schemas.microsoft.com/office/word/2012/wordml" xmlns:w16cex="http://schemas.microsoft.com/office/word/2018/wordml/cex" xmlns:w16cid="http://schemas.microsoft.com/office/word/2016/wordml/cid" xmlns:w16="http://schemas.microsoft.com/office/word/2018/wordml" xmlns:w16du="http://schemas.microsoft.com/office/word/2023/wordml/word16du" xmlns:w16sdtdh="http://schemas.microsoft.com/office/word/2020/wordml/sdtdatahash" xmlns:w16se="http://schemas.microsoft.com/office/word/2015/wordml/symex" xmlns:wpg="http://schemas.microsoft.com/office/word/2010/wordprocessingGroup" xmlns:wpi="http://schemas.microsoft.com/office/word/2010/wordprocessingInk" xmlns:wne="http://schemas.microsoft.com/office/word/2006/wordml" xmlns:wps="http://schemas.microsoft.com/office/word/2010/wordprocessingShape" mc:Ignorable="w14 w15 w16se w16cid w16 w16cex w16sdtdh w16du wp14">
+  <w:endnote w:type="separator" w:id="-1">
+    <w:p>
+      <w:pPr>
+        <w:spacing w:after="0" w:line="240" w:lineRule="auto"/>
+      </w:pPr>
+      <w:r>
+        <w:separator/>
+      </w:r>
+    </w:p>
+  </w:endnote>
+  <w:endnote w:type="continuationSeparator" w:id="0">
+    <w:p>
+      <w:pPr>
+        <w:spacing w:after="0" w:line="240" w:lineRule="auto"/>
+      </w:pPr>
+      <w:r>
+        <w:continuationSeparator/>
+      </w:r>
+    </w:p>
+  </w:endnote>
+</w:endnotes>
+</file>
+
+<file path=word/footnotes.xml><?xml version="1.0" encoding="utf-8"?>
+<w:footnotes xmlns:wpc="http://schemas.microsoft.com/office/word/2010/wordprocessingCanvas" xmlns:cx="http://schemas.microsoft.com/office/drawing/2014/chartex" xmlns:cx1="http://schemas.microsoft.com/office/drawing/2015/9/8/chartex" xmlns:cx2="http://schemas.microsoft.com/office/drawing/2015/10/21/chartex" xmlns:cx3="http://schemas.microsoft.com/office/drawing/2016/5/9/chartex" xmlns:cx4="http://schemas.microsoft.com/office/drawing/2016/5/10/chartex" xmlns:cx5="http://schemas.microsoft.com/office/drawing/2016/5/11/chartex" xmlns:cx6="http://schemas.microsoft.com/office/drawing/2016/5/12/chartex" xmlns:cx7="http://schemas.microsoft.com/office/drawing/2016/5/13/chartex" xmlns:cx8="http://schemas.microsoft.com/office/drawing/2016/5/14/chartex" xmlns:mc="http://schemas.openxmlformats.org/markup-compatibility/2006" xmlns:aink="http://schemas.microsoft.com/office/drawing/2016/ink" xmlns:am3d="http://schemas.microsoft.com/office/drawing/2017/model3d" xmlns:o="urn:schemas-microsoft-com:office:office" xmlns:oel="http://schemas.microsoft.com/office/2019/extlst" xmlns:r="http://schemas.openxmlformats.org/officeDocument/2006/relationships" xmlns:m="http://schemas.openxmlformats.org/officeDocument/2006/math" xmlns:v="urn:schemas-microsoft-com:vml" xmlns:wp14="http://schemas.microsoft.com/office/word/2010/wordprocessingDrawing" xmlns:wp="http://schemas.openxmlformats.org/drawingml/2006/wordprocessingDrawing" xmlns:w10="urn:schemas-microsoft-com:office:word" xmlns:w="http://schemas.openxmlformats.org/wordprocessingml/2006/main" xmlns:w14="http://schemas.microsoft.com/office/word/2010/wordml" xmlns:w15="http://schemas.microsoft.com/office/word/2012/wordml" xmlns:w16cex="http://schemas.microsoft.com/office/word/2018/wordml/cex" xmlns:w16cid="http://schemas.microsoft.com/office/word/2016/wordml/cid" xmlns:w16="http://schemas.microsoft.com/office/word/2018/wordml" xmlns:w16du="http://schemas.microsoft.com/office/word/2023/wordml/word16du" xmlns:w16sdtdh="http://schemas.microsoft.com/office/word/2020/wordml/sdtdatahash" xmlns:w16se="http://schemas.microsoft.com/office/word/2015/wordml/symex" xmlns:wpg="http://schemas.microsoft.com/office/word/2010/wordprocessingGroup" xmlns:wpi="http://schemas.microsoft.com/office/word/2010/wordprocessingInk" xmlns:wne="http://schemas.microsoft.com/office/word/2006/wordml" xmlns:wps="http://schemas.microsoft.com/office/word/2010/wordprocessingShape" mc:Ignorable="w14 w15 w16se w16cid w16 w16cex w16sdtdh w16du wp14">
+  <w:footnote w:type="separator" w:id="-1">
+    <w:p>
+      <w:pPr>
+        <w:spacing w:after="0" w:line="240" w:lineRule="auto"/>
+      </w:pPr>
+      <w:r>
+        <w:separator/>
+      </w:r>
+    </w:p>
+  </w:footnote>
+  <w:footnote w:type="continuationSeparator" w:id="0">
+    <w:p>
+      <w:pPr>
+        <w:spacing w:after="0" w:line="240" w:lineRule="auto"/>
+      </w:pPr>
+      <w:r>
+        <w:continuationSeparator/>
+      </w:r>
+    </w:p>
+  </w:footnote>
+</w:footnotes>
+</file>
+
 <file path=word/styles.xml><?xml version="1.0" encoding="utf-8"?>
-<w:styles xmlns:mc="http://schemas.openxmlformats.org/markup-compatibility/2006" xmlns:r="http://schemas.openxmlformats.org/officeDocument/2006/relationships" xmlns:w="http://schemas.openxmlformats.org/wordprocessingml/2006/main" xmlns:w14="http://schemas.microsoft.com/office/word/2010/wordml" xmlns:w15="http://schemas.microsoft.com/office/word/2012/wordml" xmlns:w16cex="http://schemas.microsoft.com/office/word/2018/wordml/cex" xmlns:w16cid="http://schemas.microsoft.com/office/word/2016/wordml/cid" xmlns:w16="http://schemas.microsoft.com/office/word/2018/wordml" xmlns:w16du="http://schemas.microsoft.com/office/word/2023/wordml/word16du" xmlns:w16sdtdh="http://schemas.microsoft.com/office/word/2020/wordml/sdtdatahash" xmlns:w16sdtfl="http://schemas.microsoft.com/office/word/2024/wordml/sdtformatlock" xmlns:w16se="http://schemas.microsoft.com/office/word/2015/wordml/symex" mc:Ignorable="w14 w15 w16se w16cid w16 w16cex w16sdtdh w16sdtfl w16du">
+<w:styles xmlns:mc="http://schemas.openxmlformats.org/markup-compatibility/2006" xmlns:r="http://schemas.openxmlformats.org/officeDocument/2006/relationships" xmlns:w="http://schemas.openxmlformats.org/wordprocessingml/2006/main" xmlns:w14="http://schemas.microsoft.com/office/word/2010/wordml" xmlns:w15="http://schemas.microsoft.com/office/word/2012/wordml" xmlns:w16cex="http://schemas.microsoft.com/office/word/2018/wordml/cex" xmlns:w16cid="http://schemas.microsoft.com/office/word/2016/wordml/cid" xmlns:w16="http://schemas.microsoft.com/office/word/2018/wordml" xmlns:w16du="http://schemas.microsoft.com/office/word/2023/wordml/word16du" xmlns:w16sdtdh="http://schemas.microsoft.com/office/word/2020/wordml/sdtdatahash" xmlns:w16se="http://schemas.microsoft.com/office/word/2015/wordml/symex" mc:Ignorable="w14 w15 w16se w16cid w16 w16cex w16sdtdh w16du">
   <w:docDefaults>
     <w:rPrDefault>
       <w:rPr>
@@ -1087,7 +6389,6 @@
     <w:next w:val="Normal"/>
     <w:link w:val="Heading2Char"/>
     <w:uiPriority w:val="9"/>
-    <w:semiHidden/>
     <w:unhideWhenUsed/>
     <w:qFormat/>
     <w:rsid w:val="00BF2136"/>
@@ -1262,7 +6563,6 @@
   <w:style w:type="character" w:default="1" w:styleId="DefaultParagraphFont">
     <w:name w:val="Default Paragraph Font"/>
     <w:uiPriority w:val="1"/>
-    <w:semiHidden/>
     <w:unhideWhenUsed/>
   </w:style>
   <w:style w:type="table" w:default="1" w:styleId="TableNormal">
@@ -1304,7 +6604,6 @@
     <w:basedOn w:val="DefaultParagraphFont"/>
     <w:link w:val="Heading2"/>
     <w:uiPriority w:val="9"/>
-    <w:semiHidden/>
     <w:rsid w:val="00BF2136"/>
     <w:rPr>
       <w:rFonts w:asciiTheme="majorHAnsi" w:eastAsiaTheme="majorEastAsia" w:hAnsiTheme="majorHAnsi" w:cstheme="majorBidi"/>
@@ -1627,6 +6926,115 @@
       <w:szCs w:val="32"/>
       <w:lang w:val="en-US"/>
       <w14:ligatures w14:val="none"/>
+    </w:rPr>
+  </w:style>
+  <w:style w:type="table" w:styleId="TableGrid">
+    <w:name w:val="Table Grid"/>
+    <w:basedOn w:val="TableNormal"/>
+    <w:uiPriority w:val="39"/>
+    <w:rsid w:val="004A0F99"/>
+    <w:pPr>
+      <w:spacing w:after="0" w:line="240" w:lineRule="auto"/>
+    </w:pPr>
+    <w:tblPr>
+      <w:tblBorders>
+        <w:top w:val="single" w:sz="4" w:space="0" w:color="auto"/>
+        <w:left w:val="single" w:sz="4" w:space="0" w:color="auto"/>
+        <w:bottom w:val="single" w:sz="4" w:space="0" w:color="auto"/>
+        <w:right w:val="single" w:sz="4" w:space="0" w:color="auto"/>
+        <w:insideH w:val="single" w:sz="4" w:space="0" w:color="auto"/>
+        <w:insideV w:val="single" w:sz="4" w:space="0" w:color="auto"/>
+      </w:tblBorders>
+    </w:tblPr>
+  </w:style>
+  <w:style w:type="character" w:styleId="PlaceholderText">
+    <w:name w:val="Placeholder Text"/>
+    <w:basedOn w:val="DefaultParagraphFont"/>
+    <w:uiPriority w:val="99"/>
+    <w:semiHidden/>
+    <w:rsid w:val="009A6656"/>
+    <w:rPr>
+      <w:color w:val="666666"/>
+    </w:rPr>
+  </w:style>
+  <w:style w:type="paragraph" w:styleId="Header">
+    <w:name w:val="header"/>
+    <w:basedOn w:val="Normal"/>
+    <w:link w:val="HeaderChar"/>
+    <w:uiPriority w:val="99"/>
+    <w:unhideWhenUsed/>
+    <w:rsid w:val="00E6223D"/>
+    <w:pPr>
+      <w:tabs>
+        <w:tab w:val="center" w:pos="4513"/>
+        <w:tab w:val="right" w:pos="9026"/>
+      </w:tabs>
+      <w:spacing w:after="0" w:line="240" w:lineRule="auto"/>
+    </w:pPr>
+  </w:style>
+  <w:style w:type="character" w:customStyle="1" w:styleId="HeaderChar">
+    <w:name w:val="Header Char"/>
+    <w:basedOn w:val="DefaultParagraphFont"/>
+    <w:link w:val="Header"/>
+    <w:uiPriority w:val="99"/>
+    <w:rsid w:val="00E6223D"/>
+  </w:style>
+  <w:style w:type="paragraph" w:styleId="Footer">
+    <w:name w:val="footer"/>
+    <w:basedOn w:val="Normal"/>
+    <w:link w:val="FooterChar"/>
+    <w:uiPriority w:val="99"/>
+    <w:unhideWhenUsed/>
+    <w:rsid w:val="00E6223D"/>
+    <w:pPr>
+      <w:tabs>
+        <w:tab w:val="center" w:pos="4513"/>
+        <w:tab w:val="right" w:pos="9026"/>
+      </w:tabs>
+      <w:spacing w:after="0" w:line="240" w:lineRule="auto"/>
+    </w:pPr>
+  </w:style>
+  <w:style w:type="character" w:customStyle="1" w:styleId="FooterChar">
+    <w:name w:val="Footer Char"/>
+    <w:basedOn w:val="DefaultParagraphFont"/>
+    <w:link w:val="Footer"/>
+    <w:uiPriority w:val="99"/>
+    <w:rsid w:val="00E6223D"/>
+  </w:style>
+  <w:style w:type="paragraph" w:styleId="TOC1">
+    <w:name w:val="toc 1"/>
+    <w:basedOn w:val="Normal"/>
+    <w:next w:val="Normal"/>
+    <w:autoRedefine/>
+    <w:uiPriority w:val="39"/>
+    <w:unhideWhenUsed/>
+    <w:rsid w:val="00217D9A"/>
+    <w:pPr>
+      <w:spacing w:after="100"/>
+    </w:pPr>
+  </w:style>
+  <w:style w:type="paragraph" w:styleId="TOC2">
+    <w:name w:val="toc 2"/>
+    <w:basedOn w:val="Normal"/>
+    <w:next w:val="Normal"/>
+    <w:autoRedefine/>
+    <w:uiPriority w:val="39"/>
+    <w:unhideWhenUsed/>
+    <w:rsid w:val="00217D9A"/>
+    <w:pPr>
+      <w:spacing w:after="100"/>
+      <w:ind w:left="240"/>
+    </w:pPr>
+  </w:style>
+  <w:style w:type="character" w:styleId="Hyperlink">
+    <w:name w:val="Hyperlink"/>
+    <w:basedOn w:val="DefaultParagraphFont"/>
+    <w:uiPriority w:val="99"/>
+    <w:unhideWhenUsed/>
+    <w:rsid w:val="00217D9A"/>
+    <w:rPr>
+      <w:color w:val="467886" w:themeColor="hyperlink"/>
+      <w:u w:val="single"/>
     </w:rPr>
   </w:style>
 </w:styles>

--- a/Computer Architecture/06-11-25/Contents.docx
+++ b/Computer Architecture/06-11-25/Contents.docx
@@ -1,6 +1,6 @@
 
 <file path=word/document.xml><?xml version="1.0" encoding="utf-8"?>
-<w:document xmlns:wpc="http://schemas.microsoft.com/office/word/2010/wordprocessingCanvas" xmlns:cx="http://schemas.microsoft.com/office/drawing/2014/chartex" xmlns:cx1="http://schemas.microsoft.com/office/drawing/2015/9/8/chartex" xmlns:cx2="http://schemas.microsoft.com/office/drawing/2015/10/21/chartex" xmlns:cx3="http://schemas.microsoft.com/office/drawing/2016/5/9/chartex" xmlns:cx4="http://schemas.microsoft.com/office/drawing/2016/5/10/chartex" xmlns:cx5="http://schemas.microsoft.com/office/drawing/2016/5/11/chartex" xmlns:cx6="http://schemas.microsoft.com/office/drawing/2016/5/12/chartex" xmlns:cx7="http://schemas.microsoft.com/office/drawing/2016/5/13/chartex" xmlns:cx8="http://schemas.microsoft.com/office/drawing/2016/5/14/chartex" xmlns:mc="http://schemas.openxmlformats.org/markup-compatibility/2006" xmlns:aink="http://schemas.microsoft.com/office/drawing/2016/ink" xmlns:am3d="http://schemas.microsoft.com/office/drawing/2017/model3d" xmlns:o="urn:schemas-microsoft-com:office:office" xmlns:oel="http://schemas.microsoft.com/office/2019/extlst" xmlns:r="http://schemas.openxmlformats.org/officeDocument/2006/relationships" xmlns:m="http://schemas.openxmlformats.org/officeDocument/2006/math" xmlns:v="urn:schemas-microsoft-com:vml" xmlns:wp14="http://schemas.microsoft.com/office/word/2010/wordprocessingDrawing" xmlns:wp="http://schemas.openxmlformats.org/drawingml/2006/wordprocessingDrawing" xmlns:w10="urn:schemas-microsoft-com:office:word" xmlns:w="http://schemas.openxmlformats.org/wordprocessingml/2006/main" xmlns:w14="http://schemas.microsoft.com/office/word/2010/wordml" xmlns:w15="http://schemas.microsoft.com/office/word/2012/wordml" xmlns:w16cex="http://schemas.microsoft.com/office/word/2018/wordml/cex" xmlns:w16cid="http://schemas.microsoft.com/office/word/2016/wordml/cid" xmlns:w16="http://schemas.microsoft.com/office/word/2018/wordml" xmlns:w16du="http://schemas.microsoft.com/office/word/2023/wordml/word16du" xmlns:w16sdtdh="http://schemas.microsoft.com/office/word/2020/wordml/sdtdatahash" xmlns:w16se="http://schemas.microsoft.com/office/word/2015/wordml/symex" xmlns:wpg="http://schemas.microsoft.com/office/word/2010/wordprocessingGroup" xmlns:wpi="http://schemas.microsoft.com/office/word/2010/wordprocessingInk" xmlns:wne="http://schemas.microsoft.com/office/word/2006/wordml" xmlns:wps="http://schemas.microsoft.com/office/word/2010/wordprocessingShape" mc:Ignorable="w14 w15 w16se w16cid w16 w16cex w16sdtdh w16du wp14">
+<w:document xmlns:wpc="http://schemas.microsoft.com/office/word/2010/wordprocessingCanvas" xmlns:cx="http://schemas.microsoft.com/office/drawing/2014/chartex" xmlns:cx1="http://schemas.microsoft.com/office/drawing/2015/9/8/chartex" xmlns:cx2="http://schemas.microsoft.com/office/drawing/2015/10/21/chartex" xmlns:cx3="http://schemas.microsoft.com/office/drawing/2016/5/9/chartex" xmlns:cx4="http://schemas.microsoft.com/office/drawing/2016/5/10/chartex" xmlns:cx5="http://schemas.microsoft.com/office/drawing/2016/5/11/chartex" xmlns:cx6="http://schemas.microsoft.com/office/drawing/2016/5/12/chartex" xmlns:cx7="http://schemas.microsoft.com/office/drawing/2016/5/13/chartex" xmlns:cx8="http://schemas.microsoft.com/office/drawing/2016/5/14/chartex" xmlns:mc="http://schemas.openxmlformats.org/markup-compatibility/2006" xmlns:aink="http://schemas.microsoft.com/office/drawing/2016/ink" xmlns:am3d="http://schemas.microsoft.com/office/drawing/2017/model3d" xmlns:o="urn:schemas-microsoft-com:office:office" xmlns:oel="http://schemas.microsoft.com/office/2019/extlst" xmlns:r="http://schemas.openxmlformats.org/officeDocument/2006/relationships" xmlns:m="http://schemas.openxmlformats.org/officeDocument/2006/math" xmlns:v="urn:schemas-microsoft-com:vml" xmlns:wp14="http://schemas.microsoft.com/office/word/2010/wordprocessingDrawing" xmlns:wp="http://schemas.openxmlformats.org/drawingml/2006/wordprocessingDrawing" xmlns:w10="urn:schemas-microsoft-com:office:word" xmlns:w="http://schemas.openxmlformats.org/wordprocessingml/2006/main" xmlns:w14="http://schemas.microsoft.com/office/word/2010/wordml" xmlns:w15="http://schemas.microsoft.com/office/word/2012/wordml" xmlns:w16cex="http://schemas.microsoft.com/office/word/2018/wordml/cex" xmlns:w16cid="http://schemas.microsoft.com/office/word/2016/wordml/cid" xmlns:w16="http://schemas.microsoft.com/office/word/2018/wordml" xmlns:w16du="http://schemas.microsoft.com/office/word/2023/wordml/word16du" xmlns:w16sdtdh="http://schemas.microsoft.com/office/word/2020/wordml/sdtdatahash" xmlns:w16sdtfl="http://schemas.microsoft.com/office/word/2024/wordml/sdtformatlock" xmlns:w16se="http://schemas.microsoft.com/office/word/2015/wordml/symex" xmlns:wpg="http://schemas.microsoft.com/office/word/2010/wordprocessingGroup" xmlns:wpi="http://schemas.microsoft.com/office/word/2010/wordprocessingInk" xmlns:wne="http://schemas.microsoft.com/office/word/2006/wordml" xmlns:wps="http://schemas.microsoft.com/office/word/2010/wordprocessingShape" mc:Ignorable="w14 w15 w16se w16cid w16 w16cex w16sdtdh w16sdtfl w16du wp14">
   <w:body>
     <w:sdt>
       <w:sdtPr>
@@ -10,7 +10,6 @@
           <w:docPartUnique/>
         </w:docPartObj>
       </w:sdtPr>
-      <w:sdtEndPr/>
       <w:sdtContent>
         <w:p/>
         <w:p>
@@ -185,7 +184,7 @@
                     <v:stroke joinstyle="miter"/>
                     <v:path gradientshapeok="t" o:connecttype="rect"/>
                   </v:shapetype>
-                  <v:shape id="Text Box 32" o:spid="_x0000_s1026" type="#_x0000_t202" style="position:absolute;margin-left:0;margin-top:0;width:369pt;height:529.2pt;z-index:251660288;visibility:visible;mso-wrap-style:square;mso-width-percent:790;mso-height-percent:350;mso-left-percent:77;mso-top-percent:540;mso-wrap-distance-left:14.4pt;mso-wrap-distance-top:0;mso-wrap-distance-right:14.4pt;mso-wrap-distance-bottom:0;mso-position-horizontal-relative:margin;mso-position-vertical-relative:page;mso-width-percent:790;mso-height-percent:350;mso-left-percent:77;mso-top-percent:540;mso-width-relative:margin;mso-height-relative:page;v-text-anchor:top" o:gfxdata="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" filled="f" stroked="f" strokeweight=".5pt">
+                  <v:shape id="Text Box 32" o:spid="_x0000_s1026" type="#_x0000_t202" style="position:absolute;margin-left:0;margin-top:0;width:369pt;height:529.2pt;z-index:251660288;visibility:visible;mso-wrap-style:square;mso-width-percent:790;mso-height-percent:350;mso-left-percent:77;mso-top-percent:540;mso-wrap-distance-left:14.4pt;mso-wrap-distance-top:0;mso-wrap-distance-right:14.4pt;mso-wrap-distance-bottom:0;mso-position-horizontal-relative:margin;mso-position-vertical-relative:page;mso-width-percent:790;mso-height-percent:350;mso-left-percent:77;mso-top-percent:540;mso-width-relative:margin;mso-height-relative:page;v-text-anchor:top" o:gfxdata="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" filled="f" stroked="f" strokeweight=".5pt">
                     <v:textbox style="mso-fit-shape-to-text:t" inset="0,0,0,0">
                       <w:txbxContent>
                         <w:p>
@@ -399,7 +398,7 @@
               </mc:Choice>
               <mc:Fallback>
                 <w:pict>
-                  <v:rect w14:anchorId="616A13C8" id="Rectangle 33" o:spid="_x0000_s1027" style="position:absolute;margin-left:-4.4pt;margin-top:0;width:46.8pt;height:77.75pt;z-index:251659264;visibility:visible;mso-wrap-style:square;mso-width-percent:76;mso-height-percent:98;mso-top-percent:23;mso-wrap-distance-left:9pt;mso-wrap-distance-top:0;mso-wrap-distance-right:9pt;mso-wrap-distance-bottom:0;mso-position-horizontal:right;mso-position-horizontal-relative:margin;mso-position-vertical-relative:page;mso-width-percent:76;mso-height-percent:98;mso-top-percent:23;mso-width-relative:page;mso-height-relative:page;v-text-anchor:bottom" o:gfxdata="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" fillcolor="#156082 [3204]" stroked="f" strokeweight="1.5pt">
+                  <v:rect w14:anchorId="616A13C8" id="Rectangle 33" o:spid="_x0000_s1027" style="position:absolute;margin-left:-4.4pt;margin-top:0;width:46.8pt;height:77.75pt;z-index:251659264;visibility:visible;mso-wrap-style:square;mso-width-percent:76;mso-height-percent:98;mso-top-percent:23;mso-wrap-distance-left:9pt;mso-wrap-distance-top:0;mso-wrap-distance-right:9pt;mso-wrap-distance-bottom:0;mso-position-horizontal:right;mso-position-horizontal-relative:margin;mso-position-vertical-relative:page;mso-width-percent:76;mso-height-percent:98;mso-top-percent:23;mso-width-relative:page;mso-height-relative:page;v-text-anchor:bottom" o:gfxdata="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" fillcolor="#156082 [3204]" stroked="f" strokeweight="1.5pt">
                     <o:lock v:ext="edit" aspectratio="t"/>
                     <v:textbox inset="3.6pt,,3.6pt">
                       <w:txbxContent>
@@ -2874,6 +2873,7 @@
           </w:r>
           <w:bookmarkEnd w:id="0"/>
         </w:p>
+        <w:p/>
         <w:p>
           <w:pPr>
             <w:pStyle w:val="Heading2"/>
@@ -2893,8 +2893,83 @@
             <w:rPr>
               <w:lang w:val="en-US"/>
             </w:rPr>
-            <w:t xml:space="preserve">  </w:t>
-          </w:r>
+            <w:t xml:space="preserve"> </w:t>
+          </w:r>
+        </w:p>
+        <w:p>
+          <w:pPr>
+            <w:keepNext/>
+          </w:pPr>
+          <w:r>
+            <w:rPr>
+              <w:noProof/>
+              <w:lang w:val="en-US"/>
+            </w:rPr>
+            <w:drawing>
+              <wp:inline distT="0" distB="0" distL="0" distR="0" wp14:anchorId="323ACF81" wp14:editId="2EA1B656">
+                <wp:extent cx="5731510" cy="1433195"/>
+                <wp:effectExtent l="0" t="0" r="2540" b="0"/>
+                <wp:docPr id="1427189707" name="Picture 4"/>
+                <wp:cNvGraphicFramePr>
+                  <a:graphicFrameLocks xmlns:a="http://schemas.openxmlformats.org/drawingml/2006/main" noChangeAspect="1"/>
+                </wp:cNvGraphicFramePr>
+                <a:graphic xmlns:a="http://schemas.openxmlformats.org/drawingml/2006/main">
+                  <a:graphicData uri="http://schemas.openxmlformats.org/drawingml/2006/picture">
+                    <pic:pic xmlns:pic="http://schemas.openxmlformats.org/drawingml/2006/picture">
+                      <pic:nvPicPr>
+                        <pic:cNvPr id="0" name="Picture 2"/>
+                        <pic:cNvPicPr>
+                          <a:picLocks noChangeAspect="1" noChangeArrowheads="1"/>
+                        </pic:cNvPicPr>
+                      </pic:nvPicPr>
+                      <pic:blipFill>
+                        <a:blip r:embed="rId8">
+                          <a:extLst>
+                            <a:ext uri="{28A0092B-C50C-407E-A947-70E740481C1C}">
+                              <a14:useLocalDpi xmlns:a14="http://schemas.microsoft.com/office/drawing/2010/main" val="0"/>
+                            </a:ext>
+                          </a:extLst>
+                        </a:blip>
+                        <a:srcRect/>
+                        <a:stretch>
+                          <a:fillRect/>
+                        </a:stretch>
+                      </pic:blipFill>
+                      <pic:spPr bwMode="auto">
+                        <a:xfrm>
+                          <a:off x="0" y="0"/>
+                          <a:ext cx="5731510" cy="1433195"/>
+                        </a:xfrm>
+                        <a:prstGeom prst="rect">
+                          <a:avLst/>
+                        </a:prstGeom>
+                        <a:noFill/>
+                        <a:ln>
+                          <a:noFill/>
+                        </a:ln>
+                      </pic:spPr>
+                    </pic:pic>
+                  </a:graphicData>
+                </a:graphic>
+              </wp:inline>
+            </w:drawing>
+          </w:r>
+        </w:p>
+        <w:p>
+          <w:pPr>
+            <w:pStyle w:val="Caption"/>
+            <w:jc w:val="center"/>
+          </w:pPr>
+          <w:r>
+            <w:t>Figure AND</w:t>
+          </w:r>
+        </w:p>
+        <w:p>
+          <w:pPr>
+            <w:rPr>
+              <w:lang w:val="en-US"/>
+            </w:rPr>
+          </w:pPr>
         </w:p>
         <w:p>
           <w:pPr>
@@ -3266,6 +3341,7 @@
           </w:r>
           <w:bookmarkEnd w:id="4"/>
         </w:p>
+        <w:p/>
         <w:p>
           <w:pPr>
             <w:pStyle w:val="Heading2"/>
@@ -3281,12 +3357,81 @@
             <w:t>Diagram:</w:t>
           </w:r>
           <w:bookmarkEnd w:id="5"/>
-          <w:r>
-            <w:rPr>
-              <w:lang w:val="en-US"/>
-            </w:rPr>
-            <w:t xml:space="preserve">  </w:t>
-          </w:r>
+        </w:p>
+        <w:p>
+          <w:pPr>
+            <w:keepNext/>
+          </w:pPr>
+          <w:r>
+            <w:rPr>
+              <w:noProof/>
+              <w:lang w:val="en-US"/>
+            </w:rPr>
+            <w:drawing>
+              <wp:inline distT="0" distB="0" distL="0" distR="0" wp14:anchorId="568BFA20" wp14:editId="533935B3">
+                <wp:extent cx="5731510" cy="1433195"/>
+                <wp:effectExtent l="0" t="0" r="2540" b="0"/>
+                <wp:docPr id="1810885419" name="Picture 5"/>
+                <wp:cNvGraphicFramePr>
+                  <a:graphicFrameLocks xmlns:a="http://schemas.openxmlformats.org/drawingml/2006/main" noChangeAspect="1"/>
+                </wp:cNvGraphicFramePr>
+                <a:graphic xmlns:a="http://schemas.openxmlformats.org/drawingml/2006/main">
+                  <a:graphicData uri="http://schemas.openxmlformats.org/drawingml/2006/picture">
+                    <pic:pic xmlns:pic="http://schemas.openxmlformats.org/drawingml/2006/picture">
+                      <pic:nvPicPr>
+                        <pic:cNvPr id="0" name="Picture 3"/>
+                        <pic:cNvPicPr>
+                          <a:picLocks noChangeAspect="1" noChangeArrowheads="1"/>
+                        </pic:cNvPicPr>
+                      </pic:nvPicPr>
+                      <pic:blipFill>
+                        <a:blip r:embed="rId9">
+                          <a:extLst>
+                            <a:ext uri="{28A0092B-C50C-407E-A947-70E740481C1C}">
+                              <a14:useLocalDpi xmlns:a14="http://schemas.microsoft.com/office/drawing/2010/main" val="0"/>
+                            </a:ext>
+                          </a:extLst>
+                        </a:blip>
+                        <a:srcRect/>
+                        <a:stretch>
+                          <a:fillRect/>
+                        </a:stretch>
+                      </pic:blipFill>
+                      <pic:spPr bwMode="auto">
+                        <a:xfrm>
+                          <a:off x="0" y="0"/>
+                          <a:ext cx="5731510" cy="1433195"/>
+                        </a:xfrm>
+                        <a:prstGeom prst="rect">
+                          <a:avLst/>
+                        </a:prstGeom>
+                        <a:noFill/>
+                        <a:ln>
+                          <a:noFill/>
+                        </a:ln>
+                      </pic:spPr>
+                    </pic:pic>
+                  </a:graphicData>
+                </a:graphic>
+              </wp:inline>
+            </w:drawing>
+          </w:r>
+        </w:p>
+        <w:p>
+          <w:pPr>
+            <w:pStyle w:val="Caption"/>
+            <w:jc w:val="center"/>
+          </w:pPr>
+          <w:r>
+            <w:t>Figure NAND</w:t>
+          </w:r>
+        </w:p>
+        <w:p>
+          <w:pPr>
+            <w:rPr>
+              <w:lang w:val="en-US"/>
+            </w:rPr>
+          </w:pPr>
         </w:p>
         <w:p>
           <w:pPr>
@@ -3697,6 +3842,13 @@
         </w:p>
         <w:p>
           <w:pPr>
+            <w:rPr>
+              <w:lang w:val="en-US"/>
+            </w:rPr>
+          </w:pPr>
+        </w:p>
+        <w:p>
+          <w:pPr>
             <w:pStyle w:val="Heading2"/>
             <w:rPr>
               <w:lang w:val="en-US"/>
@@ -3710,12 +3862,78 @@
             <w:t>Diagram:</w:t>
           </w:r>
           <w:bookmarkEnd w:id="9"/>
-          <w:r>
-            <w:rPr>
-              <w:lang w:val="en-US"/>
-            </w:rPr>
-            <w:t xml:space="preserve">  </w:t>
-          </w:r>
+        </w:p>
+        <w:p>
+          <w:pPr>
+            <w:keepNext/>
+          </w:pPr>
+          <w:r>
+            <w:rPr>
+              <w:noProof/>
+              <w:lang w:val="en-US"/>
+            </w:rPr>
+            <w:drawing>
+              <wp:inline distT="0" distB="0" distL="0" distR="0" wp14:anchorId="2970E71B" wp14:editId="24A3332A">
+                <wp:extent cx="5734685" cy="1438275"/>
+                <wp:effectExtent l="0" t="0" r="0" b="0"/>
+                <wp:docPr id="660276091" name="Picture 13"/>
+                <wp:cNvGraphicFramePr>
+                  <a:graphicFrameLocks xmlns:a="http://schemas.openxmlformats.org/drawingml/2006/main" noChangeAspect="1"/>
+                </wp:cNvGraphicFramePr>
+                <a:graphic xmlns:a="http://schemas.openxmlformats.org/drawingml/2006/main">
+                  <a:graphicData uri="http://schemas.openxmlformats.org/drawingml/2006/picture">
+                    <pic:pic xmlns:pic="http://schemas.openxmlformats.org/drawingml/2006/picture">
+                      <pic:nvPicPr>
+                        <pic:cNvPr id="0" name="Picture 29"/>
+                        <pic:cNvPicPr>
+                          <a:picLocks noChangeAspect="1" noChangeArrowheads="1"/>
+                        </pic:cNvPicPr>
+                      </pic:nvPicPr>
+                      <pic:blipFill>
+                        <a:blip r:embed="rId10">
+                          <a:extLst>
+                            <a:ext uri="{28A0092B-C50C-407E-A947-70E740481C1C}">
+                              <a14:useLocalDpi xmlns:a14="http://schemas.microsoft.com/office/drawing/2010/main" val="0"/>
+                            </a:ext>
+                          </a:extLst>
+                        </a:blip>
+                        <a:srcRect/>
+                        <a:stretch>
+                          <a:fillRect/>
+                        </a:stretch>
+                      </pic:blipFill>
+                      <pic:spPr bwMode="auto">
+                        <a:xfrm>
+                          <a:off x="0" y="0"/>
+                          <a:ext cx="5734685" cy="1438275"/>
+                        </a:xfrm>
+                        <a:prstGeom prst="rect">
+                          <a:avLst/>
+                        </a:prstGeom>
+                        <a:noFill/>
+                      </pic:spPr>
+                    </pic:pic>
+                  </a:graphicData>
+                </a:graphic>
+              </wp:inline>
+            </w:drawing>
+          </w:r>
+        </w:p>
+        <w:p>
+          <w:pPr>
+            <w:pStyle w:val="Caption"/>
+            <w:jc w:val="center"/>
+          </w:pPr>
+          <w:r>
+            <w:t>Figure OR</w:t>
+          </w:r>
+        </w:p>
+        <w:p>
+          <w:pPr>
+            <w:rPr>
+              <w:lang w:val="en-US"/>
+            </w:rPr>
+          </w:pPr>
         </w:p>
         <w:p>
           <w:pPr>
@@ -3802,13 +4020,7 @@
                   <w:rPr>
                     <w:lang w:val="en-US"/>
                   </w:rPr>
-                  <w:t>Z=</w:t>
-                </w:r>
-                <w:r>
-                  <w:rPr>
-                    <w:lang w:val="en-US"/>
-                  </w:rPr>
-                  <w:t>A+B</w:t>
+                  <w:t>Z=A+B</w:t>
                 </w:r>
               </w:p>
             </w:tc>
@@ -4091,6 +4303,13 @@
         </w:p>
         <w:p>
           <w:pPr>
+            <w:rPr>
+              <w:lang w:val="en-US"/>
+            </w:rPr>
+          </w:pPr>
+        </w:p>
+        <w:p>
+          <w:pPr>
             <w:pStyle w:val="Heading2"/>
             <w:rPr>
               <w:lang w:val="en-US"/>
@@ -4108,8 +4327,80 @@
             <w:rPr>
               <w:lang w:val="en-US"/>
             </w:rPr>
-            <w:t xml:space="preserve">  </w:t>
-          </w:r>
+            <w:t xml:space="preserve"> </w:t>
+          </w:r>
+        </w:p>
+        <w:p>
+          <w:pPr>
+            <w:keepNext/>
+          </w:pPr>
+          <w:r>
+            <w:rPr>
+              <w:noProof/>
+              <w:lang w:val="en-US"/>
+            </w:rPr>
+            <w:drawing>
+              <wp:inline distT="0" distB="0" distL="0" distR="0" wp14:anchorId="4B2D7C28" wp14:editId="3C26BD1D">
+                <wp:extent cx="5734685" cy="1438275"/>
+                <wp:effectExtent l="0" t="0" r="0" b="0"/>
+                <wp:docPr id="48329433" name="Picture 15"/>
+                <wp:cNvGraphicFramePr>
+                  <a:graphicFrameLocks xmlns:a="http://schemas.openxmlformats.org/drawingml/2006/main" noChangeAspect="1"/>
+                </wp:cNvGraphicFramePr>
+                <a:graphic xmlns:a="http://schemas.openxmlformats.org/drawingml/2006/main">
+                  <a:graphicData uri="http://schemas.openxmlformats.org/drawingml/2006/picture">
+                    <pic:pic xmlns:pic="http://schemas.openxmlformats.org/drawingml/2006/picture">
+                      <pic:nvPicPr>
+                        <pic:cNvPr id="0" name="Picture 58"/>
+                        <pic:cNvPicPr>
+                          <a:picLocks noChangeAspect="1" noChangeArrowheads="1"/>
+                        </pic:cNvPicPr>
+                      </pic:nvPicPr>
+                      <pic:blipFill>
+                        <a:blip r:embed="rId11">
+                          <a:extLst>
+                            <a:ext uri="{28A0092B-C50C-407E-A947-70E740481C1C}">
+                              <a14:useLocalDpi xmlns:a14="http://schemas.microsoft.com/office/drawing/2010/main" val="0"/>
+                            </a:ext>
+                          </a:extLst>
+                        </a:blip>
+                        <a:srcRect/>
+                        <a:stretch>
+                          <a:fillRect/>
+                        </a:stretch>
+                      </pic:blipFill>
+                      <pic:spPr bwMode="auto">
+                        <a:xfrm>
+                          <a:off x="0" y="0"/>
+                          <a:ext cx="5734685" cy="1438275"/>
+                        </a:xfrm>
+                        <a:prstGeom prst="rect">
+                          <a:avLst/>
+                        </a:prstGeom>
+                        <a:noFill/>
+                      </pic:spPr>
+                    </pic:pic>
+                  </a:graphicData>
+                </a:graphic>
+              </wp:inline>
+            </w:drawing>
+          </w:r>
+        </w:p>
+        <w:p>
+          <w:pPr>
+            <w:pStyle w:val="Caption"/>
+            <w:jc w:val="center"/>
+          </w:pPr>
+          <w:r>
+            <w:t>Figure NOR</w:t>
+          </w:r>
+        </w:p>
+        <w:p>
+          <w:pPr>
+            <w:rPr>
+              <w:lang w:val="en-US"/>
+            </w:rPr>
+          </w:pPr>
         </w:p>
         <w:p>
           <w:pPr>
@@ -4529,8 +4820,83 @@
             <w:rPr>
               <w:lang w:val="en-US"/>
             </w:rPr>
-            <w:t xml:space="preserve">  </w:t>
-          </w:r>
+            <w:t xml:space="preserve"> </w:t>
+          </w:r>
+        </w:p>
+        <w:p>
+          <w:pPr>
+            <w:keepNext/>
+          </w:pPr>
+          <w:r>
+            <w:rPr>
+              <w:noProof/>
+              <w:lang w:val="en-US"/>
+            </w:rPr>
+            <w:drawing>
+              <wp:inline distT="0" distB="0" distL="0" distR="0" wp14:anchorId="6FD7EC9C" wp14:editId="08C383F9">
+                <wp:extent cx="5731510" cy="1146175"/>
+                <wp:effectExtent l="0" t="0" r="2540" b="0"/>
+                <wp:docPr id="495556708" name="Picture 8"/>
+                <wp:cNvGraphicFramePr>
+                  <a:graphicFrameLocks xmlns:a="http://schemas.openxmlformats.org/drawingml/2006/main" noChangeAspect="1"/>
+                </wp:cNvGraphicFramePr>
+                <a:graphic xmlns:a="http://schemas.openxmlformats.org/drawingml/2006/main">
+                  <a:graphicData uri="http://schemas.openxmlformats.org/drawingml/2006/picture">
+                    <pic:pic xmlns:pic="http://schemas.openxmlformats.org/drawingml/2006/picture">
+                      <pic:nvPicPr>
+                        <pic:cNvPr id="0" name="Picture 6"/>
+                        <pic:cNvPicPr>
+                          <a:picLocks noChangeAspect="1" noChangeArrowheads="1"/>
+                        </pic:cNvPicPr>
+                      </pic:nvPicPr>
+                      <pic:blipFill>
+                        <a:blip r:embed="rId12">
+                          <a:extLst>
+                            <a:ext uri="{28A0092B-C50C-407E-A947-70E740481C1C}">
+                              <a14:useLocalDpi xmlns:a14="http://schemas.microsoft.com/office/drawing/2010/main" val="0"/>
+                            </a:ext>
+                          </a:extLst>
+                        </a:blip>
+                        <a:srcRect/>
+                        <a:stretch>
+                          <a:fillRect/>
+                        </a:stretch>
+                      </pic:blipFill>
+                      <pic:spPr bwMode="auto">
+                        <a:xfrm>
+                          <a:off x="0" y="0"/>
+                          <a:ext cx="5731510" cy="1146175"/>
+                        </a:xfrm>
+                        <a:prstGeom prst="rect">
+                          <a:avLst/>
+                        </a:prstGeom>
+                        <a:noFill/>
+                        <a:ln>
+                          <a:noFill/>
+                        </a:ln>
+                      </pic:spPr>
+                    </pic:pic>
+                  </a:graphicData>
+                </a:graphic>
+              </wp:inline>
+            </w:drawing>
+          </w:r>
+        </w:p>
+        <w:p>
+          <w:pPr>
+            <w:pStyle w:val="Caption"/>
+            <w:jc w:val="center"/>
+          </w:pPr>
+          <w:r>
+            <w:t>Figure Invert</w:t>
+          </w:r>
+        </w:p>
+        <w:p>
+          <w:pPr>
+            <w:rPr>
+              <w:lang w:val="en-US"/>
+            </w:rPr>
+          </w:pPr>
         </w:p>
         <w:p>
           <w:pPr>
@@ -4757,7 +5123,6 @@
           </w:r>
           <w:bookmarkEnd w:id="20"/>
         </w:p>
-        <w:p/>
         <w:p>
           <w:pPr>
             <w:rPr>
@@ -4784,8 +5149,83 @@
             <w:rPr>
               <w:lang w:val="en-US"/>
             </w:rPr>
-            <w:t xml:space="preserve">  </w:t>
-          </w:r>
+            <w:t xml:space="preserve"> </w:t>
+          </w:r>
+        </w:p>
+        <w:p>
+          <w:pPr>
+            <w:keepNext/>
+          </w:pPr>
+          <w:r>
+            <w:rPr>
+              <w:noProof/>
+              <w:lang w:val="en-US"/>
+            </w:rPr>
+            <w:drawing>
+              <wp:inline distT="0" distB="0" distL="0" distR="0" wp14:anchorId="577CDFFB" wp14:editId="25C510F7">
+                <wp:extent cx="5731510" cy="1433195"/>
+                <wp:effectExtent l="0" t="0" r="2540" b="0"/>
+                <wp:docPr id="1130612978" name="Picture 9"/>
+                <wp:cNvGraphicFramePr>
+                  <a:graphicFrameLocks xmlns:a="http://schemas.openxmlformats.org/drawingml/2006/main" noChangeAspect="1"/>
+                </wp:cNvGraphicFramePr>
+                <a:graphic xmlns:a="http://schemas.openxmlformats.org/drawingml/2006/main">
+                  <a:graphicData uri="http://schemas.openxmlformats.org/drawingml/2006/picture">
+                    <pic:pic xmlns:pic="http://schemas.openxmlformats.org/drawingml/2006/picture">
+                      <pic:nvPicPr>
+                        <pic:cNvPr id="0" name="Picture 7"/>
+                        <pic:cNvPicPr>
+                          <a:picLocks noChangeAspect="1" noChangeArrowheads="1"/>
+                        </pic:cNvPicPr>
+                      </pic:nvPicPr>
+                      <pic:blipFill>
+                        <a:blip r:embed="rId13">
+                          <a:extLst>
+                            <a:ext uri="{28A0092B-C50C-407E-A947-70E740481C1C}">
+                              <a14:useLocalDpi xmlns:a14="http://schemas.microsoft.com/office/drawing/2010/main" val="0"/>
+                            </a:ext>
+                          </a:extLst>
+                        </a:blip>
+                        <a:srcRect/>
+                        <a:stretch>
+                          <a:fillRect/>
+                        </a:stretch>
+                      </pic:blipFill>
+                      <pic:spPr bwMode="auto">
+                        <a:xfrm>
+                          <a:off x="0" y="0"/>
+                          <a:ext cx="5731510" cy="1433195"/>
+                        </a:xfrm>
+                        <a:prstGeom prst="rect">
+                          <a:avLst/>
+                        </a:prstGeom>
+                        <a:noFill/>
+                        <a:ln>
+                          <a:noFill/>
+                        </a:ln>
+                      </pic:spPr>
+                    </pic:pic>
+                  </a:graphicData>
+                </a:graphic>
+              </wp:inline>
+            </w:drawing>
+          </w:r>
+        </w:p>
+        <w:p>
+          <w:pPr>
+            <w:pStyle w:val="Caption"/>
+            <w:jc w:val="center"/>
+          </w:pPr>
+          <w:r>
+            <w:t>Figure XOR</w:t>
+          </w:r>
+        </w:p>
+        <w:p>
+          <w:pPr>
+            <w:rPr>
+              <w:lang w:val="en-US"/>
+            </w:rPr>
+          </w:pPr>
         </w:p>
         <w:p>
           <w:pPr>
@@ -5167,15 +5607,16 @@
               <w:lang w:val="en-US"/>
             </w:rPr>
             <w:lastRenderedPageBreak/>
-            <w:t xml:space="preserve">Executive </w:t>
-          </w:r>
-          <w:r>
-            <w:rPr>
-              <w:lang w:val="en-US"/>
-            </w:rPr>
-            <w:t>NOR</w:t>
+            <w:t>Executive NOR</w:t>
           </w:r>
           <w:bookmarkEnd w:id="24"/>
+        </w:p>
+        <w:p>
+          <w:pPr>
+            <w:rPr>
+              <w:lang w:val="en-US"/>
+            </w:rPr>
+          </w:pPr>
         </w:p>
         <w:p>
           <w:pPr>
@@ -5196,8 +5637,83 @@
             <w:rPr>
               <w:lang w:val="en-US"/>
             </w:rPr>
-            <w:t xml:space="preserve">  </w:t>
-          </w:r>
+            <w:t xml:space="preserve"> </w:t>
+          </w:r>
+        </w:p>
+        <w:p>
+          <w:pPr>
+            <w:keepNext/>
+          </w:pPr>
+          <w:r>
+            <w:rPr>
+              <w:noProof/>
+              <w:lang w:val="en-US"/>
+            </w:rPr>
+            <w:drawing>
+              <wp:inline distT="0" distB="0" distL="0" distR="0" wp14:anchorId="4D68BA9B" wp14:editId="05164A5C">
+                <wp:extent cx="5731510" cy="1433195"/>
+                <wp:effectExtent l="0" t="0" r="2540" b="0"/>
+                <wp:docPr id="465165211" name="Picture 10"/>
+                <wp:cNvGraphicFramePr>
+                  <a:graphicFrameLocks xmlns:a="http://schemas.openxmlformats.org/drawingml/2006/main" noChangeAspect="1"/>
+                </wp:cNvGraphicFramePr>
+                <a:graphic xmlns:a="http://schemas.openxmlformats.org/drawingml/2006/main">
+                  <a:graphicData uri="http://schemas.openxmlformats.org/drawingml/2006/picture">
+                    <pic:pic xmlns:pic="http://schemas.openxmlformats.org/drawingml/2006/picture">
+                      <pic:nvPicPr>
+                        <pic:cNvPr id="0" name="Picture 8"/>
+                        <pic:cNvPicPr>
+                          <a:picLocks noChangeAspect="1" noChangeArrowheads="1"/>
+                        </pic:cNvPicPr>
+                      </pic:nvPicPr>
+                      <pic:blipFill>
+                        <a:blip r:embed="rId14">
+                          <a:extLst>
+                            <a:ext uri="{28A0092B-C50C-407E-A947-70E740481C1C}">
+                              <a14:useLocalDpi xmlns:a14="http://schemas.microsoft.com/office/drawing/2010/main" val="0"/>
+                            </a:ext>
+                          </a:extLst>
+                        </a:blip>
+                        <a:srcRect/>
+                        <a:stretch>
+                          <a:fillRect/>
+                        </a:stretch>
+                      </pic:blipFill>
+                      <pic:spPr bwMode="auto">
+                        <a:xfrm>
+                          <a:off x="0" y="0"/>
+                          <a:ext cx="5731510" cy="1433195"/>
+                        </a:xfrm>
+                        <a:prstGeom prst="rect">
+                          <a:avLst/>
+                        </a:prstGeom>
+                        <a:noFill/>
+                        <a:ln>
+                          <a:noFill/>
+                        </a:ln>
+                      </pic:spPr>
+                    </pic:pic>
+                  </a:graphicData>
+                </a:graphic>
+              </wp:inline>
+            </w:drawing>
+          </w:r>
+        </w:p>
+        <w:p>
+          <w:pPr>
+            <w:pStyle w:val="Caption"/>
+            <w:jc w:val="center"/>
+          </w:pPr>
+          <w:r>
+            <w:t>Figure XHOR</w:t>
+          </w:r>
+        </w:p>
+        <w:p>
+          <w:pPr>
+            <w:rPr>
+              <w:lang w:val="en-US"/>
+            </w:rPr>
+          </w:pPr>
         </w:p>
         <w:p>
           <w:pPr>
@@ -5617,8 +6133,80 @@
             <w:rPr>
               <w:lang w:val="en-US"/>
             </w:rPr>
-            <w:t xml:space="preserve">  </w:t>
-          </w:r>
+            <w:t xml:space="preserve"> </w:t>
+          </w:r>
+        </w:p>
+        <w:p>
+          <w:pPr>
+            <w:keepNext/>
+          </w:pPr>
+          <w:r>
+            <w:rPr>
+              <w:noProof/>
+              <w:lang w:val="en-US"/>
+            </w:rPr>
+            <w:drawing>
+              <wp:inline distT="0" distB="0" distL="0" distR="0" wp14:anchorId="69436910" wp14:editId="52A3CCC8">
+                <wp:extent cx="5734685" cy="866775"/>
+                <wp:effectExtent l="0" t="0" r="0" b="0"/>
+                <wp:docPr id="1724318055" name="Picture 17"/>
+                <wp:cNvGraphicFramePr>
+                  <a:graphicFrameLocks xmlns:a="http://schemas.openxmlformats.org/drawingml/2006/main" noChangeAspect="1"/>
+                </wp:cNvGraphicFramePr>
+                <a:graphic xmlns:a="http://schemas.openxmlformats.org/drawingml/2006/main">
+                  <a:graphicData uri="http://schemas.openxmlformats.org/drawingml/2006/picture">
+                    <pic:pic xmlns:pic="http://schemas.openxmlformats.org/drawingml/2006/picture">
+                      <pic:nvPicPr>
+                        <pic:cNvPr id="0" name="Picture 70"/>
+                        <pic:cNvPicPr>
+                          <a:picLocks noChangeAspect="1" noChangeArrowheads="1"/>
+                        </pic:cNvPicPr>
+                      </pic:nvPicPr>
+                      <pic:blipFill>
+                        <a:blip r:embed="rId15">
+                          <a:extLst>
+                            <a:ext uri="{28A0092B-C50C-407E-A947-70E740481C1C}">
+                              <a14:useLocalDpi xmlns:a14="http://schemas.microsoft.com/office/drawing/2010/main" val="0"/>
+                            </a:ext>
+                          </a:extLst>
+                        </a:blip>
+                        <a:srcRect/>
+                        <a:stretch>
+                          <a:fillRect/>
+                        </a:stretch>
+                      </pic:blipFill>
+                      <pic:spPr bwMode="auto">
+                        <a:xfrm>
+                          <a:off x="0" y="0"/>
+                          <a:ext cx="5734685" cy="866775"/>
+                        </a:xfrm>
+                        <a:prstGeom prst="rect">
+                          <a:avLst/>
+                        </a:prstGeom>
+                        <a:noFill/>
+                      </pic:spPr>
+                    </pic:pic>
+                  </a:graphicData>
+                </a:graphic>
+              </wp:inline>
+            </w:drawing>
+          </w:r>
+        </w:p>
+        <w:p>
+          <w:pPr>
+            <w:pStyle w:val="Caption"/>
+            <w:jc w:val="center"/>
+          </w:pPr>
+          <w:r>
+            <w:t>Figure Wire</w:t>
+          </w:r>
+        </w:p>
+        <w:p>
+          <w:pPr>
+            <w:rPr>
+              <w:lang w:val="en-US"/>
+            </w:rPr>
+          </w:pPr>
         </w:p>
         <w:p>
           <w:pPr>
@@ -5847,9 +6435,6 @@
         <w:p>
           <w:pPr>
             <w:pStyle w:val="Heading1"/>
-            <w:rPr>
-              <w:lang w:val="ru-RU"/>
-            </w:rPr>
           </w:pPr>
           <w:bookmarkStart w:id="32" w:name="_Toc213576280"/>
           <w:r>
@@ -5871,9 +6456,6 @@
         <w:p>
           <w:pPr>
             <w:pStyle w:val="Heading1"/>
-            <w:rPr>
-              <w:lang w:val="ru-RU"/>
-            </w:rPr>
           </w:pPr>
           <w:bookmarkStart w:id="33" w:name="_Toc213576281"/>
           <w:r>
@@ -5912,7 +6494,7 @@
 </file>
 
 <file path=word/endnotes.xml><?xml version="1.0" encoding="utf-8"?>
-<w:endnotes xmlns:wpc="http://schemas.microsoft.com/office/word/2010/wordprocessingCanvas" xmlns:cx="http://schemas.microsoft.com/office/drawing/2014/chartex" xmlns:cx1="http://schemas.microsoft.com/office/drawing/2015/9/8/chartex" xmlns:cx2="http://schemas.microsoft.com/office/drawing/2015/10/21/chartex" xmlns:cx3="http://schemas.microsoft.com/office/drawing/2016/5/9/chartex" xmlns:cx4="http://schemas.microsoft.com/office/drawing/2016/5/10/chartex" xmlns:cx5="http://schemas.microsoft.com/office/drawing/2016/5/11/chartex" xmlns:cx6="http://schemas.microsoft.com/office/drawing/2016/5/12/chartex" xmlns:cx7="http://schemas.microsoft.com/office/drawing/2016/5/13/chartex" xmlns:cx8="http://schemas.microsoft.com/office/drawing/2016/5/14/chartex" xmlns:mc="http://schemas.openxmlformats.org/markup-compatibility/2006" xmlns:aink="http://schemas.microsoft.com/office/drawing/2016/ink" xmlns:am3d="http://schemas.microsoft.com/office/drawing/2017/model3d" xmlns:o="urn:schemas-microsoft-com:office:office" xmlns:oel="http://schemas.microsoft.com/office/2019/extlst" xmlns:r="http://schemas.openxmlformats.org/officeDocument/2006/relationships" xmlns:m="http://schemas.openxmlformats.org/officeDocument/2006/math" xmlns:v="urn:schemas-microsoft-com:vml" xmlns:wp14="http://schemas.microsoft.com/office/word/2010/wordprocessingDrawing" xmlns:wp="http://schemas.openxmlformats.org/drawingml/2006/wordprocessingDrawing" xmlns:w10="urn:schemas-microsoft-com:office:word" xmlns:w="http://schemas.openxmlformats.org/wordprocessingml/2006/main" xmlns:w14="http://schemas.microsoft.com/office/word/2010/wordml" xmlns:w15="http://schemas.microsoft.com/office/word/2012/wordml" xmlns:w16cex="http://schemas.microsoft.com/office/word/2018/wordml/cex" xmlns:w16cid="http://schemas.microsoft.com/office/word/2016/wordml/cid" xmlns:w16="http://schemas.microsoft.com/office/word/2018/wordml" xmlns:w16du="http://schemas.microsoft.com/office/word/2023/wordml/word16du" xmlns:w16sdtdh="http://schemas.microsoft.com/office/word/2020/wordml/sdtdatahash" xmlns:w16se="http://schemas.microsoft.com/office/word/2015/wordml/symex" xmlns:wpg="http://schemas.microsoft.com/office/word/2010/wordprocessingGroup" xmlns:wpi="http://schemas.microsoft.com/office/word/2010/wordprocessingInk" xmlns:wne="http://schemas.microsoft.com/office/word/2006/wordml" xmlns:wps="http://schemas.microsoft.com/office/word/2010/wordprocessingShape" mc:Ignorable="w14 w15 w16se w16cid w16 w16cex w16sdtdh w16du wp14">
+<w:endnotes xmlns:wpc="http://schemas.microsoft.com/office/word/2010/wordprocessingCanvas" xmlns:cx="http://schemas.microsoft.com/office/drawing/2014/chartex" xmlns:cx1="http://schemas.microsoft.com/office/drawing/2015/9/8/chartex" xmlns:cx2="http://schemas.microsoft.com/office/drawing/2015/10/21/chartex" xmlns:cx3="http://schemas.microsoft.com/office/drawing/2016/5/9/chartex" xmlns:cx4="http://schemas.microsoft.com/office/drawing/2016/5/10/chartex" xmlns:cx5="http://schemas.microsoft.com/office/drawing/2016/5/11/chartex" xmlns:cx6="http://schemas.microsoft.com/office/drawing/2016/5/12/chartex" xmlns:cx7="http://schemas.microsoft.com/office/drawing/2016/5/13/chartex" xmlns:cx8="http://schemas.microsoft.com/office/drawing/2016/5/14/chartex" xmlns:mc="http://schemas.openxmlformats.org/markup-compatibility/2006" xmlns:aink="http://schemas.microsoft.com/office/drawing/2016/ink" xmlns:am3d="http://schemas.microsoft.com/office/drawing/2017/model3d" xmlns:o="urn:schemas-microsoft-com:office:office" xmlns:oel="http://schemas.microsoft.com/office/2019/extlst" xmlns:r="http://schemas.openxmlformats.org/officeDocument/2006/relationships" xmlns:m="http://schemas.openxmlformats.org/officeDocument/2006/math" xmlns:v="urn:schemas-microsoft-com:vml" xmlns:wp14="http://schemas.microsoft.com/office/word/2010/wordprocessingDrawing" xmlns:wp="http://schemas.openxmlformats.org/drawingml/2006/wordprocessingDrawing" xmlns:w10="urn:schemas-microsoft-com:office:word" xmlns:w="http://schemas.openxmlformats.org/wordprocessingml/2006/main" xmlns:w14="http://schemas.microsoft.com/office/word/2010/wordml" xmlns:w15="http://schemas.microsoft.com/office/word/2012/wordml" xmlns:w16cex="http://schemas.microsoft.com/office/word/2018/wordml/cex" xmlns:w16cid="http://schemas.microsoft.com/office/word/2016/wordml/cid" xmlns:w16="http://schemas.microsoft.com/office/word/2018/wordml" xmlns:w16du="http://schemas.microsoft.com/office/word/2023/wordml/word16du" xmlns:w16sdtdh="http://schemas.microsoft.com/office/word/2020/wordml/sdtdatahash" xmlns:w16sdtfl="http://schemas.microsoft.com/office/word/2024/wordml/sdtformatlock" xmlns:w16se="http://schemas.microsoft.com/office/word/2015/wordml/symex" xmlns:wpg="http://schemas.microsoft.com/office/word/2010/wordprocessingGroup" xmlns:wpi="http://schemas.microsoft.com/office/word/2010/wordprocessingInk" xmlns:wne="http://schemas.microsoft.com/office/word/2006/wordml" xmlns:wps="http://schemas.microsoft.com/office/word/2010/wordprocessingShape" mc:Ignorable="w14 w15 w16se w16cid w16 w16cex w16sdtdh w16sdtfl w16du wp14">
   <w:endnote w:type="separator" w:id="-1">
     <w:p>
       <w:pPr>
@@ -5937,7 +6519,7 @@
 </file>
 
 <file path=word/footnotes.xml><?xml version="1.0" encoding="utf-8"?>
-<w:footnotes xmlns:wpc="http://schemas.microsoft.com/office/word/2010/wordprocessingCanvas" xmlns:cx="http://schemas.microsoft.com/office/drawing/2014/chartex" xmlns:cx1="http://schemas.microsoft.com/office/drawing/2015/9/8/chartex" xmlns:cx2="http://schemas.microsoft.com/office/drawing/2015/10/21/chartex" xmlns:cx3="http://schemas.microsoft.com/office/drawing/2016/5/9/chartex" xmlns:cx4="http://schemas.microsoft.com/office/drawing/2016/5/10/chartex" xmlns:cx5="http://schemas.microsoft.com/office/drawing/2016/5/11/chartex" xmlns:cx6="http://schemas.microsoft.com/office/drawing/2016/5/12/chartex" xmlns:cx7="http://schemas.microsoft.com/office/drawing/2016/5/13/chartex" xmlns:cx8="http://schemas.microsoft.com/office/drawing/2016/5/14/chartex" xmlns:mc="http://schemas.openxmlformats.org/markup-compatibility/2006" xmlns:aink="http://schemas.microsoft.com/office/drawing/2016/ink" xmlns:am3d="http://schemas.microsoft.com/office/drawing/2017/model3d" xmlns:o="urn:schemas-microsoft-com:office:office" xmlns:oel="http://schemas.microsoft.com/office/2019/extlst" xmlns:r="http://schemas.openxmlformats.org/officeDocument/2006/relationships" xmlns:m="http://schemas.openxmlformats.org/officeDocument/2006/math" xmlns:v="urn:schemas-microsoft-com:vml" xmlns:wp14="http://schemas.microsoft.com/office/word/2010/wordprocessingDrawing" xmlns:wp="http://schemas.openxmlformats.org/drawingml/2006/wordprocessingDrawing" xmlns:w10="urn:schemas-microsoft-com:office:word" xmlns:w="http://schemas.openxmlformats.org/wordprocessingml/2006/main" xmlns:w14="http://schemas.microsoft.com/office/word/2010/wordml" xmlns:w15="http://schemas.microsoft.com/office/word/2012/wordml" xmlns:w16cex="http://schemas.microsoft.com/office/word/2018/wordml/cex" xmlns:w16cid="http://schemas.microsoft.com/office/word/2016/wordml/cid" xmlns:w16="http://schemas.microsoft.com/office/word/2018/wordml" xmlns:w16du="http://schemas.microsoft.com/office/word/2023/wordml/word16du" xmlns:w16sdtdh="http://schemas.microsoft.com/office/word/2020/wordml/sdtdatahash" xmlns:w16se="http://schemas.microsoft.com/office/word/2015/wordml/symex" xmlns:wpg="http://schemas.microsoft.com/office/word/2010/wordprocessingGroup" xmlns:wpi="http://schemas.microsoft.com/office/word/2010/wordprocessingInk" xmlns:wne="http://schemas.microsoft.com/office/word/2006/wordml" xmlns:wps="http://schemas.microsoft.com/office/word/2010/wordprocessingShape" mc:Ignorable="w14 w15 w16se w16cid w16 w16cex w16sdtdh w16du wp14">
+<w:footnotes xmlns:wpc="http://schemas.microsoft.com/office/word/2010/wordprocessingCanvas" xmlns:cx="http://schemas.microsoft.com/office/drawing/2014/chartex" xmlns:cx1="http://schemas.microsoft.com/office/drawing/2015/9/8/chartex" xmlns:cx2="http://schemas.microsoft.com/office/drawing/2015/10/21/chartex" xmlns:cx3="http://schemas.microsoft.com/office/drawing/2016/5/9/chartex" xmlns:cx4="http://schemas.microsoft.com/office/drawing/2016/5/10/chartex" xmlns:cx5="http://schemas.microsoft.com/office/drawing/2016/5/11/chartex" xmlns:cx6="http://schemas.microsoft.com/office/drawing/2016/5/12/chartex" xmlns:cx7="http://schemas.microsoft.com/office/drawing/2016/5/13/chartex" xmlns:cx8="http://schemas.microsoft.com/office/drawing/2016/5/14/chartex" xmlns:mc="http://schemas.openxmlformats.org/markup-compatibility/2006" xmlns:aink="http://schemas.microsoft.com/office/drawing/2016/ink" xmlns:am3d="http://schemas.microsoft.com/office/drawing/2017/model3d" xmlns:o="urn:schemas-microsoft-com:office:office" xmlns:oel="http://schemas.microsoft.com/office/2019/extlst" xmlns:r="http://schemas.openxmlformats.org/officeDocument/2006/relationships" xmlns:m="http://schemas.openxmlformats.org/officeDocument/2006/math" xmlns:v="urn:schemas-microsoft-com:vml" xmlns:wp14="http://schemas.microsoft.com/office/word/2010/wordprocessingDrawing" xmlns:wp="http://schemas.openxmlformats.org/drawingml/2006/wordprocessingDrawing" xmlns:w10="urn:schemas-microsoft-com:office:word" xmlns:w="http://schemas.openxmlformats.org/wordprocessingml/2006/main" xmlns:w14="http://schemas.microsoft.com/office/word/2010/wordml" xmlns:w15="http://schemas.microsoft.com/office/word/2012/wordml" xmlns:w16cex="http://schemas.microsoft.com/office/word/2018/wordml/cex" xmlns:w16cid="http://schemas.microsoft.com/office/word/2016/wordml/cid" xmlns:w16="http://schemas.microsoft.com/office/word/2018/wordml" xmlns:w16du="http://schemas.microsoft.com/office/word/2023/wordml/word16du" xmlns:w16sdtdh="http://schemas.microsoft.com/office/word/2020/wordml/sdtdatahash" xmlns:w16sdtfl="http://schemas.microsoft.com/office/word/2024/wordml/sdtformatlock" xmlns:w16se="http://schemas.microsoft.com/office/word/2015/wordml/symex" xmlns:wpg="http://schemas.microsoft.com/office/word/2010/wordprocessingGroup" xmlns:wpi="http://schemas.microsoft.com/office/word/2010/wordprocessingInk" xmlns:wne="http://schemas.microsoft.com/office/word/2006/wordml" xmlns:wps="http://schemas.microsoft.com/office/word/2010/wordprocessingShape" mc:Ignorable="w14 w15 w16se w16cid w16 w16cex w16sdtdh w16sdtfl w16du wp14">
   <w:footnote w:type="separator" w:id="-1">
     <w:p>
       <w:pPr>
@@ -5962,7 +6544,7 @@
 </file>
 
 <file path=word/styles.xml><?xml version="1.0" encoding="utf-8"?>
-<w:styles xmlns:mc="http://schemas.openxmlformats.org/markup-compatibility/2006" xmlns:r="http://schemas.openxmlformats.org/officeDocument/2006/relationships" xmlns:w="http://schemas.openxmlformats.org/wordprocessingml/2006/main" xmlns:w14="http://schemas.microsoft.com/office/word/2010/wordml" xmlns:w15="http://schemas.microsoft.com/office/word/2012/wordml" xmlns:w16cex="http://schemas.microsoft.com/office/word/2018/wordml/cex" xmlns:w16cid="http://schemas.microsoft.com/office/word/2016/wordml/cid" xmlns:w16="http://schemas.microsoft.com/office/word/2018/wordml" xmlns:w16du="http://schemas.microsoft.com/office/word/2023/wordml/word16du" xmlns:w16sdtdh="http://schemas.microsoft.com/office/word/2020/wordml/sdtdatahash" xmlns:w16se="http://schemas.microsoft.com/office/word/2015/wordml/symex" mc:Ignorable="w14 w15 w16se w16cid w16 w16cex w16sdtdh w16du">
+<w:styles xmlns:mc="http://schemas.openxmlformats.org/markup-compatibility/2006" xmlns:r="http://schemas.openxmlformats.org/officeDocument/2006/relationships" xmlns:w="http://schemas.openxmlformats.org/wordprocessingml/2006/main" xmlns:w14="http://schemas.microsoft.com/office/word/2010/wordml" xmlns:w15="http://schemas.microsoft.com/office/word/2012/wordml" xmlns:w16cex="http://schemas.microsoft.com/office/word/2018/wordml/cex" xmlns:w16cid="http://schemas.microsoft.com/office/word/2016/wordml/cid" xmlns:w16="http://schemas.microsoft.com/office/word/2018/wordml" xmlns:w16du="http://schemas.microsoft.com/office/word/2023/wordml/word16du" xmlns:w16sdtdh="http://schemas.microsoft.com/office/word/2020/wordml/sdtdatahash" xmlns:w16sdtfl="http://schemas.microsoft.com/office/word/2024/wordml/sdtformatlock" xmlns:w16se="http://schemas.microsoft.com/office/word/2015/wordml/symex" mc:Ignorable="w14 w15 w16se w16cid w16 w16cex w16sdtdh w16sdtfl w16du">
   <w:docDefaults>
     <w:rPrDefault>
       <w:rPr>
@@ -6563,6 +7145,7 @@
   <w:style w:type="character" w:default="1" w:styleId="DefaultParagraphFont">
     <w:name w:val="Default Paragraph Font"/>
     <w:uiPriority w:val="1"/>
+    <w:semiHidden/>
     <w:unhideWhenUsed/>
   </w:style>
   <w:style w:type="table" w:default="1" w:styleId="TableNormal">
@@ -7037,6 +7620,25 @@
       <w:u w:val="single"/>
     </w:rPr>
   </w:style>
+  <w:style w:type="paragraph" w:styleId="Caption">
+    <w:name w:val="caption"/>
+    <w:basedOn w:val="Normal"/>
+    <w:next w:val="Normal"/>
+    <w:uiPriority w:val="35"/>
+    <w:unhideWhenUsed/>
+    <w:qFormat/>
+    <w:rsid w:val="009351A8"/>
+    <w:pPr>
+      <w:spacing w:after="200" w:line="240" w:lineRule="auto"/>
+    </w:pPr>
+    <w:rPr>
+      <w:i/>
+      <w:iCs/>
+      <w:color w:val="0E2841" w:themeColor="text2"/>
+      <w:sz w:val="18"/>
+      <w:szCs w:val="18"/>
+    </w:rPr>
+  </w:style>
 </w:styles>
 </file>
 

--- a/Computer Architecture/06-11-25/Contents.docx
+++ b/Computer Architecture/06-11-25/Contents.docx
@@ -3310,7 +3310,15 @@
         </w:p>
         <w:p>
           <w:r>
-            <w:t>The AND gate outputs 1 only when all of its inputs are 1.</w:t>
+            <w:t xml:space="preserve">The AND gate outputs 1 only when </w:t>
+          </w:r>
+          <w:proofErr w:type="gramStart"/>
+          <w:r>
+            <w:t>all of</w:t>
+          </w:r>
+          <w:proofErr w:type="gramEnd"/>
+          <w:r>
+            <w:t xml:space="preserve"> its inputs are 1.</w:t>
           </w:r>
           <w:r>
             <w:t xml:space="preserve"> </w:t>
@@ -3801,7 +3809,15 @@
             </w:rPr>
           </w:pPr>
           <w:r>
-            <w:t>The NAND gate outputs 0 only when all of its inputs are 1. In every other case, the output is 1. It is the inverted form of the AND gate</w:t>
+            <w:t xml:space="preserve">The NAND gate outputs 0 only when </w:t>
+          </w:r>
+          <w:proofErr w:type="gramStart"/>
+          <w:r>
+            <w:t>all of</w:t>
+          </w:r>
+          <w:proofErr w:type="gramEnd"/>
+          <w:r>
+            <w:t xml:space="preserve"> its inputs are 1. In every other case, the output is 1. It is the inverted form of the AND gate</w:t>
           </w:r>
           <w:r>
             <w:rPr>
@@ -5586,7 +5602,15 @@
             <w:t xml:space="preserve"> </w:t>
           </w:r>
           <w:r>
-            <w:t>If both inputs are the same (both 0 or both 1), the output is 0.</w:t>
+            <w:t xml:space="preserve">If both inputs are the same (both 0 </w:t>
+          </w:r>
+          <w:proofErr w:type="gramStart"/>
+          <w:r>
+            <w:t>or</w:t>
+          </w:r>
+          <w:proofErr w:type="gramEnd"/>
+          <w:r>
+            <w:t xml:space="preserve"> both 1), the output is 0.</w:t>
           </w:r>
         </w:p>
         <w:p>
@@ -6088,7 +6112,23 @@
             <w:t>-</w:t>
           </w:r>
           <w:r>
-            <w:t xml:space="preserve"> either both 0 or both 1.It is the inverse of the XOR gate.</w:t>
+            <w:t xml:space="preserve"> either both 0 </w:t>
+          </w:r>
+          <w:proofErr w:type="gramStart"/>
+          <w:r>
+            <w:t>or</w:t>
+          </w:r>
+          <w:proofErr w:type="gramEnd"/>
+          <w:r>
+            <w:t xml:space="preserve"> both </w:t>
+          </w:r>
+          <w:proofErr w:type="gramStart"/>
+          <w:r>
+            <w:t>1.It</w:t>
+          </w:r>
+          <w:proofErr w:type="gramEnd"/>
+          <w:r>
+            <w:t xml:space="preserve"> is the inverse of the XOR gate.</w:t>
           </w:r>
         </w:p>
         <w:p>
@@ -6427,6 +6467,488 @@
             <w:t>if the input is 1, the output is 1; if the input is 0, the output is 0.</w:t>
           </w:r>
         </w:p>
+        <w:p>
+          <w:r>
+            <w:br w:type="page"/>
+          </w:r>
+        </w:p>
+        <w:p>
+          <w:pPr>
+            <w:pStyle w:val="Heading1"/>
+            <w:rPr>
+              <w:rFonts w:ascii="Calibri" w:hAnsi="Calibri" w:cs="Calibri"/>
+            </w:rPr>
+          </w:pPr>
+          <w:r>
+            <w:rPr>
+              <w:rFonts w:ascii="Calibri" w:hAnsi="Calibri" w:cs="Calibri"/>
+            </w:rPr>
+            <w:lastRenderedPageBreak/>
+            <w:t>Circuit Design Exercise:</w:t>
+          </w:r>
+        </w:p>
+        <w:p/>
+        <w:p>
+          <w:r>
+            <w:t xml:space="preserve">Explain how you would design and build an XNOR circuit using a combination of other gates if the ‘266 circuit was not available. </w:t>
+          </w:r>
+        </w:p>
+        <w:p>
+          <w:r>
+            <w:t xml:space="preserve">Show the circuit design and the truth table result. </w:t>
+          </w:r>
+        </w:p>
+        <w:p/>
+        <w:p>
+          <w:pPr>
+            <w:pStyle w:val="Heading2"/>
+            <w:rPr>
+              <w:lang w:val="en-US"/>
+            </w:rPr>
+          </w:pPr>
+          <w:r>
+            <w:rPr>
+              <w:lang w:val="en-US"/>
+            </w:rPr>
+            <w:t xml:space="preserve">Diagram: </w:t>
+          </w:r>
+        </w:p>
+        <w:p>
+          <w:pPr>
+            <w:rPr>
+              <w:lang w:val="en-US"/>
+            </w:rPr>
+          </w:pPr>
+        </w:p>
+        <w:p>
+          <w:pPr>
+            <w:keepNext/>
+          </w:pPr>
+          <w:r>
+            <w:rPr>
+              <w:noProof/>
+              <w:lang w:val="en-US"/>
+            </w:rPr>
+            <w:drawing>
+              <wp:inline distT="0" distB="0" distL="0" distR="0" wp14:anchorId="7EA00060" wp14:editId="16252F48">
+                <wp:extent cx="5731510" cy="1433195"/>
+                <wp:effectExtent l="0" t="0" r="2540" b="0"/>
+                <wp:docPr id="369633473" name="Picture 1"/>
+                <wp:cNvGraphicFramePr>
+                  <a:graphicFrameLocks xmlns:a="http://schemas.openxmlformats.org/drawingml/2006/main" noChangeAspect="1"/>
+                </wp:cNvGraphicFramePr>
+                <a:graphic xmlns:a="http://schemas.openxmlformats.org/drawingml/2006/main">
+                  <a:graphicData uri="http://schemas.openxmlformats.org/drawingml/2006/picture">
+                    <pic:pic xmlns:pic="http://schemas.openxmlformats.org/drawingml/2006/picture">
+                      <pic:nvPicPr>
+                        <pic:cNvPr id="0" name="Picture 1"/>
+                        <pic:cNvPicPr>
+                          <a:picLocks noChangeAspect="1" noChangeArrowheads="1"/>
+                        </pic:cNvPicPr>
+                      </pic:nvPicPr>
+                      <pic:blipFill>
+                        <a:blip r:embed="rId16">
+                          <a:extLst>
+                            <a:ext uri="{28A0092B-C50C-407E-A947-70E740481C1C}">
+                              <a14:useLocalDpi xmlns:a14="http://schemas.microsoft.com/office/drawing/2010/main" val="0"/>
+                            </a:ext>
+                          </a:extLst>
+                        </a:blip>
+                        <a:srcRect/>
+                        <a:stretch>
+                          <a:fillRect/>
+                        </a:stretch>
+                      </pic:blipFill>
+                      <pic:spPr bwMode="auto">
+                        <a:xfrm>
+                          <a:off x="0" y="0"/>
+                          <a:ext cx="5731510" cy="1433195"/>
+                        </a:xfrm>
+                        <a:prstGeom prst="rect">
+                          <a:avLst/>
+                        </a:prstGeom>
+                        <a:noFill/>
+                        <a:ln>
+                          <a:noFill/>
+                        </a:ln>
+                      </pic:spPr>
+                    </pic:pic>
+                  </a:graphicData>
+                </a:graphic>
+              </wp:inline>
+            </w:drawing>
+          </w:r>
+        </w:p>
+        <w:p>
+          <w:pPr>
+            <w:pStyle w:val="Caption"/>
+            <w:jc w:val="center"/>
+            <w:rPr>
+              <w:lang w:val="ru-RU"/>
+            </w:rPr>
+          </w:pPr>
+          <w:r>
+            <w:t>Figure XNOR</w:t>
+          </w:r>
+          <w:r>
+            <w:rPr>
+              <w:lang w:val="ru-RU"/>
+            </w:rPr>
+            <w:t xml:space="preserve"> </w:t>
+          </w:r>
+          <w:r>
+            <w:rPr>
+              <w:lang w:val="ru-RU"/>
+            </w:rPr>
+            <w:t>alternative</w:t>
+          </w:r>
+        </w:p>
+        <w:p/>
+        <w:p>
+          <w:pPr>
+            <w:pStyle w:val="Heading2"/>
+            <w:rPr>
+              <w:lang w:val="en-US"/>
+            </w:rPr>
+          </w:pPr>
+          <w:r>
+            <w:rPr>
+              <w:lang w:val="en-US"/>
+            </w:rPr>
+            <w:t xml:space="preserve">True Table: </w:t>
+          </w:r>
+        </w:p>
+        <w:tbl>
+          <w:tblPr>
+            <w:tblStyle w:val="TableGrid"/>
+            <w:tblW w:w="0" w:type="auto"/>
+            <w:tblLook w:val="04A0" w:firstRow="1" w:lastRow="0" w:firstColumn="1" w:lastColumn="0" w:noHBand="0" w:noVBand="1"/>
+          </w:tblPr>
+          <w:tblGrid>
+            <w:gridCol w:w="3006"/>
+            <w:gridCol w:w="3005"/>
+            <w:gridCol w:w="3005"/>
+          </w:tblGrid>
+          <w:tr>
+            <w:tc>
+              <w:tcPr>
+                <w:tcW w:w="3006" w:type="dxa"/>
+              </w:tcPr>
+              <w:p>
+                <w:pPr>
+                  <w:rPr>
+                    <w:lang w:val="en-US"/>
+                  </w:rPr>
+                </w:pPr>
+                <w:r>
+                  <w:rPr>
+                    <w:lang w:val="en-US"/>
+                  </w:rPr>
+                  <w:t>S0</w:t>
+                </w:r>
+              </w:p>
+            </w:tc>
+            <w:tc>
+              <w:tcPr>
+                <w:tcW w:w="3005" w:type="dxa"/>
+              </w:tcPr>
+              <w:p>
+                <w:pPr>
+                  <w:rPr>
+                    <w:lang w:val="en-US"/>
+                  </w:rPr>
+                </w:pPr>
+                <w:r>
+                  <w:rPr>
+                    <w:lang w:val="en-US"/>
+                  </w:rPr>
+                  <w:t>S1</w:t>
+                </w:r>
+              </w:p>
+            </w:tc>
+            <w:tc>
+              <w:tcPr>
+                <w:tcW w:w="3005" w:type="dxa"/>
+              </w:tcPr>
+              <w:p>
+                <w:pPr>
+                  <w:rPr>
+                    <w:i/>
+                    <w:lang w:val="ru-RU"/>
+                  </w:rPr>
+                </w:pPr>
+                <w:r>
+                  <w:rPr>
+                    <w:lang w:val="en-US"/>
+                  </w:rPr>
+                  <w:t>Z=</w:t>
+                </w:r>
+                <m:oMath>
+                  <m:r>
+                    <w:rPr>
+                      <w:rFonts w:ascii="Cambria Math" w:hAnsi="Cambria Math"/>
+                      <w:lang w:val="en-US"/>
+                    </w:rPr>
+                    <m:t>(</m:t>
+                  </m:r>
+                  <m:acc>
+                    <m:accPr>
+                      <m:chr m:val="̅"/>
+                      <m:ctrlPr>
+                        <w:rPr>
+                          <w:rFonts w:ascii="Cambria Math" w:hAnsi="Cambria Math"/>
+                          <w:i/>
+                          <w:lang w:val="en-US"/>
+                        </w:rPr>
+                      </m:ctrlPr>
+                    </m:accPr>
+                    <m:e>
+                      <m:r>
+                        <w:rPr>
+                          <w:rFonts w:ascii="Cambria Math" w:hAnsi="Cambria Math"/>
+                          <w:lang w:val="en-US"/>
+                        </w:rPr>
+                        <m:t>A⊕B</m:t>
+                      </m:r>
+                      <m:r>
+                        <w:rPr>
+                          <w:rFonts w:ascii="Cambria Math" w:hAnsi="Cambria Math"/>
+                          <w:lang w:val="en-US"/>
+                        </w:rPr>
+                        <m:t>)</m:t>
+                      </m:r>
+                    </m:e>
+                  </m:acc>
+                </m:oMath>
+              </w:p>
+            </w:tc>
+          </w:tr>
+          <w:tr>
+            <w:tc>
+              <w:tcPr>
+                <w:tcW w:w="3006" w:type="dxa"/>
+              </w:tcPr>
+              <w:p>
+                <w:pPr>
+                  <w:rPr>
+                    <w:lang w:val="en-US"/>
+                  </w:rPr>
+                </w:pPr>
+                <w:r>
+                  <w:rPr>
+                    <w:lang w:val="en-US"/>
+                  </w:rPr>
+                  <w:t>0</w:t>
+                </w:r>
+              </w:p>
+            </w:tc>
+            <w:tc>
+              <w:tcPr>
+                <w:tcW w:w="3005" w:type="dxa"/>
+              </w:tcPr>
+              <w:p>
+                <w:pPr>
+                  <w:rPr>
+                    <w:lang w:val="en-US"/>
+                  </w:rPr>
+                </w:pPr>
+                <w:r>
+                  <w:rPr>
+                    <w:lang w:val="en-US"/>
+                  </w:rPr>
+                  <w:t>0</w:t>
+                </w:r>
+              </w:p>
+            </w:tc>
+            <w:tc>
+              <w:tcPr>
+                <w:tcW w:w="3005" w:type="dxa"/>
+              </w:tcPr>
+              <w:p>
+                <w:pPr>
+                  <w:rPr>
+                    <w:lang w:val="ru-RU"/>
+                  </w:rPr>
+                </w:pPr>
+                <w:r>
+                  <w:rPr>
+                    <w:lang w:val="ru-RU"/>
+                  </w:rPr>
+                  <w:t>1</w:t>
+                </w:r>
+              </w:p>
+            </w:tc>
+          </w:tr>
+          <w:tr>
+            <w:tc>
+              <w:tcPr>
+                <w:tcW w:w="3006" w:type="dxa"/>
+              </w:tcPr>
+              <w:p>
+                <w:pPr>
+                  <w:rPr>
+                    <w:lang w:val="en-US"/>
+                  </w:rPr>
+                </w:pPr>
+                <w:r>
+                  <w:rPr>
+                    <w:lang w:val="en-US"/>
+                  </w:rPr>
+                  <w:t>0</w:t>
+                </w:r>
+              </w:p>
+            </w:tc>
+            <w:tc>
+              <w:tcPr>
+                <w:tcW w:w="3005" w:type="dxa"/>
+              </w:tcPr>
+              <w:p>
+                <w:pPr>
+                  <w:rPr>
+                    <w:lang w:val="en-US"/>
+                  </w:rPr>
+                </w:pPr>
+                <w:r>
+                  <w:rPr>
+                    <w:lang w:val="en-US"/>
+                  </w:rPr>
+                  <w:t>1</w:t>
+                </w:r>
+              </w:p>
+            </w:tc>
+            <w:tc>
+              <w:tcPr>
+                <w:tcW w:w="3005" w:type="dxa"/>
+              </w:tcPr>
+              <w:p>
+                <w:pPr>
+                  <w:rPr>
+                    <w:lang w:val="ru-RU"/>
+                  </w:rPr>
+                </w:pPr>
+                <w:r>
+                  <w:rPr>
+                    <w:lang w:val="ru-RU"/>
+                  </w:rPr>
+                  <w:t>0</w:t>
+                </w:r>
+              </w:p>
+            </w:tc>
+          </w:tr>
+          <w:tr>
+            <w:tc>
+              <w:tcPr>
+                <w:tcW w:w="3006" w:type="dxa"/>
+              </w:tcPr>
+              <w:p>
+                <w:pPr>
+                  <w:rPr>
+                    <w:lang w:val="en-US"/>
+                  </w:rPr>
+                </w:pPr>
+                <w:r>
+                  <w:rPr>
+                    <w:lang w:val="en-US"/>
+                  </w:rPr>
+                  <w:t>1</w:t>
+                </w:r>
+              </w:p>
+            </w:tc>
+            <w:tc>
+              <w:tcPr>
+                <w:tcW w:w="3005" w:type="dxa"/>
+              </w:tcPr>
+              <w:p>
+                <w:pPr>
+                  <w:rPr>
+                    <w:lang w:val="en-US"/>
+                  </w:rPr>
+                </w:pPr>
+                <w:r>
+                  <w:rPr>
+                    <w:lang w:val="en-US"/>
+                  </w:rPr>
+                  <w:t>0</w:t>
+                </w:r>
+              </w:p>
+            </w:tc>
+            <w:tc>
+              <w:tcPr>
+                <w:tcW w:w="3005" w:type="dxa"/>
+              </w:tcPr>
+              <w:p>
+                <w:pPr>
+                  <w:rPr>
+                    <w:lang w:val="ru-RU"/>
+                  </w:rPr>
+                </w:pPr>
+                <w:r>
+                  <w:rPr>
+                    <w:lang w:val="ru-RU"/>
+                  </w:rPr>
+                  <w:t>0</w:t>
+                </w:r>
+              </w:p>
+            </w:tc>
+          </w:tr>
+          <w:tr>
+            <w:tc>
+              <w:tcPr>
+                <w:tcW w:w="3006" w:type="dxa"/>
+              </w:tcPr>
+              <w:p>
+                <w:pPr>
+                  <w:rPr>
+                    <w:lang w:val="en-US"/>
+                  </w:rPr>
+                </w:pPr>
+                <w:r>
+                  <w:rPr>
+                    <w:lang w:val="en-US"/>
+                  </w:rPr>
+                  <w:t>1</w:t>
+                </w:r>
+              </w:p>
+            </w:tc>
+            <w:tc>
+              <w:tcPr>
+                <w:tcW w:w="3005" w:type="dxa"/>
+              </w:tcPr>
+              <w:p>
+                <w:pPr>
+                  <w:rPr>
+                    <w:lang w:val="en-US"/>
+                  </w:rPr>
+                </w:pPr>
+                <w:r>
+                  <w:rPr>
+                    <w:lang w:val="en-US"/>
+                  </w:rPr>
+                  <w:t>1</w:t>
+                </w:r>
+              </w:p>
+            </w:tc>
+            <w:tc>
+              <w:tcPr>
+                <w:tcW w:w="3005" w:type="dxa"/>
+              </w:tcPr>
+              <w:p>
+                <w:pPr>
+                  <w:rPr>
+                    <w:lang w:val="ru-RU"/>
+                  </w:rPr>
+                </w:pPr>
+                <w:r>
+                  <w:rPr>
+                    <w:lang w:val="ru-RU"/>
+                  </w:rPr>
+                  <w:t>1</w:t>
+                </w:r>
+              </w:p>
+            </w:tc>
+          </w:tr>
+        </w:tbl>
+        <w:p/>
         <w:p>
           <w:r>
             <w:br w:type="page"/>
